--- a/fuentes/CF3_82110034_DI.docx
+++ b/fuentes/CF3_82110034_DI.docx
@@ -894,14 +894,15 @@
       <w:r>
         <w:rPr>
           <w:b/>
+          <w:noProof/>
           <w:sz w:val="20"/>
           <w:szCs w:val="20"/>
         </w:rPr>
         <w:drawing>
-          <wp:inline distT="0" distB="0" distL="0" distR="0" wp14:anchorId="02E0C109" wp14:editId="3439FEFC">
-            <wp:extent cx="3934374" cy="3391373"/>
-            <wp:effectExtent l="0" t="0" r="9525" b="0"/>
-            <wp:docPr id="1166209194" name="Imagen 1" descr="Tabla&#10;&#10;El contenido generado por IA puede ser incorrecto."/>
+          <wp:inline distT="0" distB="0" distL="0" distR="0" wp14:anchorId="053B0E04" wp14:editId="091D0575">
+            <wp:extent cx="4210050" cy="3133548"/>
+            <wp:effectExtent l="0" t="0" r="0" b="0"/>
+            <wp:docPr id="646053081" name="Imagen 1" descr="Texto&#10;&#10;El contenido generado por IA puede ser incorrecto."/>
             <wp:cNvGraphicFramePr>
               <a:graphicFrameLocks xmlns:a="http://schemas.openxmlformats.org/drawingml/2006/main" noChangeAspect="1"/>
             </wp:cNvGraphicFramePr>
@@ -909,7 +910,7 @@
               <a:graphicData uri="http://schemas.openxmlformats.org/drawingml/2006/picture">
                 <pic:pic xmlns:pic="http://schemas.openxmlformats.org/drawingml/2006/picture">
                   <pic:nvPicPr>
-                    <pic:cNvPr id="1166209194" name="Imagen 1" descr="Tabla&#10;&#10;El contenido generado por IA puede ser incorrecto."/>
+                    <pic:cNvPr id="646053081" name="Imagen 1" descr="Texto&#10;&#10;El contenido generado por IA puede ser incorrecto."/>
                     <pic:cNvPicPr/>
                   </pic:nvPicPr>
                   <pic:blipFill>
@@ -921,7 +922,7 @@
                   <pic:spPr>
                     <a:xfrm>
                       <a:off x="0" y="0"/>
-                      <a:ext cx="3934374" cy="3391373"/>
+                      <a:ext cx="4221707" cy="3142224"/>
                     </a:xfrm>
                     <a:prstGeom prst="rect">
                       <a:avLst/>
@@ -4551,7 +4552,7 @@
         <w:pStyle w:val="Ttulo2"/>
         <w:numPr>
           <w:ilvl w:val="1"/>
-          <w:numId w:val="3"/>
+          <w:numId w:val="116"/>
         </w:numPr>
         <w:spacing w:line="360" w:lineRule="auto"/>
         <w:rPr>
@@ -5519,7 +5520,6 @@
           <w:lang w:eastAsia="es-CO"/>
         </w:rPr>
       </w:pPr>
-      <w:commentRangeStart w:id="5"/>
       <w:r>
         <w:rPr>
           <w:rFonts w:eastAsia="Times New Roman"/>
@@ -5531,16 +5531,7 @@
           <w:szCs w:val="20"/>
           <w:lang w:eastAsia="es-CO"/>
         </w:rPr>
-        <w:t>Tabla</w:t>
-      </w:r>
-      <w:commentRangeEnd w:id="5"/>
-      <w:r>
-        <w:rPr>
-          <w:rStyle w:val="Refdecomentario"/>
-          <w:sz w:val="20"/>
-          <w:szCs w:val="20"/>
-        </w:rPr>
-        <w:commentReference w:id="5"/>
+        <w:t xml:space="preserve">Tabla 1. </w:t>
       </w:r>
       <w:r>
         <w:rPr>
@@ -5553,9 +5544,9 @@
           <w:szCs w:val="20"/>
           <w:lang w:eastAsia="es-CO"/>
         </w:rPr>
-        <w:t xml:space="preserve"> 1. Amperaje que soportan los cables de </w:t>
-      </w:r>
-      <w:commentRangeStart w:id="6"/>
+        <w:t xml:space="preserve">Amperaje que soportan los cables de cobre según el tipo de aislamiento y </w:t>
+      </w:r>
+      <w:commentRangeStart w:id="5"/>
       <w:r>
         <w:rPr>
           <w:rFonts w:eastAsia="Times New Roman"/>
@@ -5567,130 +5558,2983 @@
           <w:szCs w:val="20"/>
           <w:lang w:eastAsia="es-CO"/>
         </w:rPr>
-        <w:t>cobre</w:t>
-      </w:r>
-      <w:commentRangeEnd w:id="6"/>
+        <w:t>temperatura</w:t>
+      </w:r>
+      <w:commentRangeEnd w:id="5"/>
       <w:r>
         <w:rPr>
           <w:rStyle w:val="Refdecomentario"/>
-          <w:sz w:val="20"/>
-          <w:szCs w:val="20"/>
-        </w:rPr>
-        <w:commentReference w:id="6"/>
-      </w:r>
-    </w:p>
+        </w:rPr>
+        <w:commentReference w:id="5"/>
+      </w:r>
+    </w:p>
+    <w:tbl>
+      <w:tblPr>
+        <w:tblW w:w="4800" w:type="dxa"/>
+        <w:tblCellMar>
+          <w:left w:w="70" w:type="dxa"/>
+          <w:right w:w="70" w:type="dxa"/>
+        </w:tblCellMar>
+        <w:tblLook w:val="04A0" w:firstRow="1" w:lastRow="0" w:firstColumn="1" w:lastColumn="0" w:noHBand="0" w:noVBand="1"/>
+      </w:tblPr>
+      <w:tblGrid>
+        <w:gridCol w:w="1200"/>
+        <w:gridCol w:w="1200"/>
+        <w:gridCol w:w="1200"/>
+        <w:gridCol w:w="1200"/>
+      </w:tblGrid>
+      <w:tr>
+        <w:trPr>
+          <w:trHeight w:val="1200"/>
+        </w:trPr>
+        <w:tc>
+          <w:tcPr>
+            <w:tcW w:w="1200" w:type="dxa"/>
+            <w:tcBorders>
+              <w:top w:val="single" w:sz="4" w:space="0" w:color="auto"/>
+              <w:left w:val="single" w:sz="4" w:space="0" w:color="auto"/>
+              <w:bottom w:val="single" w:sz="4" w:space="0" w:color="auto"/>
+              <w:right w:val="single" w:sz="4" w:space="0" w:color="auto"/>
+            </w:tcBorders>
+            <w:shd w:val="clear" w:color="auto" w:fill="auto"/>
+            <w:vAlign w:val="center"/>
+            <w:hideMark/>
+          </w:tcPr>
+          <w:p>
+            <w:pPr>
+              <w:spacing w:line="240" w:lineRule="auto"/>
+              <w:jc w:val="center"/>
+              <w:rPr>
+                <w:rFonts w:ascii="Aptos Narrow" w:eastAsia="Times New Roman" w:hAnsi="Aptos Narrow" w:cs="Times New Roman"/>
+                <w:b/>
+                <w:bCs/>
+                <w:color w:val="000000"/>
+                <w:lang w:eastAsia="es-CO"/>
+              </w:rPr>
+            </w:pPr>
+            <w:r>
+              <w:rPr>
+                <w:rFonts w:ascii="Aptos Narrow" w:eastAsia="Times New Roman" w:hAnsi="Aptos Narrow" w:cs="Times New Roman"/>
+                <w:b/>
+                <w:bCs/>
+                <w:color w:val="000000"/>
+                <w:lang w:eastAsia="es-CO"/>
+              </w:rPr>
+              <w:t>Calibre del cable (AWG)</w:t>
+            </w:r>
+          </w:p>
+        </w:tc>
+        <w:tc>
+          <w:tcPr>
+            <w:tcW w:w="1200" w:type="dxa"/>
+            <w:tcBorders>
+              <w:top w:val="single" w:sz="4" w:space="0" w:color="auto"/>
+              <w:left w:val="nil"/>
+              <w:bottom w:val="single" w:sz="4" w:space="0" w:color="auto"/>
+              <w:right w:val="single" w:sz="4" w:space="0" w:color="auto"/>
+            </w:tcBorders>
+            <w:shd w:val="clear" w:color="auto" w:fill="auto"/>
+            <w:vAlign w:val="center"/>
+            <w:hideMark/>
+          </w:tcPr>
+          <w:p>
+            <w:pPr>
+              <w:spacing w:line="240" w:lineRule="auto"/>
+              <w:jc w:val="center"/>
+              <w:rPr>
+                <w:rFonts w:ascii="Aptos Narrow" w:eastAsia="Times New Roman" w:hAnsi="Aptos Narrow" w:cs="Times New Roman"/>
+                <w:b/>
+                <w:bCs/>
+                <w:color w:val="000000"/>
+                <w:lang w:eastAsia="es-CO"/>
+              </w:rPr>
+            </w:pPr>
+            <w:r>
+              <w:rPr>
+                <w:rFonts w:ascii="Aptos Narrow" w:eastAsia="Times New Roman" w:hAnsi="Aptos Narrow" w:cs="Times New Roman"/>
+                <w:b/>
+                <w:bCs/>
+                <w:color w:val="000000"/>
+                <w:lang w:eastAsia="es-CO"/>
+              </w:rPr>
+              <w:t>TW (60</w:t>
+            </w:r>
+            <w:r>
+              <w:rPr>
+                <w:rFonts w:eastAsia="Times New Roman"/>
+                <w:b/>
+                <w:bCs/>
+                <w:color w:val="000000"/>
+                <w:lang w:eastAsia="es-CO"/>
+              </w:rPr>
+              <w:t> </w:t>
+            </w:r>
+            <w:r>
+              <w:rPr>
+                <w:rFonts w:ascii="Aptos Narrow" w:eastAsia="Times New Roman" w:hAnsi="Aptos Narrow" w:cs="Aptos Narrow"/>
+                <w:b/>
+                <w:bCs/>
+                <w:color w:val="000000"/>
+                <w:lang w:eastAsia="es-CO"/>
+              </w:rPr>
+              <w:t>°</w:t>
+            </w:r>
+            <w:r>
+              <w:rPr>
+                <w:rFonts w:ascii="Aptos Narrow" w:eastAsia="Times New Roman" w:hAnsi="Aptos Narrow" w:cs="Times New Roman"/>
+                <w:b/>
+                <w:bCs/>
+                <w:color w:val="000000"/>
+                <w:lang w:eastAsia="es-CO"/>
+              </w:rPr>
+              <w:t>C)</w:t>
+            </w:r>
+          </w:p>
+        </w:tc>
+        <w:tc>
+          <w:tcPr>
+            <w:tcW w:w="1200" w:type="dxa"/>
+            <w:tcBorders>
+              <w:top w:val="single" w:sz="4" w:space="0" w:color="auto"/>
+              <w:left w:val="nil"/>
+              <w:bottom w:val="single" w:sz="4" w:space="0" w:color="auto"/>
+              <w:right w:val="single" w:sz="4" w:space="0" w:color="auto"/>
+            </w:tcBorders>
+            <w:shd w:val="clear" w:color="auto" w:fill="auto"/>
+            <w:vAlign w:val="center"/>
+            <w:hideMark/>
+          </w:tcPr>
+          <w:p>
+            <w:pPr>
+              <w:spacing w:line="240" w:lineRule="auto"/>
+              <w:jc w:val="center"/>
+              <w:rPr>
+                <w:rFonts w:ascii="Aptos Narrow" w:eastAsia="Times New Roman" w:hAnsi="Aptos Narrow" w:cs="Times New Roman"/>
+                <w:b/>
+                <w:bCs/>
+                <w:color w:val="000000"/>
+                <w:lang w:val="en-US" w:eastAsia="es-CO"/>
+              </w:rPr>
+            </w:pPr>
+            <w:r>
+              <w:rPr>
+                <w:rFonts w:ascii="Aptos Narrow" w:eastAsia="Times New Roman" w:hAnsi="Aptos Narrow" w:cs="Times New Roman"/>
+                <w:b/>
+                <w:bCs/>
+                <w:color w:val="000000"/>
+                <w:lang w:val="en-US" w:eastAsia="es-CO"/>
+              </w:rPr>
+              <w:t>RHW, THW, THWN (75</w:t>
+            </w:r>
+            <w:r>
+              <w:rPr>
+                <w:rFonts w:eastAsia="Times New Roman"/>
+                <w:b/>
+                <w:bCs/>
+                <w:color w:val="000000"/>
+                <w:lang w:val="en-US" w:eastAsia="es-CO"/>
+              </w:rPr>
+              <w:t> </w:t>
+            </w:r>
+            <w:r>
+              <w:rPr>
+                <w:rFonts w:ascii="Aptos Narrow" w:eastAsia="Times New Roman" w:hAnsi="Aptos Narrow" w:cs="Aptos Narrow"/>
+                <w:b/>
+                <w:bCs/>
+                <w:color w:val="000000"/>
+                <w:lang w:val="en-US" w:eastAsia="es-CO"/>
+              </w:rPr>
+              <w:t>°</w:t>
+            </w:r>
+            <w:r>
+              <w:rPr>
+                <w:rFonts w:ascii="Aptos Narrow" w:eastAsia="Times New Roman" w:hAnsi="Aptos Narrow" w:cs="Times New Roman"/>
+                <w:b/>
+                <w:bCs/>
+                <w:color w:val="000000"/>
+                <w:lang w:val="en-US" w:eastAsia="es-CO"/>
+              </w:rPr>
+              <w:t>C)</w:t>
+            </w:r>
+          </w:p>
+        </w:tc>
+        <w:tc>
+          <w:tcPr>
+            <w:tcW w:w="1200" w:type="dxa"/>
+            <w:tcBorders>
+              <w:top w:val="single" w:sz="4" w:space="0" w:color="auto"/>
+              <w:left w:val="nil"/>
+              <w:bottom w:val="single" w:sz="4" w:space="0" w:color="auto"/>
+              <w:right w:val="single" w:sz="4" w:space="0" w:color="auto"/>
+            </w:tcBorders>
+            <w:shd w:val="clear" w:color="auto" w:fill="auto"/>
+            <w:vAlign w:val="center"/>
+            <w:hideMark/>
+          </w:tcPr>
+          <w:p>
+            <w:pPr>
+              <w:spacing w:line="240" w:lineRule="auto"/>
+              <w:jc w:val="center"/>
+              <w:rPr>
+                <w:rFonts w:ascii="Aptos Narrow" w:eastAsia="Times New Roman" w:hAnsi="Aptos Narrow" w:cs="Times New Roman"/>
+                <w:b/>
+                <w:bCs/>
+                <w:color w:val="000000"/>
+                <w:lang w:val="en-US" w:eastAsia="es-CO"/>
+              </w:rPr>
+            </w:pPr>
+            <w:r>
+              <w:rPr>
+                <w:rFonts w:ascii="Aptos Narrow" w:eastAsia="Times New Roman" w:hAnsi="Aptos Narrow" w:cs="Times New Roman"/>
+                <w:b/>
+                <w:bCs/>
+                <w:color w:val="000000"/>
+                <w:lang w:val="en-US" w:eastAsia="es-CO"/>
+              </w:rPr>
+              <w:t>THHN, XHHW-2, THWN-2 (90</w:t>
+            </w:r>
+            <w:r>
+              <w:rPr>
+                <w:rFonts w:eastAsia="Times New Roman"/>
+                <w:b/>
+                <w:bCs/>
+                <w:color w:val="000000"/>
+                <w:lang w:val="en-US" w:eastAsia="es-CO"/>
+              </w:rPr>
+              <w:t> </w:t>
+            </w:r>
+            <w:r>
+              <w:rPr>
+                <w:rFonts w:ascii="Aptos Narrow" w:eastAsia="Times New Roman" w:hAnsi="Aptos Narrow" w:cs="Aptos Narrow"/>
+                <w:b/>
+                <w:bCs/>
+                <w:color w:val="000000"/>
+                <w:lang w:val="en-US" w:eastAsia="es-CO"/>
+              </w:rPr>
+              <w:t>°</w:t>
+            </w:r>
+            <w:r>
+              <w:rPr>
+                <w:rFonts w:ascii="Aptos Narrow" w:eastAsia="Times New Roman" w:hAnsi="Aptos Narrow" w:cs="Times New Roman"/>
+                <w:b/>
+                <w:bCs/>
+                <w:color w:val="000000"/>
+                <w:lang w:val="en-US" w:eastAsia="es-CO"/>
+              </w:rPr>
+              <w:t>C)</w:t>
+            </w:r>
+          </w:p>
+        </w:tc>
+      </w:tr>
+      <w:tr>
+        <w:trPr>
+          <w:trHeight w:val="300"/>
+        </w:trPr>
+        <w:tc>
+          <w:tcPr>
+            <w:tcW w:w="1200" w:type="dxa"/>
+            <w:tcBorders>
+              <w:top w:val="nil"/>
+              <w:left w:val="single" w:sz="4" w:space="0" w:color="auto"/>
+              <w:bottom w:val="single" w:sz="4" w:space="0" w:color="auto"/>
+              <w:right w:val="single" w:sz="4" w:space="0" w:color="auto"/>
+            </w:tcBorders>
+            <w:shd w:val="clear" w:color="auto" w:fill="auto"/>
+            <w:vAlign w:val="center"/>
+            <w:hideMark/>
+          </w:tcPr>
+          <w:p>
+            <w:pPr>
+              <w:spacing w:line="240" w:lineRule="auto"/>
+              <w:rPr>
+                <w:rFonts w:ascii="Aptos Narrow" w:eastAsia="Times New Roman" w:hAnsi="Aptos Narrow" w:cs="Times New Roman"/>
+                <w:color w:val="000000"/>
+                <w:lang w:eastAsia="es-CO"/>
+              </w:rPr>
+            </w:pPr>
+            <w:r>
+              <w:rPr>
+                <w:rFonts w:ascii="Aptos Narrow" w:eastAsia="Times New Roman" w:hAnsi="Aptos Narrow" w:cs="Times New Roman"/>
+                <w:color w:val="000000"/>
+                <w:lang w:eastAsia="es-CO"/>
+              </w:rPr>
+              <w:t>14 AWG</w:t>
+            </w:r>
+          </w:p>
+        </w:tc>
+        <w:tc>
+          <w:tcPr>
+            <w:tcW w:w="1200" w:type="dxa"/>
+            <w:tcBorders>
+              <w:top w:val="nil"/>
+              <w:left w:val="nil"/>
+              <w:bottom w:val="single" w:sz="4" w:space="0" w:color="auto"/>
+              <w:right w:val="single" w:sz="4" w:space="0" w:color="auto"/>
+            </w:tcBorders>
+            <w:shd w:val="clear" w:color="auto" w:fill="auto"/>
+            <w:vAlign w:val="center"/>
+            <w:hideMark/>
+          </w:tcPr>
+          <w:p>
+            <w:pPr>
+              <w:spacing w:line="240" w:lineRule="auto"/>
+              <w:rPr>
+                <w:rFonts w:ascii="Aptos Narrow" w:eastAsia="Times New Roman" w:hAnsi="Aptos Narrow" w:cs="Times New Roman"/>
+                <w:color w:val="000000"/>
+                <w:lang w:eastAsia="es-CO"/>
+              </w:rPr>
+            </w:pPr>
+            <w:r>
+              <w:rPr>
+                <w:rFonts w:ascii="Aptos Narrow" w:eastAsia="Times New Roman" w:hAnsi="Aptos Narrow" w:cs="Times New Roman"/>
+                <w:color w:val="000000"/>
+                <w:lang w:eastAsia="es-CO"/>
+              </w:rPr>
+              <w:t xml:space="preserve">15 </w:t>
+            </w:r>
+            <w:proofErr w:type="gramStart"/>
+            <w:r>
+              <w:rPr>
+                <w:rFonts w:ascii="Aptos Narrow" w:eastAsia="Times New Roman" w:hAnsi="Aptos Narrow" w:cs="Times New Roman"/>
+                <w:color w:val="000000"/>
+                <w:lang w:eastAsia="es-CO"/>
+              </w:rPr>
+              <w:t>A</w:t>
+            </w:r>
+            <w:proofErr w:type="gramEnd"/>
+          </w:p>
+        </w:tc>
+        <w:tc>
+          <w:tcPr>
+            <w:tcW w:w="1200" w:type="dxa"/>
+            <w:tcBorders>
+              <w:top w:val="nil"/>
+              <w:left w:val="nil"/>
+              <w:bottom w:val="single" w:sz="4" w:space="0" w:color="auto"/>
+              <w:right w:val="single" w:sz="4" w:space="0" w:color="auto"/>
+            </w:tcBorders>
+            <w:shd w:val="clear" w:color="auto" w:fill="auto"/>
+            <w:vAlign w:val="center"/>
+            <w:hideMark/>
+          </w:tcPr>
+          <w:p>
+            <w:pPr>
+              <w:spacing w:line="240" w:lineRule="auto"/>
+              <w:rPr>
+                <w:rFonts w:ascii="Aptos Narrow" w:eastAsia="Times New Roman" w:hAnsi="Aptos Narrow" w:cs="Times New Roman"/>
+                <w:color w:val="000000"/>
+                <w:lang w:eastAsia="es-CO"/>
+              </w:rPr>
+            </w:pPr>
+            <w:r>
+              <w:rPr>
+                <w:rFonts w:ascii="Aptos Narrow" w:eastAsia="Times New Roman" w:hAnsi="Aptos Narrow" w:cs="Times New Roman"/>
+                <w:color w:val="000000"/>
+                <w:lang w:eastAsia="es-CO"/>
+              </w:rPr>
+              <w:t xml:space="preserve">15 </w:t>
+            </w:r>
+            <w:proofErr w:type="gramStart"/>
+            <w:r>
+              <w:rPr>
+                <w:rFonts w:ascii="Aptos Narrow" w:eastAsia="Times New Roman" w:hAnsi="Aptos Narrow" w:cs="Times New Roman"/>
+                <w:color w:val="000000"/>
+                <w:lang w:eastAsia="es-CO"/>
+              </w:rPr>
+              <w:t>A</w:t>
+            </w:r>
+            <w:proofErr w:type="gramEnd"/>
+          </w:p>
+        </w:tc>
+        <w:tc>
+          <w:tcPr>
+            <w:tcW w:w="1200" w:type="dxa"/>
+            <w:tcBorders>
+              <w:top w:val="nil"/>
+              <w:left w:val="nil"/>
+              <w:bottom w:val="single" w:sz="4" w:space="0" w:color="auto"/>
+              <w:right w:val="single" w:sz="4" w:space="0" w:color="auto"/>
+            </w:tcBorders>
+            <w:shd w:val="clear" w:color="auto" w:fill="auto"/>
+            <w:vAlign w:val="center"/>
+            <w:hideMark/>
+          </w:tcPr>
+          <w:p>
+            <w:pPr>
+              <w:spacing w:line="240" w:lineRule="auto"/>
+              <w:rPr>
+                <w:rFonts w:ascii="Aptos Narrow" w:eastAsia="Times New Roman" w:hAnsi="Aptos Narrow" w:cs="Times New Roman"/>
+                <w:color w:val="000000"/>
+                <w:lang w:eastAsia="es-CO"/>
+              </w:rPr>
+            </w:pPr>
+            <w:r>
+              <w:rPr>
+                <w:rFonts w:ascii="Aptos Narrow" w:eastAsia="Times New Roman" w:hAnsi="Aptos Narrow" w:cs="Times New Roman"/>
+                <w:color w:val="000000"/>
+                <w:lang w:eastAsia="es-CO"/>
+              </w:rPr>
+              <w:t xml:space="preserve">15 </w:t>
+            </w:r>
+            <w:proofErr w:type="gramStart"/>
+            <w:r>
+              <w:rPr>
+                <w:rFonts w:ascii="Aptos Narrow" w:eastAsia="Times New Roman" w:hAnsi="Aptos Narrow" w:cs="Times New Roman"/>
+                <w:color w:val="000000"/>
+                <w:lang w:eastAsia="es-CO"/>
+              </w:rPr>
+              <w:t>A</w:t>
+            </w:r>
+            <w:proofErr w:type="gramEnd"/>
+          </w:p>
+        </w:tc>
+      </w:tr>
+      <w:tr>
+        <w:trPr>
+          <w:trHeight w:val="300"/>
+        </w:trPr>
+        <w:tc>
+          <w:tcPr>
+            <w:tcW w:w="1200" w:type="dxa"/>
+            <w:tcBorders>
+              <w:top w:val="nil"/>
+              <w:left w:val="single" w:sz="4" w:space="0" w:color="auto"/>
+              <w:bottom w:val="single" w:sz="4" w:space="0" w:color="auto"/>
+              <w:right w:val="single" w:sz="4" w:space="0" w:color="auto"/>
+            </w:tcBorders>
+            <w:shd w:val="clear" w:color="auto" w:fill="auto"/>
+            <w:vAlign w:val="center"/>
+            <w:hideMark/>
+          </w:tcPr>
+          <w:p>
+            <w:pPr>
+              <w:spacing w:line="240" w:lineRule="auto"/>
+              <w:rPr>
+                <w:rFonts w:ascii="Aptos Narrow" w:eastAsia="Times New Roman" w:hAnsi="Aptos Narrow" w:cs="Times New Roman"/>
+                <w:color w:val="000000"/>
+                <w:lang w:eastAsia="es-CO"/>
+              </w:rPr>
+            </w:pPr>
+            <w:r>
+              <w:rPr>
+                <w:rFonts w:ascii="Aptos Narrow" w:eastAsia="Times New Roman" w:hAnsi="Aptos Narrow" w:cs="Times New Roman"/>
+                <w:color w:val="000000"/>
+                <w:lang w:eastAsia="es-CO"/>
+              </w:rPr>
+              <w:t>12 AWG</w:t>
+            </w:r>
+          </w:p>
+        </w:tc>
+        <w:tc>
+          <w:tcPr>
+            <w:tcW w:w="1200" w:type="dxa"/>
+            <w:tcBorders>
+              <w:top w:val="nil"/>
+              <w:left w:val="nil"/>
+              <w:bottom w:val="single" w:sz="4" w:space="0" w:color="auto"/>
+              <w:right w:val="single" w:sz="4" w:space="0" w:color="auto"/>
+            </w:tcBorders>
+            <w:shd w:val="clear" w:color="auto" w:fill="auto"/>
+            <w:vAlign w:val="center"/>
+            <w:hideMark/>
+          </w:tcPr>
+          <w:p>
+            <w:pPr>
+              <w:spacing w:line="240" w:lineRule="auto"/>
+              <w:rPr>
+                <w:rFonts w:ascii="Aptos Narrow" w:eastAsia="Times New Roman" w:hAnsi="Aptos Narrow" w:cs="Times New Roman"/>
+                <w:color w:val="000000"/>
+                <w:lang w:eastAsia="es-CO"/>
+              </w:rPr>
+            </w:pPr>
+            <w:r>
+              <w:rPr>
+                <w:rFonts w:ascii="Aptos Narrow" w:eastAsia="Times New Roman" w:hAnsi="Aptos Narrow" w:cs="Times New Roman"/>
+                <w:color w:val="000000"/>
+                <w:lang w:eastAsia="es-CO"/>
+              </w:rPr>
+              <w:t xml:space="preserve">20 </w:t>
+            </w:r>
+            <w:proofErr w:type="gramStart"/>
+            <w:r>
+              <w:rPr>
+                <w:rFonts w:ascii="Aptos Narrow" w:eastAsia="Times New Roman" w:hAnsi="Aptos Narrow" w:cs="Times New Roman"/>
+                <w:color w:val="000000"/>
+                <w:lang w:eastAsia="es-CO"/>
+              </w:rPr>
+              <w:t>A</w:t>
+            </w:r>
+            <w:proofErr w:type="gramEnd"/>
+          </w:p>
+        </w:tc>
+        <w:tc>
+          <w:tcPr>
+            <w:tcW w:w="1200" w:type="dxa"/>
+            <w:tcBorders>
+              <w:top w:val="nil"/>
+              <w:left w:val="nil"/>
+              <w:bottom w:val="single" w:sz="4" w:space="0" w:color="auto"/>
+              <w:right w:val="single" w:sz="4" w:space="0" w:color="auto"/>
+            </w:tcBorders>
+            <w:shd w:val="clear" w:color="auto" w:fill="auto"/>
+            <w:vAlign w:val="center"/>
+            <w:hideMark/>
+          </w:tcPr>
+          <w:p>
+            <w:pPr>
+              <w:spacing w:line="240" w:lineRule="auto"/>
+              <w:rPr>
+                <w:rFonts w:ascii="Aptos Narrow" w:eastAsia="Times New Roman" w:hAnsi="Aptos Narrow" w:cs="Times New Roman"/>
+                <w:color w:val="000000"/>
+                <w:lang w:eastAsia="es-CO"/>
+              </w:rPr>
+            </w:pPr>
+            <w:r>
+              <w:rPr>
+                <w:rFonts w:ascii="Aptos Narrow" w:eastAsia="Times New Roman" w:hAnsi="Aptos Narrow" w:cs="Times New Roman"/>
+                <w:color w:val="000000"/>
+                <w:lang w:eastAsia="es-CO"/>
+              </w:rPr>
+              <w:t xml:space="preserve">20 </w:t>
+            </w:r>
+            <w:proofErr w:type="gramStart"/>
+            <w:r>
+              <w:rPr>
+                <w:rFonts w:ascii="Aptos Narrow" w:eastAsia="Times New Roman" w:hAnsi="Aptos Narrow" w:cs="Times New Roman"/>
+                <w:color w:val="000000"/>
+                <w:lang w:eastAsia="es-CO"/>
+              </w:rPr>
+              <w:t>A</w:t>
+            </w:r>
+            <w:proofErr w:type="gramEnd"/>
+          </w:p>
+        </w:tc>
+        <w:tc>
+          <w:tcPr>
+            <w:tcW w:w="1200" w:type="dxa"/>
+            <w:tcBorders>
+              <w:top w:val="nil"/>
+              <w:left w:val="nil"/>
+              <w:bottom w:val="single" w:sz="4" w:space="0" w:color="auto"/>
+              <w:right w:val="single" w:sz="4" w:space="0" w:color="auto"/>
+            </w:tcBorders>
+            <w:shd w:val="clear" w:color="auto" w:fill="auto"/>
+            <w:vAlign w:val="center"/>
+            <w:hideMark/>
+          </w:tcPr>
+          <w:p>
+            <w:pPr>
+              <w:spacing w:line="240" w:lineRule="auto"/>
+              <w:rPr>
+                <w:rFonts w:ascii="Aptos Narrow" w:eastAsia="Times New Roman" w:hAnsi="Aptos Narrow" w:cs="Times New Roman"/>
+                <w:color w:val="000000"/>
+                <w:lang w:eastAsia="es-CO"/>
+              </w:rPr>
+            </w:pPr>
+            <w:r>
+              <w:rPr>
+                <w:rFonts w:ascii="Aptos Narrow" w:eastAsia="Times New Roman" w:hAnsi="Aptos Narrow" w:cs="Times New Roman"/>
+                <w:color w:val="000000"/>
+                <w:lang w:eastAsia="es-CO"/>
+              </w:rPr>
+              <w:t xml:space="preserve">20 </w:t>
+            </w:r>
+            <w:proofErr w:type="gramStart"/>
+            <w:r>
+              <w:rPr>
+                <w:rFonts w:ascii="Aptos Narrow" w:eastAsia="Times New Roman" w:hAnsi="Aptos Narrow" w:cs="Times New Roman"/>
+                <w:color w:val="000000"/>
+                <w:lang w:eastAsia="es-CO"/>
+              </w:rPr>
+              <w:t>A</w:t>
+            </w:r>
+            <w:proofErr w:type="gramEnd"/>
+          </w:p>
+        </w:tc>
+      </w:tr>
+      <w:tr>
+        <w:trPr>
+          <w:trHeight w:val="300"/>
+        </w:trPr>
+        <w:tc>
+          <w:tcPr>
+            <w:tcW w:w="1200" w:type="dxa"/>
+            <w:tcBorders>
+              <w:top w:val="nil"/>
+              <w:left w:val="single" w:sz="4" w:space="0" w:color="auto"/>
+              <w:bottom w:val="single" w:sz="4" w:space="0" w:color="auto"/>
+              <w:right w:val="single" w:sz="4" w:space="0" w:color="auto"/>
+            </w:tcBorders>
+            <w:shd w:val="clear" w:color="auto" w:fill="auto"/>
+            <w:vAlign w:val="center"/>
+            <w:hideMark/>
+          </w:tcPr>
+          <w:p>
+            <w:pPr>
+              <w:spacing w:line="240" w:lineRule="auto"/>
+              <w:rPr>
+                <w:rFonts w:ascii="Aptos Narrow" w:eastAsia="Times New Roman" w:hAnsi="Aptos Narrow" w:cs="Times New Roman"/>
+                <w:color w:val="000000"/>
+                <w:lang w:eastAsia="es-CO"/>
+              </w:rPr>
+            </w:pPr>
+            <w:r>
+              <w:rPr>
+                <w:rFonts w:ascii="Aptos Narrow" w:eastAsia="Times New Roman" w:hAnsi="Aptos Narrow" w:cs="Times New Roman"/>
+                <w:color w:val="000000"/>
+                <w:lang w:eastAsia="es-CO"/>
+              </w:rPr>
+              <w:t>10 AWG</w:t>
+            </w:r>
+          </w:p>
+        </w:tc>
+        <w:tc>
+          <w:tcPr>
+            <w:tcW w:w="1200" w:type="dxa"/>
+            <w:tcBorders>
+              <w:top w:val="nil"/>
+              <w:left w:val="nil"/>
+              <w:bottom w:val="single" w:sz="4" w:space="0" w:color="auto"/>
+              <w:right w:val="single" w:sz="4" w:space="0" w:color="auto"/>
+            </w:tcBorders>
+            <w:shd w:val="clear" w:color="auto" w:fill="auto"/>
+            <w:vAlign w:val="center"/>
+            <w:hideMark/>
+          </w:tcPr>
+          <w:p>
+            <w:pPr>
+              <w:spacing w:line="240" w:lineRule="auto"/>
+              <w:rPr>
+                <w:rFonts w:ascii="Aptos Narrow" w:eastAsia="Times New Roman" w:hAnsi="Aptos Narrow" w:cs="Times New Roman"/>
+                <w:color w:val="000000"/>
+                <w:lang w:eastAsia="es-CO"/>
+              </w:rPr>
+            </w:pPr>
+            <w:r>
+              <w:rPr>
+                <w:rFonts w:ascii="Aptos Narrow" w:eastAsia="Times New Roman" w:hAnsi="Aptos Narrow" w:cs="Times New Roman"/>
+                <w:color w:val="000000"/>
+                <w:lang w:eastAsia="es-CO"/>
+              </w:rPr>
+              <w:t xml:space="preserve">30 </w:t>
+            </w:r>
+            <w:proofErr w:type="gramStart"/>
+            <w:r>
+              <w:rPr>
+                <w:rFonts w:ascii="Aptos Narrow" w:eastAsia="Times New Roman" w:hAnsi="Aptos Narrow" w:cs="Times New Roman"/>
+                <w:color w:val="000000"/>
+                <w:lang w:eastAsia="es-CO"/>
+              </w:rPr>
+              <w:t>A</w:t>
+            </w:r>
+            <w:proofErr w:type="gramEnd"/>
+          </w:p>
+        </w:tc>
+        <w:tc>
+          <w:tcPr>
+            <w:tcW w:w="1200" w:type="dxa"/>
+            <w:tcBorders>
+              <w:top w:val="nil"/>
+              <w:left w:val="nil"/>
+              <w:bottom w:val="single" w:sz="4" w:space="0" w:color="auto"/>
+              <w:right w:val="single" w:sz="4" w:space="0" w:color="auto"/>
+            </w:tcBorders>
+            <w:shd w:val="clear" w:color="auto" w:fill="auto"/>
+            <w:vAlign w:val="center"/>
+            <w:hideMark/>
+          </w:tcPr>
+          <w:p>
+            <w:pPr>
+              <w:spacing w:line="240" w:lineRule="auto"/>
+              <w:rPr>
+                <w:rFonts w:ascii="Aptos Narrow" w:eastAsia="Times New Roman" w:hAnsi="Aptos Narrow" w:cs="Times New Roman"/>
+                <w:color w:val="000000"/>
+                <w:lang w:eastAsia="es-CO"/>
+              </w:rPr>
+            </w:pPr>
+            <w:r>
+              <w:rPr>
+                <w:rFonts w:ascii="Aptos Narrow" w:eastAsia="Times New Roman" w:hAnsi="Aptos Narrow" w:cs="Times New Roman"/>
+                <w:color w:val="000000"/>
+                <w:lang w:eastAsia="es-CO"/>
+              </w:rPr>
+              <w:t xml:space="preserve">30 </w:t>
+            </w:r>
+            <w:proofErr w:type="gramStart"/>
+            <w:r>
+              <w:rPr>
+                <w:rFonts w:ascii="Aptos Narrow" w:eastAsia="Times New Roman" w:hAnsi="Aptos Narrow" w:cs="Times New Roman"/>
+                <w:color w:val="000000"/>
+                <w:lang w:eastAsia="es-CO"/>
+              </w:rPr>
+              <w:t>A</w:t>
+            </w:r>
+            <w:proofErr w:type="gramEnd"/>
+          </w:p>
+        </w:tc>
+        <w:tc>
+          <w:tcPr>
+            <w:tcW w:w="1200" w:type="dxa"/>
+            <w:tcBorders>
+              <w:top w:val="nil"/>
+              <w:left w:val="nil"/>
+              <w:bottom w:val="single" w:sz="4" w:space="0" w:color="auto"/>
+              <w:right w:val="single" w:sz="4" w:space="0" w:color="auto"/>
+            </w:tcBorders>
+            <w:shd w:val="clear" w:color="auto" w:fill="auto"/>
+            <w:vAlign w:val="center"/>
+            <w:hideMark/>
+          </w:tcPr>
+          <w:p>
+            <w:pPr>
+              <w:spacing w:line="240" w:lineRule="auto"/>
+              <w:rPr>
+                <w:rFonts w:ascii="Aptos Narrow" w:eastAsia="Times New Roman" w:hAnsi="Aptos Narrow" w:cs="Times New Roman"/>
+                <w:color w:val="000000"/>
+                <w:lang w:eastAsia="es-CO"/>
+              </w:rPr>
+            </w:pPr>
+            <w:r>
+              <w:rPr>
+                <w:rFonts w:ascii="Aptos Narrow" w:eastAsia="Times New Roman" w:hAnsi="Aptos Narrow" w:cs="Times New Roman"/>
+                <w:color w:val="000000"/>
+                <w:lang w:eastAsia="es-CO"/>
+              </w:rPr>
+              <w:t xml:space="preserve">30 </w:t>
+            </w:r>
+            <w:proofErr w:type="gramStart"/>
+            <w:r>
+              <w:rPr>
+                <w:rFonts w:ascii="Aptos Narrow" w:eastAsia="Times New Roman" w:hAnsi="Aptos Narrow" w:cs="Times New Roman"/>
+                <w:color w:val="000000"/>
+                <w:lang w:eastAsia="es-CO"/>
+              </w:rPr>
+              <w:t>A</w:t>
+            </w:r>
+            <w:proofErr w:type="gramEnd"/>
+          </w:p>
+        </w:tc>
+      </w:tr>
+      <w:tr>
+        <w:trPr>
+          <w:trHeight w:val="300"/>
+        </w:trPr>
+        <w:tc>
+          <w:tcPr>
+            <w:tcW w:w="1200" w:type="dxa"/>
+            <w:tcBorders>
+              <w:top w:val="nil"/>
+              <w:left w:val="single" w:sz="4" w:space="0" w:color="auto"/>
+              <w:bottom w:val="single" w:sz="4" w:space="0" w:color="auto"/>
+              <w:right w:val="single" w:sz="4" w:space="0" w:color="auto"/>
+            </w:tcBorders>
+            <w:shd w:val="clear" w:color="auto" w:fill="auto"/>
+            <w:vAlign w:val="center"/>
+            <w:hideMark/>
+          </w:tcPr>
+          <w:p>
+            <w:pPr>
+              <w:spacing w:line="240" w:lineRule="auto"/>
+              <w:rPr>
+                <w:rFonts w:ascii="Aptos Narrow" w:eastAsia="Times New Roman" w:hAnsi="Aptos Narrow" w:cs="Times New Roman"/>
+                <w:color w:val="000000"/>
+                <w:lang w:eastAsia="es-CO"/>
+              </w:rPr>
+            </w:pPr>
+            <w:r>
+              <w:rPr>
+                <w:rFonts w:ascii="Aptos Narrow" w:eastAsia="Times New Roman" w:hAnsi="Aptos Narrow" w:cs="Times New Roman"/>
+                <w:color w:val="000000"/>
+                <w:lang w:eastAsia="es-CO"/>
+              </w:rPr>
+              <w:t>8 AWG</w:t>
+            </w:r>
+          </w:p>
+        </w:tc>
+        <w:tc>
+          <w:tcPr>
+            <w:tcW w:w="1200" w:type="dxa"/>
+            <w:tcBorders>
+              <w:top w:val="nil"/>
+              <w:left w:val="nil"/>
+              <w:bottom w:val="single" w:sz="4" w:space="0" w:color="auto"/>
+              <w:right w:val="single" w:sz="4" w:space="0" w:color="auto"/>
+            </w:tcBorders>
+            <w:shd w:val="clear" w:color="auto" w:fill="auto"/>
+            <w:vAlign w:val="center"/>
+            <w:hideMark/>
+          </w:tcPr>
+          <w:p>
+            <w:pPr>
+              <w:spacing w:line="240" w:lineRule="auto"/>
+              <w:rPr>
+                <w:rFonts w:ascii="Aptos Narrow" w:eastAsia="Times New Roman" w:hAnsi="Aptos Narrow" w:cs="Times New Roman"/>
+                <w:color w:val="000000"/>
+                <w:lang w:eastAsia="es-CO"/>
+              </w:rPr>
+            </w:pPr>
+            <w:r>
+              <w:rPr>
+                <w:rFonts w:ascii="Aptos Narrow" w:eastAsia="Times New Roman" w:hAnsi="Aptos Narrow" w:cs="Times New Roman"/>
+                <w:color w:val="000000"/>
+                <w:lang w:eastAsia="es-CO"/>
+              </w:rPr>
+              <w:t xml:space="preserve">40 </w:t>
+            </w:r>
+            <w:proofErr w:type="gramStart"/>
+            <w:r>
+              <w:rPr>
+                <w:rFonts w:ascii="Aptos Narrow" w:eastAsia="Times New Roman" w:hAnsi="Aptos Narrow" w:cs="Times New Roman"/>
+                <w:color w:val="000000"/>
+                <w:lang w:eastAsia="es-CO"/>
+              </w:rPr>
+              <w:t>A</w:t>
+            </w:r>
+            <w:proofErr w:type="gramEnd"/>
+          </w:p>
+        </w:tc>
+        <w:tc>
+          <w:tcPr>
+            <w:tcW w:w="1200" w:type="dxa"/>
+            <w:tcBorders>
+              <w:top w:val="nil"/>
+              <w:left w:val="nil"/>
+              <w:bottom w:val="single" w:sz="4" w:space="0" w:color="auto"/>
+              <w:right w:val="single" w:sz="4" w:space="0" w:color="auto"/>
+            </w:tcBorders>
+            <w:shd w:val="clear" w:color="auto" w:fill="auto"/>
+            <w:vAlign w:val="center"/>
+            <w:hideMark/>
+          </w:tcPr>
+          <w:p>
+            <w:pPr>
+              <w:spacing w:line="240" w:lineRule="auto"/>
+              <w:rPr>
+                <w:rFonts w:ascii="Aptos Narrow" w:eastAsia="Times New Roman" w:hAnsi="Aptos Narrow" w:cs="Times New Roman"/>
+                <w:color w:val="000000"/>
+                <w:lang w:eastAsia="es-CO"/>
+              </w:rPr>
+            </w:pPr>
+            <w:r>
+              <w:rPr>
+                <w:rFonts w:ascii="Aptos Narrow" w:eastAsia="Times New Roman" w:hAnsi="Aptos Narrow" w:cs="Times New Roman"/>
+                <w:color w:val="000000"/>
+                <w:lang w:eastAsia="es-CO"/>
+              </w:rPr>
+              <w:t xml:space="preserve">50 </w:t>
+            </w:r>
+            <w:proofErr w:type="gramStart"/>
+            <w:r>
+              <w:rPr>
+                <w:rFonts w:ascii="Aptos Narrow" w:eastAsia="Times New Roman" w:hAnsi="Aptos Narrow" w:cs="Times New Roman"/>
+                <w:color w:val="000000"/>
+                <w:lang w:eastAsia="es-CO"/>
+              </w:rPr>
+              <w:t>A</w:t>
+            </w:r>
+            <w:proofErr w:type="gramEnd"/>
+          </w:p>
+        </w:tc>
+        <w:tc>
+          <w:tcPr>
+            <w:tcW w:w="1200" w:type="dxa"/>
+            <w:tcBorders>
+              <w:top w:val="nil"/>
+              <w:left w:val="nil"/>
+              <w:bottom w:val="single" w:sz="4" w:space="0" w:color="auto"/>
+              <w:right w:val="single" w:sz="4" w:space="0" w:color="auto"/>
+            </w:tcBorders>
+            <w:shd w:val="clear" w:color="auto" w:fill="auto"/>
+            <w:vAlign w:val="center"/>
+            <w:hideMark/>
+          </w:tcPr>
+          <w:p>
+            <w:pPr>
+              <w:spacing w:line="240" w:lineRule="auto"/>
+              <w:rPr>
+                <w:rFonts w:ascii="Aptos Narrow" w:eastAsia="Times New Roman" w:hAnsi="Aptos Narrow" w:cs="Times New Roman"/>
+                <w:color w:val="000000"/>
+                <w:lang w:eastAsia="es-CO"/>
+              </w:rPr>
+            </w:pPr>
+            <w:r>
+              <w:rPr>
+                <w:rFonts w:ascii="Aptos Narrow" w:eastAsia="Times New Roman" w:hAnsi="Aptos Narrow" w:cs="Times New Roman"/>
+                <w:color w:val="000000"/>
+                <w:lang w:eastAsia="es-CO"/>
+              </w:rPr>
+              <w:t xml:space="preserve">55 </w:t>
+            </w:r>
+            <w:proofErr w:type="gramStart"/>
+            <w:r>
+              <w:rPr>
+                <w:rFonts w:ascii="Aptos Narrow" w:eastAsia="Times New Roman" w:hAnsi="Aptos Narrow" w:cs="Times New Roman"/>
+                <w:color w:val="000000"/>
+                <w:lang w:eastAsia="es-CO"/>
+              </w:rPr>
+              <w:t>A</w:t>
+            </w:r>
+            <w:proofErr w:type="gramEnd"/>
+          </w:p>
+        </w:tc>
+      </w:tr>
+      <w:tr>
+        <w:trPr>
+          <w:trHeight w:val="300"/>
+        </w:trPr>
+        <w:tc>
+          <w:tcPr>
+            <w:tcW w:w="1200" w:type="dxa"/>
+            <w:tcBorders>
+              <w:top w:val="nil"/>
+              <w:left w:val="single" w:sz="4" w:space="0" w:color="auto"/>
+              <w:bottom w:val="single" w:sz="4" w:space="0" w:color="auto"/>
+              <w:right w:val="single" w:sz="4" w:space="0" w:color="auto"/>
+            </w:tcBorders>
+            <w:shd w:val="clear" w:color="auto" w:fill="auto"/>
+            <w:vAlign w:val="center"/>
+            <w:hideMark/>
+          </w:tcPr>
+          <w:p>
+            <w:pPr>
+              <w:spacing w:line="240" w:lineRule="auto"/>
+              <w:rPr>
+                <w:rFonts w:ascii="Aptos Narrow" w:eastAsia="Times New Roman" w:hAnsi="Aptos Narrow" w:cs="Times New Roman"/>
+                <w:color w:val="000000"/>
+                <w:lang w:eastAsia="es-CO"/>
+              </w:rPr>
+            </w:pPr>
+            <w:r>
+              <w:rPr>
+                <w:rFonts w:ascii="Aptos Narrow" w:eastAsia="Times New Roman" w:hAnsi="Aptos Narrow" w:cs="Times New Roman"/>
+                <w:color w:val="000000"/>
+                <w:lang w:eastAsia="es-CO"/>
+              </w:rPr>
+              <w:t>6 AWG</w:t>
+            </w:r>
+          </w:p>
+        </w:tc>
+        <w:tc>
+          <w:tcPr>
+            <w:tcW w:w="1200" w:type="dxa"/>
+            <w:tcBorders>
+              <w:top w:val="nil"/>
+              <w:left w:val="nil"/>
+              <w:bottom w:val="single" w:sz="4" w:space="0" w:color="auto"/>
+              <w:right w:val="single" w:sz="4" w:space="0" w:color="auto"/>
+            </w:tcBorders>
+            <w:shd w:val="clear" w:color="auto" w:fill="auto"/>
+            <w:vAlign w:val="center"/>
+            <w:hideMark/>
+          </w:tcPr>
+          <w:p>
+            <w:pPr>
+              <w:spacing w:line="240" w:lineRule="auto"/>
+              <w:rPr>
+                <w:rFonts w:ascii="Aptos Narrow" w:eastAsia="Times New Roman" w:hAnsi="Aptos Narrow" w:cs="Times New Roman"/>
+                <w:color w:val="000000"/>
+                <w:lang w:eastAsia="es-CO"/>
+              </w:rPr>
+            </w:pPr>
+            <w:r>
+              <w:rPr>
+                <w:rFonts w:ascii="Aptos Narrow" w:eastAsia="Times New Roman" w:hAnsi="Aptos Narrow" w:cs="Times New Roman"/>
+                <w:color w:val="000000"/>
+                <w:lang w:eastAsia="es-CO"/>
+              </w:rPr>
+              <w:t xml:space="preserve">55 </w:t>
+            </w:r>
+            <w:proofErr w:type="gramStart"/>
+            <w:r>
+              <w:rPr>
+                <w:rFonts w:ascii="Aptos Narrow" w:eastAsia="Times New Roman" w:hAnsi="Aptos Narrow" w:cs="Times New Roman"/>
+                <w:color w:val="000000"/>
+                <w:lang w:eastAsia="es-CO"/>
+              </w:rPr>
+              <w:t>A</w:t>
+            </w:r>
+            <w:proofErr w:type="gramEnd"/>
+          </w:p>
+        </w:tc>
+        <w:tc>
+          <w:tcPr>
+            <w:tcW w:w="1200" w:type="dxa"/>
+            <w:tcBorders>
+              <w:top w:val="nil"/>
+              <w:left w:val="nil"/>
+              <w:bottom w:val="single" w:sz="4" w:space="0" w:color="auto"/>
+              <w:right w:val="single" w:sz="4" w:space="0" w:color="auto"/>
+            </w:tcBorders>
+            <w:shd w:val="clear" w:color="auto" w:fill="auto"/>
+            <w:vAlign w:val="center"/>
+            <w:hideMark/>
+          </w:tcPr>
+          <w:p>
+            <w:pPr>
+              <w:spacing w:line="240" w:lineRule="auto"/>
+              <w:rPr>
+                <w:rFonts w:ascii="Aptos Narrow" w:eastAsia="Times New Roman" w:hAnsi="Aptos Narrow" w:cs="Times New Roman"/>
+                <w:color w:val="000000"/>
+                <w:lang w:eastAsia="es-CO"/>
+              </w:rPr>
+            </w:pPr>
+            <w:r>
+              <w:rPr>
+                <w:rFonts w:ascii="Aptos Narrow" w:eastAsia="Times New Roman" w:hAnsi="Aptos Narrow" w:cs="Times New Roman"/>
+                <w:color w:val="000000"/>
+                <w:lang w:eastAsia="es-CO"/>
+              </w:rPr>
+              <w:t xml:space="preserve">65 </w:t>
+            </w:r>
+            <w:proofErr w:type="gramStart"/>
+            <w:r>
+              <w:rPr>
+                <w:rFonts w:ascii="Aptos Narrow" w:eastAsia="Times New Roman" w:hAnsi="Aptos Narrow" w:cs="Times New Roman"/>
+                <w:color w:val="000000"/>
+                <w:lang w:eastAsia="es-CO"/>
+              </w:rPr>
+              <w:t>A</w:t>
+            </w:r>
+            <w:proofErr w:type="gramEnd"/>
+          </w:p>
+        </w:tc>
+        <w:tc>
+          <w:tcPr>
+            <w:tcW w:w="1200" w:type="dxa"/>
+            <w:tcBorders>
+              <w:top w:val="nil"/>
+              <w:left w:val="nil"/>
+              <w:bottom w:val="single" w:sz="4" w:space="0" w:color="auto"/>
+              <w:right w:val="single" w:sz="4" w:space="0" w:color="auto"/>
+            </w:tcBorders>
+            <w:shd w:val="clear" w:color="auto" w:fill="auto"/>
+            <w:vAlign w:val="center"/>
+            <w:hideMark/>
+          </w:tcPr>
+          <w:p>
+            <w:pPr>
+              <w:spacing w:line="240" w:lineRule="auto"/>
+              <w:rPr>
+                <w:rFonts w:ascii="Aptos Narrow" w:eastAsia="Times New Roman" w:hAnsi="Aptos Narrow" w:cs="Times New Roman"/>
+                <w:color w:val="000000"/>
+                <w:lang w:eastAsia="es-CO"/>
+              </w:rPr>
+            </w:pPr>
+            <w:r>
+              <w:rPr>
+                <w:rFonts w:ascii="Aptos Narrow" w:eastAsia="Times New Roman" w:hAnsi="Aptos Narrow" w:cs="Times New Roman"/>
+                <w:color w:val="000000"/>
+                <w:lang w:eastAsia="es-CO"/>
+              </w:rPr>
+              <w:t xml:space="preserve">75 </w:t>
+            </w:r>
+            <w:proofErr w:type="gramStart"/>
+            <w:r>
+              <w:rPr>
+                <w:rFonts w:ascii="Aptos Narrow" w:eastAsia="Times New Roman" w:hAnsi="Aptos Narrow" w:cs="Times New Roman"/>
+                <w:color w:val="000000"/>
+                <w:lang w:eastAsia="es-CO"/>
+              </w:rPr>
+              <w:t>A</w:t>
+            </w:r>
+            <w:proofErr w:type="gramEnd"/>
+          </w:p>
+        </w:tc>
+      </w:tr>
+      <w:tr>
+        <w:trPr>
+          <w:trHeight w:val="300"/>
+        </w:trPr>
+        <w:tc>
+          <w:tcPr>
+            <w:tcW w:w="1200" w:type="dxa"/>
+            <w:tcBorders>
+              <w:top w:val="nil"/>
+              <w:left w:val="single" w:sz="4" w:space="0" w:color="auto"/>
+              <w:bottom w:val="single" w:sz="4" w:space="0" w:color="auto"/>
+              <w:right w:val="single" w:sz="4" w:space="0" w:color="auto"/>
+            </w:tcBorders>
+            <w:shd w:val="clear" w:color="auto" w:fill="auto"/>
+            <w:vAlign w:val="center"/>
+            <w:hideMark/>
+          </w:tcPr>
+          <w:p>
+            <w:pPr>
+              <w:spacing w:line="240" w:lineRule="auto"/>
+              <w:rPr>
+                <w:rFonts w:ascii="Aptos Narrow" w:eastAsia="Times New Roman" w:hAnsi="Aptos Narrow" w:cs="Times New Roman"/>
+                <w:color w:val="000000"/>
+                <w:lang w:eastAsia="es-CO"/>
+              </w:rPr>
+            </w:pPr>
+            <w:r>
+              <w:rPr>
+                <w:rFonts w:ascii="Aptos Narrow" w:eastAsia="Times New Roman" w:hAnsi="Aptos Narrow" w:cs="Times New Roman"/>
+                <w:color w:val="000000"/>
+                <w:lang w:eastAsia="es-CO"/>
+              </w:rPr>
+              <w:t>4 AWG</w:t>
+            </w:r>
+          </w:p>
+        </w:tc>
+        <w:tc>
+          <w:tcPr>
+            <w:tcW w:w="1200" w:type="dxa"/>
+            <w:tcBorders>
+              <w:top w:val="nil"/>
+              <w:left w:val="nil"/>
+              <w:bottom w:val="single" w:sz="4" w:space="0" w:color="auto"/>
+              <w:right w:val="single" w:sz="4" w:space="0" w:color="auto"/>
+            </w:tcBorders>
+            <w:shd w:val="clear" w:color="auto" w:fill="auto"/>
+            <w:vAlign w:val="center"/>
+            <w:hideMark/>
+          </w:tcPr>
+          <w:p>
+            <w:pPr>
+              <w:spacing w:line="240" w:lineRule="auto"/>
+              <w:rPr>
+                <w:rFonts w:ascii="Aptos Narrow" w:eastAsia="Times New Roman" w:hAnsi="Aptos Narrow" w:cs="Times New Roman"/>
+                <w:color w:val="000000"/>
+                <w:lang w:eastAsia="es-CO"/>
+              </w:rPr>
+            </w:pPr>
+            <w:r>
+              <w:rPr>
+                <w:rFonts w:ascii="Aptos Narrow" w:eastAsia="Times New Roman" w:hAnsi="Aptos Narrow" w:cs="Times New Roman"/>
+                <w:color w:val="000000"/>
+                <w:lang w:eastAsia="es-CO"/>
+              </w:rPr>
+              <w:t xml:space="preserve">70 </w:t>
+            </w:r>
+            <w:proofErr w:type="gramStart"/>
+            <w:r>
+              <w:rPr>
+                <w:rFonts w:ascii="Aptos Narrow" w:eastAsia="Times New Roman" w:hAnsi="Aptos Narrow" w:cs="Times New Roman"/>
+                <w:color w:val="000000"/>
+                <w:lang w:eastAsia="es-CO"/>
+              </w:rPr>
+              <w:t>A</w:t>
+            </w:r>
+            <w:proofErr w:type="gramEnd"/>
+          </w:p>
+        </w:tc>
+        <w:tc>
+          <w:tcPr>
+            <w:tcW w:w="1200" w:type="dxa"/>
+            <w:tcBorders>
+              <w:top w:val="nil"/>
+              <w:left w:val="nil"/>
+              <w:bottom w:val="single" w:sz="4" w:space="0" w:color="auto"/>
+              <w:right w:val="single" w:sz="4" w:space="0" w:color="auto"/>
+            </w:tcBorders>
+            <w:shd w:val="clear" w:color="auto" w:fill="auto"/>
+            <w:vAlign w:val="center"/>
+            <w:hideMark/>
+          </w:tcPr>
+          <w:p>
+            <w:pPr>
+              <w:spacing w:line="240" w:lineRule="auto"/>
+              <w:rPr>
+                <w:rFonts w:ascii="Aptos Narrow" w:eastAsia="Times New Roman" w:hAnsi="Aptos Narrow" w:cs="Times New Roman"/>
+                <w:color w:val="000000"/>
+                <w:lang w:eastAsia="es-CO"/>
+              </w:rPr>
+            </w:pPr>
+            <w:r>
+              <w:rPr>
+                <w:rFonts w:ascii="Aptos Narrow" w:eastAsia="Times New Roman" w:hAnsi="Aptos Narrow" w:cs="Times New Roman"/>
+                <w:color w:val="000000"/>
+                <w:lang w:eastAsia="es-CO"/>
+              </w:rPr>
+              <w:t xml:space="preserve">85 </w:t>
+            </w:r>
+            <w:proofErr w:type="gramStart"/>
+            <w:r>
+              <w:rPr>
+                <w:rFonts w:ascii="Aptos Narrow" w:eastAsia="Times New Roman" w:hAnsi="Aptos Narrow" w:cs="Times New Roman"/>
+                <w:color w:val="000000"/>
+                <w:lang w:eastAsia="es-CO"/>
+              </w:rPr>
+              <w:t>A</w:t>
+            </w:r>
+            <w:proofErr w:type="gramEnd"/>
+          </w:p>
+        </w:tc>
+        <w:tc>
+          <w:tcPr>
+            <w:tcW w:w="1200" w:type="dxa"/>
+            <w:tcBorders>
+              <w:top w:val="nil"/>
+              <w:left w:val="nil"/>
+              <w:bottom w:val="single" w:sz="4" w:space="0" w:color="auto"/>
+              <w:right w:val="single" w:sz="4" w:space="0" w:color="auto"/>
+            </w:tcBorders>
+            <w:shd w:val="clear" w:color="auto" w:fill="auto"/>
+            <w:vAlign w:val="center"/>
+            <w:hideMark/>
+          </w:tcPr>
+          <w:p>
+            <w:pPr>
+              <w:spacing w:line="240" w:lineRule="auto"/>
+              <w:rPr>
+                <w:rFonts w:ascii="Aptos Narrow" w:eastAsia="Times New Roman" w:hAnsi="Aptos Narrow" w:cs="Times New Roman"/>
+                <w:color w:val="000000"/>
+                <w:lang w:eastAsia="es-CO"/>
+              </w:rPr>
+            </w:pPr>
+            <w:r>
+              <w:rPr>
+                <w:rFonts w:ascii="Aptos Narrow" w:eastAsia="Times New Roman" w:hAnsi="Aptos Narrow" w:cs="Times New Roman"/>
+                <w:color w:val="000000"/>
+                <w:lang w:eastAsia="es-CO"/>
+              </w:rPr>
+              <w:t xml:space="preserve">95 </w:t>
+            </w:r>
+            <w:proofErr w:type="gramStart"/>
+            <w:r>
+              <w:rPr>
+                <w:rFonts w:ascii="Aptos Narrow" w:eastAsia="Times New Roman" w:hAnsi="Aptos Narrow" w:cs="Times New Roman"/>
+                <w:color w:val="000000"/>
+                <w:lang w:eastAsia="es-CO"/>
+              </w:rPr>
+              <w:t>A</w:t>
+            </w:r>
+            <w:proofErr w:type="gramEnd"/>
+          </w:p>
+        </w:tc>
+      </w:tr>
+      <w:tr>
+        <w:trPr>
+          <w:trHeight w:val="300"/>
+        </w:trPr>
+        <w:tc>
+          <w:tcPr>
+            <w:tcW w:w="1200" w:type="dxa"/>
+            <w:tcBorders>
+              <w:top w:val="nil"/>
+              <w:left w:val="single" w:sz="4" w:space="0" w:color="auto"/>
+              <w:bottom w:val="single" w:sz="4" w:space="0" w:color="auto"/>
+              <w:right w:val="single" w:sz="4" w:space="0" w:color="auto"/>
+            </w:tcBorders>
+            <w:shd w:val="clear" w:color="auto" w:fill="auto"/>
+            <w:vAlign w:val="center"/>
+            <w:hideMark/>
+          </w:tcPr>
+          <w:p>
+            <w:pPr>
+              <w:spacing w:line="240" w:lineRule="auto"/>
+              <w:rPr>
+                <w:rFonts w:ascii="Aptos Narrow" w:eastAsia="Times New Roman" w:hAnsi="Aptos Narrow" w:cs="Times New Roman"/>
+                <w:color w:val="000000"/>
+                <w:lang w:eastAsia="es-CO"/>
+              </w:rPr>
+            </w:pPr>
+            <w:r>
+              <w:rPr>
+                <w:rFonts w:ascii="Aptos Narrow" w:eastAsia="Times New Roman" w:hAnsi="Aptos Narrow" w:cs="Times New Roman"/>
+                <w:color w:val="000000"/>
+                <w:lang w:eastAsia="es-CO"/>
+              </w:rPr>
+              <w:t>3 AWG</w:t>
+            </w:r>
+          </w:p>
+        </w:tc>
+        <w:tc>
+          <w:tcPr>
+            <w:tcW w:w="1200" w:type="dxa"/>
+            <w:tcBorders>
+              <w:top w:val="nil"/>
+              <w:left w:val="nil"/>
+              <w:bottom w:val="single" w:sz="4" w:space="0" w:color="auto"/>
+              <w:right w:val="single" w:sz="4" w:space="0" w:color="auto"/>
+            </w:tcBorders>
+            <w:shd w:val="clear" w:color="auto" w:fill="auto"/>
+            <w:vAlign w:val="center"/>
+            <w:hideMark/>
+          </w:tcPr>
+          <w:p>
+            <w:pPr>
+              <w:spacing w:line="240" w:lineRule="auto"/>
+              <w:rPr>
+                <w:rFonts w:ascii="Aptos Narrow" w:eastAsia="Times New Roman" w:hAnsi="Aptos Narrow" w:cs="Times New Roman"/>
+                <w:color w:val="000000"/>
+                <w:lang w:eastAsia="es-CO"/>
+              </w:rPr>
+            </w:pPr>
+            <w:r>
+              <w:rPr>
+                <w:rFonts w:ascii="Aptos Narrow" w:eastAsia="Times New Roman" w:hAnsi="Aptos Narrow" w:cs="Times New Roman"/>
+                <w:color w:val="000000"/>
+                <w:lang w:eastAsia="es-CO"/>
+              </w:rPr>
+              <w:t xml:space="preserve">85 </w:t>
+            </w:r>
+            <w:proofErr w:type="gramStart"/>
+            <w:r>
+              <w:rPr>
+                <w:rFonts w:ascii="Aptos Narrow" w:eastAsia="Times New Roman" w:hAnsi="Aptos Narrow" w:cs="Times New Roman"/>
+                <w:color w:val="000000"/>
+                <w:lang w:eastAsia="es-CO"/>
+              </w:rPr>
+              <w:t>A</w:t>
+            </w:r>
+            <w:proofErr w:type="gramEnd"/>
+          </w:p>
+        </w:tc>
+        <w:tc>
+          <w:tcPr>
+            <w:tcW w:w="1200" w:type="dxa"/>
+            <w:tcBorders>
+              <w:top w:val="nil"/>
+              <w:left w:val="nil"/>
+              <w:bottom w:val="single" w:sz="4" w:space="0" w:color="auto"/>
+              <w:right w:val="single" w:sz="4" w:space="0" w:color="auto"/>
+            </w:tcBorders>
+            <w:shd w:val="clear" w:color="auto" w:fill="auto"/>
+            <w:vAlign w:val="center"/>
+            <w:hideMark/>
+          </w:tcPr>
+          <w:p>
+            <w:pPr>
+              <w:spacing w:line="240" w:lineRule="auto"/>
+              <w:rPr>
+                <w:rFonts w:ascii="Aptos Narrow" w:eastAsia="Times New Roman" w:hAnsi="Aptos Narrow" w:cs="Times New Roman"/>
+                <w:color w:val="000000"/>
+                <w:lang w:eastAsia="es-CO"/>
+              </w:rPr>
+            </w:pPr>
+            <w:r>
+              <w:rPr>
+                <w:rFonts w:ascii="Aptos Narrow" w:eastAsia="Times New Roman" w:hAnsi="Aptos Narrow" w:cs="Times New Roman"/>
+                <w:color w:val="000000"/>
+                <w:lang w:eastAsia="es-CO"/>
+              </w:rPr>
+              <w:t xml:space="preserve">100 </w:t>
+            </w:r>
+            <w:proofErr w:type="gramStart"/>
+            <w:r>
+              <w:rPr>
+                <w:rFonts w:ascii="Aptos Narrow" w:eastAsia="Times New Roman" w:hAnsi="Aptos Narrow" w:cs="Times New Roman"/>
+                <w:color w:val="000000"/>
+                <w:lang w:eastAsia="es-CO"/>
+              </w:rPr>
+              <w:t>A</w:t>
+            </w:r>
+            <w:proofErr w:type="gramEnd"/>
+          </w:p>
+        </w:tc>
+        <w:tc>
+          <w:tcPr>
+            <w:tcW w:w="1200" w:type="dxa"/>
+            <w:tcBorders>
+              <w:top w:val="nil"/>
+              <w:left w:val="nil"/>
+              <w:bottom w:val="single" w:sz="4" w:space="0" w:color="auto"/>
+              <w:right w:val="single" w:sz="4" w:space="0" w:color="auto"/>
+            </w:tcBorders>
+            <w:shd w:val="clear" w:color="auto" w:fill="auto"/>
+            <w:vAlign w:val="center"/>
+            <w:hideMark/>
+          </w:tcPr>
+          <w:p>
+            <w:pPr>
+              <w:spacing w:line="240" w:lineRule="auto"/>
+              <w:rPr>
+                <w:rFonts w:ascii="Aptos Narrow" w:eastAsia="Times New Roman" w:hAnsi="Aptos Narrow" w:cs="Times New Roman"/>
+                <w:color w:val="000000"/>
+                <w:lang w:eastAsia="es-CO"/>
+              </w:rPr>
+            </w:pPr>
+            <w:r>
+              <w:rPr>
+                <w:rFonts w:ascii="Aptos Narrow" w:eastAsia="Times New Roman" w:hAnsi="Aptos Narrow" w:cs="Times New Roman"/>
+                <w:color w:val="000000"/>
+                <w:lang w:eastAsia="es-CO"/>
+              </w:rPr>
+              <w:t xml:space="preserve">115 </w:t>
+            </w:r>
+            <w:proofErr w:type="gramStart"/>
+            <w:r>
+              <w:rPr>
+                <w:rFonts w:ascii="Aptos Narrow" w:eastAsia="Times New Roman" w:hAnsi="Aptos Narrow" w:cs="Times New Roman"/>
+                <w:color w:val="000000"/>
+                <w:lang w:eastAsia="es-CO"/>
+              </w:rPr>
+              <w:t>A</w:t>
+            </w:r>
+            <w:proofErr w:type="gramEnd"/>
+          </w:p>
+        </w:tc>
+      </w:tr>
+      <w:tr>
+        <w:trPr>
+          <w:trHeight w:val="300"/>
+        </w:trPr>
+        <w:tc>
+          <w:tcPr>
+            <w:tcW w:w="1200" w:type="dxa"/>
+            <w:tcBorders>
+              <w:top w:val="nil"/>
+              <w:left w:val="single" w:sz="4" w:space="0" w:color="auto"/>
+              <w:bottom w:val="single" w:sz="4" w:space="0" w:color="auto"/>
+              <w:right w:val="single" w:sz="4" w:space="0" w:color="auto"/>
+            </w:tcBorders>
+            <w:shd w:val="clear" w:color="auto" w:fill="auto"/>
+            <w:vAlign w:val="center"/>
+            <w:hideMark/>
+          </w:tcPr>
+          <w:p>
+            <w:pPr>
+              <w:spacing w:line="240" w:lineRule="auto"/>
+              <w:rPr>
+                <w:rFonts w:ascii="Aptos Narrow" w:eastAsia="Times New Roman" w:hAnsi="Aptos Narrow" w:cs="Times New Roman"/>
+                <w:color w:val="000000"/>
+                <w:lang w:eastAsia="es-CO"/>
+              </w:rPr>
+            </w:pPr>
+            <w:r>
+              <w:rPr>
+                <w:rFonts w:ascii="Aptos Narrow" w:eastAsia="Times New Roman" w:hAnsi="Aptos Narrow" w:cs="Times New Roman"/>
+                <w:color w:val="000000"/>
+                <w:lang w:eastAsia="es-CO"/>
+              </w:rPr>
+              <w:t>2 AWG</w:t>
+            </w:r>
+          </w:p>
+        </w:tc>
+        <w:tc>
+          <w:tcPr>
+            <w:tcW w:w="1200" w:type="dxa"/>
+            <w:tcBorders>
+              <w:top w:val="nil"/>
+              <w:left w:val="nil"/>
+              <w:bottom w:val="single" w:sz="4" w:space="0" w:color="auto"/>
+              <w:right w:val="single" w:sz="4" w:space="0" w:color="auto"/>
+            </w:tcBorders>
+            <w:shd w:val="clear" w:color="auto" w:fill="auto"/>
+            <w:vAlign w:val="center"/>
+            <w:hideMark/>
+          </w:tcPr>
+          <w:p>
+            <w:pPr>
+              <w:spacing w:line="240" w:lineRule="auto"/>
+              <w:rPr>
+                <w:rFonts w:ascii="Aptos Narrow" w:eastAsia="Times New Roman" w:hAnsi="Aptos Narrow" w:cs="Times New Roman"/>
+                <w:color w:val="000000"/>
+                <w:lang w:eastAsia="es-CO"/>
+              </w:rPr>
+            </w:pPr>
+            <w:r>
+              <w:rPr>
+                <w:rFonts w:ascii="Aptos Narrow" w:eastAsia="Times New Roman" w:hAnsi="Aptos Narrow" w:cs="Times New Roman"/>
+                <w:color w:val="000000"/>
+                <w:lang w:eastAsia="es-CO"/>
+              </w:rPr>
+              <w:t xml:space="preserve">95 </w:t>
+            </w:r>
+            <w:proofErr w:type="gramStart"/>
+            <w:r>
+              <w:rPr>
+                <w:rFonts w:ascii="Aptos Narrow" w:eastAsia="Times New Roman" w:hAnsi="Aptos Narrow" w:cs="Times New Roman"/>
+                <w:color w:val="000000"/>
+                <w:lang w:eastAsia="es-CO"/>
+              </w:rPr>
+              <w:t>A</w:t>
+            </w:r>
+            <w:proofErr w:type="gramEnd"/>
+          </w:p>
+        </w:tc>
+        <w:tc>
+          <w:tcPr>
+            <w:tcW w:w="1200" w:type="dxa"/>
+            <w:tcBorders>
+              <w:top w:val="nil"/>
+              <w:left w:val="nil"/>
+              <w:bottom w:val="single" w:sz="4" w:space="0" w:color="auto"/>
+              <w:right w:val="single" w:sz="4" w:space="0" w:color="auto"/>
+            </w:tcBorders>
+            <w:shd w:val="clear" w:color="auto" w:fill="auto"/>
+            <w:vAlign w:val="center"/>
+            <w:hideMark/>
+          </w:tcPr>
+          <w:p>
+            <w:pPr>
+              <w:spacing w:line="240" w:lineRule="auto"/>
+              <w:rPr>
+                <w:rFonts w:ascii="Aptos Narrow" w:eastAsia="Times New Roman" w:hAnsi="Aptos Narrow" w:cs="Times New Roman"/>
+                <w:color w:val="000000"/>
+                <w:lang w:eastAsia="es-CO"/>
+              </w:rPr>
+            </w:pPr>
+            <w:r>
+              <w:rPr>
+                <w:rFonts w:ascii="Aptos Narrow" w:eastAsia="Times New Roman" w:hAnsi="Aptos Narrow" w:cs="Times New Roman"/>
+                <w:color w:val="000000"/>
+                <w:lang w:eastAsia="es-CO"/>
+              </w:rPr>
+              <w:t xml:space="preserve">115 </w:t>
+            </w:r>
+            <w:proofErr w:type="gramStart"/>
+            <w:r>
+              <w:rPr>
+                <w:rFonts w:ascii="Aptos Narrow" w:eastAsia="Times New Roman" w:hAnsi="Aptos Narrow" w:cs="Times New Roman"/>
+                <w:color w:val="000000"/>
+                <w:lang w:eastAsia="es-CO"/>
+              </w:rPr>
+              <w:t>A</w:t>
+            </w:r>
+            <w:proofErr w:type="gramEnd"/>
+          </w:p>
+        </w:tc>
+        <w:tc>
+          <w:tcPr>
+            <w:tcW w:w="1200" w:type="dxa"/>
+            <w:tcBorders>
+              <w:top w:val="nil"/>
+              <w:left w:val="nil"/>
+              <w:bottom w:val="single" w:sz="4" w:space="0" w:color="auto"/>
+              <w:right w:val="single" w:sz="4" w:space="0" w:color="auto"/>
+            </w:tcBorders>
+            <w:shd w:val="clear" w:color="auto" w:fill="auto"/>
+            <w:vAlign w:val="center"/>
+            <w:hideMark/>
+          </w:tcPr>
+          <w:p>
+            <w:pPr>
+              <w:spacing w:line="240" w:lineRule="auto"/>
+              <w:rPr>
+                <w:rFonts w:ascii="Aptos Narrow" w:eastAsia="Times New Roman" w:hAnsi="Aptos Narrow" w:cs="Times New Roman"/>
+                <w:color w:val="000000"/>
+                <w:lang w:eastAsia="es-CO"/>
+              </w:rPr>
+            </w:pPr>
+            <w:r>
+              <w:rPr>
+                <w:rFonts w:ascii="Aptos Narrow" w:eastAsia="Times New Roman" w:hAnsi="Aptos Narrow" w:cs="Times New Roman"/>
+                <w:color w:val="000000"/>
+                <w:lang w:eastAsia="es-CO"/>
+              </w:rPr>
+              <w:t xml:space="preserve">130 </w:t>
+            </w:r>
+            <w:proofErr w:type="gramStart"/>
+            <w:r>
+              <w:rPr>
+                <w:rFonts w:ascii="Aptos Narrow" w:eastAsia="Times New Roman" w:hAnsi="Aptos Narrow" w:cs="Times New Roman"/>
+                <w:color w:val="000000"/>
+                <w:lang w:eastAsia="es-CO"/>
+              </w:rPr>
+              <w:t>A</w:t>
+            </w:r>
+            <w:proofErr w:type="gramEnd"/>
+          </w:p>
+        </w:tc>
+      </w:tr>
+      <w:tr>
+        <w:trPr>
+          <w:trHeight w:val="300"/>
+        </w:trPr>
+        <w:tc>
+          <w:tcPr>
+            <w:tcW w:w="1200" w:type="dxa"/>
+            <w:tcBorders>
+              <w:top w:val="nil"/>
+              <w:left w:val="single" w:sz="4" w:space="0" w:color="auto"/>
+              <w:bottom w:val="single" w:sz="4" w:space="0" w:color="auto"/>
+              <w:right w:val="single" w:sz="4" w:space="0" w:color="auto"/>
+            </w:tcBorders>
+            <w:shd w:val="clear" w:color="auto" w:fill="auto"/>
+            <w:vAlign w:val="center"/>
+            <w:hideMark/>
+          </w:tcPr>
+          <w:p>
+            <w:pPr>
+              <w:spacing w:line="240" w:lineRule="auto"/>
+              <w:rPr>
+                <w:rFonts w:ascii="Aptos Narrow" w:eastAsia="Times New Roman" w:hAnsi="Aptos Narrow" w:cs="Times New Roman"/>
+                <w:color w:val="000000"/>
+                <w:lang w:eastAsia="es-CO"/>
+              </w:rPr>
+            </w:pPr>
+            <w:r>
+              <w:rPr>
+                <w:rFonts w:ascii="Aptos Narrow" w:eastAsia="Times New Roman" w:hAnsi="Aptos Narrow" w:cs="Times New Roman"/>
+                <w:color w:val="000000"/>
+                <w:lang w:eastAsia="es-CO"/>
+              </w:rPr>
+              <w:t>1 AWG</w:t>
+            </w:r>
+          </w:p>
+        </w:tc>
+        <w:tc>
+          <w:tcPr>
+            <w:tcW w:w="1200" w:type="dxa"/>
+            <w:tcBorders>
+              <w:top w:val="nil"/>
+              <w:left w:val="nil"/>
+              <w:bottom w:val="single" w:sz="4" w:space="0" w:color="auto"/>
+              <w:right w:val="single" w:sz="4" w:space="0" w:color="auto"/>
+            </w:tcBorders>
+            <w:shd w:val="clear" w:color="auto" w:fill="auto"/>
+            <w:vAlign w:val="center"/>
+            <w:hideMark/>
+          </w:tcPr>
+          <w:p>
+            <w:pPr>
+              <w:spacing w:line="240" w:lineRule="auto"/>
+              <w:rPr>
+                <w:rFonts w:ascii="Aptos Narrow" w:eastAsia="Times New Roman" w:hAnsi="Aptos Narrow" w:cs="Times New Roman"/>
+                <w:color w:val="000000"/>
+                <w:lang w:eastAsia="es-CO"/>
+              </w:rPr>
+            </w:pPr>
+            <w:r>
+              <w:rPr>
+                <w:rFonts w:ascii="Aptos Narrow" w:eastAsia="Times New Roman" w:hAnsi="Aptos Narrow" w:cs="Times New Roman"/>
+                <w:color w:val="000000"/>
+                <w:lang w:eastAsia="es-CO"/>
+              </w:rPr>
+              <w:t xml:space="preserve">110 </w:t>
+            </w:r>
+            <w:proofErr w:type="gramStart"/>
+            <w:r>
+              <w:rPr>
+                <w:rFonts w:ascii="Aptos Narrow" w:eastAsia="Times New Roman" w:hAnsi="Aptos Narrow" w:cs="Times New Roman"/>
+                <w:color w:val="000000"/>
+                <w:lang w:eastAsia="es-CO"/>
+              </w:rPr>
+              <w:t>A</w:t>
+            </w:r>
+            <w:proofErr w:type="gramEnd"/>
+          </w:p>
+        </w:tc>
+        <w:tc>
+          <w:tcPr>
+            <w:tcW w:w="1200" w:type="dxa"/>
+            <w:tcBorders>
+              <w:top w:val="nil"/>
+              <w:left w:val="nil"/>
+              <w:bottom w:val="single" w:sz="4" w:space="0" w:color="auto"/>
+              <w:right w:val="single" w:sz="4" w:space="0" w:color="auto"/>
+            </w:tcBorders>
+            <w:shd w:val="clear" w:color="auto" w:fill="auto"/>
+            <w:vAlign w:val="center"/>
+            <w:hideMark/>
+          </w:tcPr>
+          <w:p>
+            <w:pPr>
+              <w:spacing w:line="240" w:lineRule="auto"/>
+              <w:rPr>
+                <w:rFonts w:ascii="Aptos Narrow" w:eastAsia="Times New Roman" w:hAnsi="Aptos Narrow" w:cs="Times New Roman"/>
+                <w:color w:val="000000"/>
+                <w:lang w:eastAsia="es-CO"/>
+              </w:rPr>
+            </w:pPr>
+            <w:r>
+              <w:rPr>
+                <w:rFonts w:ascii="Aptos Narrow" w:eastAsia="Times New Roman" w:hAnsi="Aptos Narrow" w:cs="Times New Roman"/>
+                <w:color w:val="000000"/>
+                <w:lang w:eastAsia="es-CO"/>
+              </w:rPr>
+              <w:t xml:space="preserve">130 </w:t>
+            </w:r>
+            <w:proofErr w:type="gramStart"/>
+            <w:r>
+              <w:rPr>
+                <w:rFonts w:ascii="Aptos Narrow" w:eastAsia="Times New Roman" w:hAnsi="Aptos Narrow" w:cs="Times New Roman"/>
+                <w:color w:val="000000"/>
+                <w:lang w:eastAsia="es-CO"/>
+              </w:rPr>
+              <w:t>A</w:t>
+            </w:r>
+            <w:proofErr w:type="gramEnd"/>
+          </w:p>
+        </w:tc>
+        <w:tc>
+          <w:tcPr>
+            <w:tcW w:w="1200" w:type="dxa"/>
+            <w:tcBorders>
+              <w:top w:val="nil"/>
+              <w:left w:val="nil"/>
+              <w:bottom w:val="single" w:sz="4" w:space="0" w:color="auto"/>
+              <w:right w:val="single" w:sz="4" w:space="0" w:color="auto"/>
+            </w:tcBorders>
+            <w:shd w:val="clear" w:color="auto" w:fill="auto"/>
+            <w:vAlign w:val="center"/>
+            <w:hideMark/>
+          </w:tcPr>
+          <w:p>
+            <w:pPr>
+              <w:spacing w:line="240" w:lineRule="auto"/>
+              <w:rPr>
+                <w:rFonts w:ascii="Aptos Narrow" w:eastAsia="Times New Roman" w:hAnsi="Aptos Narrow" w:cs="Times New Roman"/>
+                <w:color w:val="000000"/>
+                <w:lang w:eastAsia="es-CO"/>
+              </w:rPr>
+            </w:pPr>
+            <w:r>
+              <w:rPr>
+                <w:rFonts w:ascii="Aptos Narrow" w:eastAsia="Times New Roman" w:hAnsi="Aptos Narrow" w:cs="Times New Roman"/>
+                <w:color w:val="000000"/>
+                <w:lang w:eastAsia="es-CO"/>
+              </w:rPr>
+              <w:t xml:space="preserve">150 </w:t>
+            </w:r>
+            <w:proofErr w:type="gramStart"/>
+            <w:r>
+              <w:rPr>
+                <w:rFonts w:ascii="Aptos Narrow" w:eastAsia="Times New Roman" w:hAnsi="Aptos Narrow" w:cs="Times New Roman"/>
+                <w:color w:val="000000"/>
+                <w:lang w:eastAsia="es-CO"/>
+              </w:rPr>
+              <w:t>A</w:t>
+            </w:r>
+            <w:proofErr w:type="gramEnd"/>
+          </w:p>
+        </w:tc>
+      </w:tr>
+      <w:tr>
+        <w:trPr>
+          <w:trHeight w:val="300"/>
+        </w:trPr>
+        <w:tc>
+          <w:tcPr>
+            <w:tcW w:w="1200" w:type="dxa"/>
+            <w:tcBorders>
+              <w:top w:val="nil"/>
+              <w:left w:val="single" w:sz="4" w:space="0" w:color="auto"/>
+              <w:bottom w:val="single" w:sz="4" w:space="0" w:color="auto"/>
+              <w:right w:val="single" w:sz="4" w:space="0" w:color="auto"/>
+            </w:tcBorders>
+            <w:shd w:val="clear" w:color="auto" w:fill="auto"/>
+            <w:vAlign w:val="center"/>
+            <w:hideMark/>
+          </w:tcPr>
+          <w:p>
+            <w:pPr>
+              <w:spacing w:line="240" w:lineRule="auto"/>
+              <w:rPr>
+                <w:rFonts w:ascii="Aptos Narrow" w:eastAsia="Times New Roman" w:hAnsi="Aptos Narrow" w:cs="Times New Roman"/>
+                <w:color w:val="000000"/>
+                <w:lang w:eastAsia="es-CO"/>
+              </w:rPr>
+            </w:pPr>
+            <w:r>
+              <w:rPr>
+                <w:rFonts w:ascii="Aptos Narrow" w:eastAsia="Times New Roman" w:hAnsi="Aptos Narrow" w:cs="Times New Roman"/>
+                <w:color w:val="000000"/>
+                <w:lang w:eastAsia="es-CO"/>
+              </w:rPr>
+              <w:lastRenderedPageBreak/>
+              <w:t>1/0 AWG</w:t>
+            </w:r>
+          </w:p>
+        </w:tc>
+        <w:tc>
+          <w:tcPr>
+            <w:tcW w:w="1200" w:type="dxa"/>
+            <w:tcBorders>
+              <w:top w:val="nil"/>
+              <w:left w:val="nil"/>
+              <w:bottom w:val="single" w:sz="4" w:space="0" w:color="auto"/>
+              <w:right w:val="single" w:sz="4" w:space="0" w:color="auto"/>
+            </w:tcBorders>
+            <w:shd w:val="clear" w:color="auto" w:fill="auto"/>
+            <w:vAlign w:val="center"/>
+            <w:hideMark/>
+          </w:tcPr>
+          <w:p>
+            <w:pPr>
+              <w:spacing w:line="240" w:lineRule="auto"/>
+              <w:rPr>
+                <w:rFonts w:ascii="Aptos Narrow" w:eastAsia="Times New Roman" w:hAnsi="Aptos Narrow" w:cs="Times New Roman"/>
+                <w:color w:val="000000"/>
+                <w:lang w:eastAsia="es-CO"/>
+              </w:rPr>
+            </w:pPr>
+            <w:r>
+              <w:rPr>
+                <w:rFonts w:ascii="Aptos Narrow" w:eastAsia="Times New Roman" w:hAnsi="Aptos Narrow" w:cs="Times New Roman"/>
+                <w:color w:val="000000"/>
+                <w:lang w:eastAsia="es-CO"/>
+              </w:rPr>
+              <w:t xml:space="preserve">125 </w:t>
+            </w:r>
+            <w:proofErr w:type="gramStart"/>
+            <w:r>
+              <w:rPr>
+                <w:rFonts w:ascii="Aptos Narrow" w:eastAsia="Times New Roman" w:hAnsi="Aptos Narrow" w:cs="Times New Roman"/>
+                <w:color w:val="000000"/>
+                <w:lang w:eastAsia="es-CO"/>
+              </w:rPr>
+              <w:t>A</w:t>
+            </w:r>
+            <w:proofErr w:type="gramEnd"/>
+          </w:p>
+        </w:tc>
+        <w:tc>
+          <w:tcPr>
+            <w:tcW w:w="1200" w:type="dxa"/>
+            <w:tcBorders>
+              <w:top w:val="nil"/>
+              <w:left w:val="nil"/>
+              <w:bottom w:val="single" w:sz="4" w:space="0" w:color="auto"/>
+              <w:right w:val="single" w:sz="4" w:space="0" w:color="auto"/>
+            </w:tcBorders>
+            <w:shd w:val="clear" w:color="auto" w:fill="auto"/>
+            <w:vAlign w:val="center"/>
+            <w:hideMark/>
+          </w:tcPr>
+          <w:p>
+            <w:pPr>
+              <w:spacing w:line="240" w:lineRule="auto"/>
+              <w:rPr>
+                <w:rFonts w:ascii="Aptos Narrow" w:eastAsia="Times New Roman" w:hAnsi="Aptos Narrow" w:cs="Times New Roman"/>
+                <w:color w:val="000000"/>
+                <w:lang w:eastAsia="es-CO"/>
+              </w:rPr>
+            </w:pPr>
+            <w:r>
+              <w:rPr>
+                <w:rFonts w:ascii="Aptos Narrow" w:eastAsia="Times New Roman" w:hAnsi="Aptos Narrow" w:cs="Times New Roman"/>
+                <w:color w:val="000000"/>
+                <w:lang w:eastAsia="es-CO"/>
+              </w:rPr>
+              <w:t xml:space="preserve">150 </w:t>
+            </w:r>
+            <w:proofErr w:type="gramStart"/>
+            <w:r>
+              <w:rPr>
+                <w:rFonts w:ascii="Aptos Narrow" w:eastAsia="Times New Roman" w:hAnsi="Aptos Narrow" w:cs="Times New Roman"/>
+                <w:color w:val="000000"/>
+                <w:lang w:eastAsia="es-CO"/>
+              </w:rPr>
+              <w:t>A</w:t>
+            </w:r>
+            <w:proofErr w:type="gramEnd"/>
+          </w:p>
+        </w:tc>
+        <w:tc>
+          <w:tcPr>
+            <w:tcW w:w="1200" w:type="dxa"/>
+            <w:tcBorders>
+              <w:top w:val="nil"/>
+              <w:left w:val="nil"/>
+              <w:bottom w:val="single" w:sz="4" w:space="0" w:color="auto"/>
+              <w:right w:val="single" w:sz="4" w:space="0" w:color="auto"/>
+            </w:tcBorders>
+            <w:shd w:val="clear" w:color="auto" w:fill="auto"/>
+            <w:vAlign w:val="center"/>
+            <w:hideMark/>
+          </w:tcPr>
+          <w:p>
+            <w:pPr>
+              <w:spacing w:line="240" w:lineRule="auto"/>
+              <w:rPr>
+                <w:rFonts w:ascii="Aptos Narrow" w:eastAsia="Times New Roman" w:hAnsi="Aptos Narrow" w:cs="Times New Roman"/>
+                <w:color w:val="000000"/>
+                <w:lang w:eastAsia="es-CO"/>
+              </w:rPr>
+            </w:pPr>
+            <w:r>
+              <w:rPr>
+                <w:rFonts w:ascii="Aptos Narrow" w:eastAsia="Times New Roman" w:hAnsi="Aptos Narrow" w:cs="Times New Roman"/>
+                <w:color w:val="000000"/>
+                <w:lang w:eastAsia="es-CO"/>
+              </w:rPr>
+              <w:t xml:space="preserve">170 </w:t>
+            </w:r>
+            <w:proofErr w:type="gramStart"/>
+            <w:r>
+              <w:rPr>
+                <w:rFonts w:ascii="Aptos Narrow" w:eastAsia="Times New Roman" w:hAnsi="Aptos Narrow" w:cs="Times New Roman"/>
+                <w:color w:val="000000"/>
+                <w:lang w:eastAsia="es-CO"/>
+              </w:rPr>
+              <w:t>A</w:t>
+            </w:r>
+            <w:proofErr w:type="gramEnd"/>
+          </w:p>
+        </w:tc>
+      </w:tr>
+      <w:tr>
+        <w:trPr>
+          <w:trHeight w:val="300"/>
+        </w:trPr>
+        <w:tc>
+          <w:tcPr>
+            <w:tcW w:w="1200" w:type="dxa"/>
+            <w:tcBorders>
+              <w:top w:val="nil"/>
+              <w:left w:val="single" w:sz="4" w:space="0" w:color="auto"/>
+              <w:bottom w:val="single" w:sz="4" w:space="0" w:color="auto"/>
+              <w:right w:val="single" w:sz="4" w:space="0" w:color="auto"/>
+            </w:tcBorders>
+            <w:shd w:val="clear" w:color="auto" w:fill="auto"/>
+            <w:vAlign w:val="center"/>
+            <w:hideMark/>
+          </w:tcPr>
+          <w:p>
+            <w:pPr>
+              <w:spacing w:line="240" w:lineRule="auto"/>
+              <w:rPr>
+                <w:rFonts w:ascii="Aptos Narrow" w:eastAsia="Times New Roman" w:hAnsi="Aptos Narrow" w:cs="Times New Roman"/>
+                <w:color w:val="000000"/>
+                <w:lang w:eastAsia="es-CO"/>
+              </w:rPr>
+            </w:pPr>
+            <w:r>
+              <w:rPr>
+                <w:rFonts w:ascii="Aptos Narrow" w:eastAsia="Times New Roman" w:hAnsi="Aptos Narrow" w:cs="Times New Roman"/>
+                <w:color w:val="000000"/>
+                <w:lang w:eastAsia="es-CO"/>
+              </w:rPr>
+              <w:t>2/0 AWG</w:t>
+            </w:r>
+          </w:p>
+        </w:tc>
+        <w:tc>
+          <w:tcPr>
+            <w:tcW w:w="1200" w:type="dxa"/>
+            <w:tcBorders>
+              <w:top w:val="nil"/>
+              <w:left w:val="nil"/>
+              <w:bottom w:val="single" w:sz="4" w:space="0" w:color="auto"/>
+              <w:right w:val="single" w:sz="4" w:space="0" w:color="auto"/>
+            </w:tcBorders>
+            <w:shd w:val="clear" w:color="auto" w:fill="auto"/>
+            <w:vAlign w:val="center"/>
+            <w:hideMark/>
+          </w:tcPr>
+          <w:p>
+            <w:pPr>
+              <w:spacing w:line="240" w:lineRule="auto"/>
+              <w:rPr>
+                <w:rFonts w:ascii="Aptos Narrow" w:eastAsia="Times New Roman" w:hAnsi="Aptos Narrow" w:cs="Times New Roman"/>
+                <w:color w:val="000000"/>
+                <w:lang w:eastAsia="es-CO"/>
+              </w:rPr>
+            </w:pPr>
+            <w:r>
+              <w:rPr>
+                <w:rFonts w:ascii="Aptos Narrow" w:eastAsia="Times New Roman" w:hAnsi="Aptos Narrow" w:cs="Times New Roman"/>
+                <w:color w:val="000000"/>
+                <w:lang w:eastAsia="es-CO"/>
+              </w:rPr>
+              <w:t xml:space="preserve">145 </w:t>
+            </w:r>
+            <w:proofErr w:type="gramStart"/>
+            <w:r>
+              <w:rPr>
+                <w:rFonts w:ascii="Aptos Narrow" w:eastAsia="Times New Roman" w:hAnsi="Aptos Narrow" w:cs="Times New Roman"/>
+                <w:color w:val="000000"/>
+                <w:lang w:eastAsia="es-CO"/>
+              </w:rPr>
+              <w:t>A</w:t>
+            </w:r>
+            <w:proofErr w:type="gramEnd"/>
+          </w:p>
+        </w:tc>
+        <w:tc>
+          <w:tcPr>
+            <w:tcW w:w="1200" w:type="dxa"/>
+            <w:tcBorders>
+              <w:top w:val="nil"/>
+              <w:left w:val="nil"/>
+              <w:bottom w:val="single" w:sz="4" w:space="0" w:color="auto"/>
+              <w:right w:val="single" w:sz="4" w:space="0" w:color="auto"/>
+            </w:tcBorders>
+            <w:shd w:val="clear" w:color="auto" w:fill="auto"/>
+            <w:vAlign w:val="center"/>
+            <w:hideMark/>
+          </w:tcPr>
+          <w:p>
+            <w:pPr>
+              <w:spacing w:line="240" w:lineRule="auto"/>
+              <w:rPr>
+                <w:rFonts w:ascii="Aptos Narrow" w:eastAsia="Times New Roman" w:hAnsi="Aptos Narrow" w:cs="Times New Roman"/>
+                <w:color w:val="000000"/>
+                <w:lang w:eastAsia="es-CO"/>
+              </w:rPr>
+            </w:pPr>
+            <w:r>
+              <w:rPr>
+                <w:rFonts w:ascii="Aptos Narrow" w:eastAsia="Times New Roman" w:hAnsi="Aptos Narrow" w:cs="Times New Roman"/>
+                <w:color w:val="000000"/>
+                <w:lang w:eastAsia="es-CO"/>
+              </w:rPr>
+              <w:t xml:space="preserve">175 </w:t>
+            </w:r>
+            <w:proofErr w:type="gramStart"/>
+            <w:r>
+              <w:rPr>
+                <w:rFonts w:ascii="Aptos Narrow" w:eastAsia="Times New Roman" w:hAnsi="Aptos Narrow" w:cs="Times New Roman"/>
+                <w:color w:val="000000"/>
+                <w:lang w:eastAsia="es-CO"/>
+              </w:rPr>
+              <w:t>A</w:t>
+            </w:r>
+            <w:proofErr w:type="gramEnd"/>
+          </w:p>
+        </w:tc>
+        <w:tc>
+          <w:tcPr>
+            <w:tcW w:w="1200" w:type="dxa"/>
+            <w:tcBorders>
+              <w:top w:val="nil"/>
+              <w:left w:val="nil"/>
+              <w:bottom w:val="single" w:sz="4" w:space="0" w:color="auto"/>
+              <w:right w:val="single" w:sz="4" w:space="0" w:color="auto"/>
+            </w:tcBorders>
+            <w:shd w:val="clear" w:color="auto" w:fill="auto"/>
+            <w:vAlign w:val="center"/>
+            <w:hideMark/>
+          </w:tcPr>
+          <w:p>
+            <w:pPr>
+              <w:spacing w:line="240" w:lineRule="auto"/>
+              <w:rPr>
+                <w:rFonts w:ascii="Aptos Narrow" w:eastAsia="Times New Roman" w:hAnsi="Aptos Narrow" w:cs="Times New Roman"/>
+                <w:color w:val="000000"/>
+                <w:lang w:eastAsia="es-CO"/>
+              </w:rPr>
+            </w:pPr>
+            <w:r>
+              <w:rPr>
+                <w:rFonts w:ascii="Aptos Narrow" w:eastAsia="Times New Roman" w:hAnsi="Aptos Narrow" w:cs="Times New Roman"/>
+                <w:color w:val="000000"/>
+                <w:lang w:eastAsia="es-CO"/>
+              </w:rPr>
+              <w:t xml:space="preserve">195 </w:t>
+            </w:r>
+            <w:proofErr w:type="gramStart"/>
+            <w:r>
+              <w:rPr>
+                <w:rFonts w:ascii="Aptos Narrow" w:eastAsia="Times New Roman" w:hAnsi="Aptos Narrow" w:cs="Times New Roman"/>
+                <w:color w:val="000000"/>
+                <w:lang w:eastAsia="es-CO"/>
+              </w:rPr>
+              <w:t>A</w:t>
+            </w:r>
+            <w:proofErr w:type="gramEnd"/>
+          </w:p>
+        </w:tc>
+      </w:tr>
+      <w:tr>
+        <w:trPr>
+          <w:trHeight w:val="300"/>
+        </w:trPr>
+        <w:tc>
+          <w:tcPr>
+            <w:tcW w:w="1200" w:type="dxa"/>
+            <w:tcBorders>
+              <w:top w:val="nil"/>
+              <w:left w:val="single" w:sz="4" w:space="0" w:color="auto"/>
+              <w:bottom w:val="single" w:sz="4" w:space="0" w:color="auto"/>
+              <w:right w:val="single" w:sz="4" w:space="0" w:color="auto"/>
+            </w:tcBorders>
+            <w:shd w:val="clear" w:color="auto" w:fill="auto"/>
+            <w:vAlign w:val="center"/>
+            <w:hideMark/>
+          </w:tcPr>
+          <w:p>
+            <w:pPr>
+              <w:spacing w:line="240" w:lineRule="auto"/>
+              <w:rPr>
+                <w:rFonts w:ascii="Aptos Narrow" w:eastAsia="Times New Roman" w:hAnsi="Aptos Narrow" w:cs="Times New Roman"/>
+                <w:color w:val="000000"/>
+                <w:lang w:eastAsia="es-CO"/>
+              </w:rPr>
+            </w:pPr>
+            <w:r>
+              <w:rPr>
+                <w:rFonts w:ascii="Aptos Narrow" w:eastAsia="Times New Roman" w:hAnsi="Aptos Narrow" w:cs="Times New Roman"/>
+                <w:color w:val="000000"/>
+                <w:lang w:eastAsia="es-CO"/>
+              </w:rPr>
+              <w:t>3/0 AWG</w:t>
+            </w:r>
+          </w:p>
+        </w:tc>
+        <w:tc>
+          <w:tcPr>
+            <w:tcW w:w="1200" w:type="dxa"/>
+            <w:tcBorders>
+              <w:top w:val="nil"/>
+              <w:left w:val="nil"/>
+              <w:bottom w:val="single" w:sz="4" w:space="0" w:color="auto"/>
+              <w:right w:val="single" w:sz="4" w:space="0" w:color="auto"/>
+            </w:tcBorders>
+            <w:shd w:val="clear" w:color="auto" w:fill="auto"/>
+            <w:vAlign w:val="center"/>
+            <w:hideMark/>
+          </w:tcPr>
+          <w:p>
+            <w:pPr>
+              <w:spacing w:line="240" w:lineRule="auto"/>
+              <w:rPr>
+                <w:rFonts w:ascii="Aptos Narrow" w:eastAsia="Times New Roman" w:hAnsi="Aptos Narrow" w:cs="Times New Roman"/>
+                <w:color w:val="000000"/>
+                <w:lang w:eastAsia="es-CO"/>
+              </w:rPr>
+            </w:pPr>
+            <w:r>
+              <w:rPr>
+                <w:rFonts w:ascii="Aptos Narrow" w:eastAsia="Times New Roman" w:hAnsi="Aptos Narrow" w:cs="Times New Roman"/>
+                <w:color w:val="000000"/>
+                <w:lang w:eastAsia="es-CO"/>
+              </w:rPr>
+              <w:t xml:space="preserve">165 </w:t>
+            </w:r>
+            <w:proofErr w:type="gramStart"/>
+            <w:r>
+              <w:rPr>
+                <w:rFonts w:ascii="Aptos Narrow" w:eastAsia="Times New Roman" w:hAnsi="Aptos Narrow" w:cs="Times New Roman"/>
+                <w:color w:val="000000"/>
+                <w:lang w:eastAsia="es-CO"/>
+              </w:rPr>
+              <w:t>A</w:t>
+            </w:r>
+            <w:proofErr w:type="gramEnd"/>
+          </w:p>
+        </w:tc>
+        <w:tc>
+          <w:tcPr>
+            <w:tcW w:w="1200" w:type="dxa"/>
+            <w:tcBorders>
+              <w:top w:val="nil"/>
+              <w:left w:val="nil"/>
+              <w:bottom w:val="single" w:sz="4" w:space="0" w:color="auto"/>
+              <w:right w:val="single" w:sz="4" w:space="0" w:color="auto"/>
+            </w:tcBorders>
+            <w:shd w:val="clear" w:color="auto" w:fill="auto"/>
+            <w:vAlign w:val="center"/>
+            <w:hideMark/>
+          </w:tcPr>
+          <w:p>
+            <w:pPr>
+              <w:spacing w:line="240" w:lineRule="auto"/>
+              <w:rPr>
+                <w:rFonts w:ascii="Aptos Narrow" w:eastAsia="Times New Roman" w:hAnsi="Aptos Narrow" w:cs="Times New Roman"/>
+                <w:color w:val="000000"/>
+                <w:lang w:eastAsia="es-CO"/>
+              </w:rPr>
+            </w:pPr>
+            <w:r>
+              <w:rPr>
+                <w:rFonts w:ascii="Aptos Narrow" w:eastAsia="Times New Roman" w:hAnsi="Aptos Narrow" w:cs="Times New Roman"/>
+                <w:color w:val="000000"/>
+                <w:lang w:eastAsia="es-CO"/>
+              </w:rPr>
+              <w:t xml:space="preserve">200 </w:t>
+            </w:r>
+            <w:proofErr w:type="gramStart"/>
+            <w:r>
+              <w:rPr>
+                <w:rFonts w:ascii="Aptos Narrow" w:eastAsia="Times New Roman" w:hAnsi="Aptos Narrow" w:cs="Times New Roman"/>
+                <w:color w:val="000000"/>
+                <w:lang w:eastAsia="es-CO"/>
+              </w:rPr>
+              <w:t>A</w:t>
+            </w:r>
+            <w:proofErr w:type="gramEnd"/>
+          </w:p>
+        </w:tc>
+        <w:tc>
+          <w:tcPr>
+            <w:tcW w:w="1200" w:type="dxa"/>
+            <w:tcBorders>
+              <w:top w:val="nil"/>
+              <w:left w:val="nil"/>
+              <w:bottom w:val="single" w:sz="4" w:space="0" w:color="auto"/>
+              <w:right w:val="single" w:sz="4" w:space="0" w:color="auto"/>
+            </w:tcBorders>
+            <w:shd w:val="clear" w:color="auto" w:fill="auto"/>
+            <w:vAlign w:val="center"/>
+            <w:hideMark/>
+          </w:tcPr>
+          <w:p>
+            <w:pPr>
+              <w:spacing w:line="240" w:lineRule="auto"/>
+              <w:rPr>
+                <w:rFonts w:ascii="Aptos Narrow" w:eastAsia="Times New Roman" w:hAnsi="Aptos Narrow" w:cs="Times New Roman"/>
+                <w:color w:val="000000"/>
+                <w:lang w:eastAsia="es-CO"/>
+              </w:rPr>
+            </w:pPr>
+            <w:r>
+              <w:rPr>
+                <w:rFonts w:ascii="Aptos Narrow" w:eastAsia="Times New Roman" w:hAnsi="Aptos Narrow" w:cs="Times New Roman"/>
+                <w:color w:val="000000"/>
+                <w:lang w:eastAsia="es-CO"/>
+              </w:rPr>
+              <w:t xml:space="preserve">225 </w:t>
+            </w:r>
+            <w:proofErr w:type="gramStart"/>
+            <w:r>
+              <w:rPr>
+                <w:rFonts w:ascii="Aptos Narrow" w:eastAsia="Times New Roman" w:hAnsi="Aptos Narrow" w:cs="Times New Roman"/>
+                <w:color w:val="000000"/>
+                <w:lang w:eastAsia="es-CO"/>
+              </w:rPr>
+              <w:t>A</w:t>
+            </w:r>
+            <w:proofErr w:type="gramEnd"/>
+          </w:p>
+        </w:tc>
+      </w:tr>
+      <w:tr>
+        <w:trPr>
+          <w:trHeight w:val="300"/>
+        </w:trPr>
+        <w:tc>
+          <w:tcPr>
+            <w:tcW w:w="1200" w:type="dxa"/>
+            <w:tcBorders>
+              <w:top w:val="nil"/>
+              <w:left w:val="single" w:sz="4" w:space="0" w:color="auto"/>
+              <w:bottom w:val="single" w:sz="4" w:space="0" w:color="auto"/>
+              <w:right w:val="single" w:sz="4" w:space="0" w:color="auto"/>
+            </w:tcBorders>
+            <w:shd w:val="clear" w:color="auto" w:fill="auto"/>
+            <w:vAlign w:val="center"/>
+            <w:hideMark/>
+          </w:tcPr>
+          <w:p>
+            <w:pPr>
+              <w:spacing w:line="240" w:lineRule="auto"/>
+              <w:rPr>
+                <w:rFonts w:ascii="Aptos Narrow" w:eastAsia="Times New Roman" w:hAnsi="Aptos Narrow" w:cs="Times New Roman"/>
+                <w:color w:val="000000"/>
+                <w:lang w:eastAsia="es-CO"/>
+              </w:rPr>
+            </w:pPr>
+            <w:r>
+              <w:rPr>
+                <w:rFonts w:ascii="Aptos Narrow" w:eastAsia="Times New Roman" w:hAnsi="Aptos Narrow" w:cs="Times New Roman"/>
+                <w:color w:val="000000"/>
+                <w:lang w:eastAsia="es-CO"/>
+              </w:rPr>
+              <w:t>4/0 AWG</w:t>
+            </w:r>
+          </w:p>
+        </w:tc>
+        <w:tc>
+          <w:tcPr>
+            <w:tcW w:w="1200" w:type="dxa"/>
+            <w:tcBorders>
+              <w:top w:val="nil"/>
+              <w:left w:val="nil"/>
+              <w:bottom w:val="single" w:sz="4" w:space="0" w:color="auto"/>
+              <w:right w:val="single" w:sz="4" w:space="0" w:color="auto"/>
+            </w:tcBorders>
+            <w:shd w:val="clear" w:color="auto" w:fill="auto"/>
+            <w:vAlign w:val="center"/>
+            <w:hideMark/>
+          </w:tcPr>
+          <w:p>
+            <w:pPr>
+              <w:spacing w:line="240" w:lineRule="auto"/>
+              <w:rPr>
+                <w:rFonts w:ascii="Aptos Narrow" w:eastAsia="Times New Roman" w:hAnsi="Aptos Narrow" w:cs="Times New Roman"/>
+                <w:color w:val="000000"/>
+                <w:lang w:eastAsia="es-CO"/>
+              </w:rPr>
+            </w:pPr>
+            <w:r>
+              <w:rPr>
+                <w:rFonts w:ascii="Aptos Narrow" w:eastAsia="Times New Roman" w:hAnsi="Aptos Narrow" w:cs="Times New Roman"/>
+                <w:color w:val="000000"/>
+                <w:lang w:eastAsia="es-CO"/>
+              </w:rPr>
+              <w:t xml:space="preserve">195 </w:t>
+            </w:r>
+            <w:proofErr w:type="gramStart"/>
+            <w:r>
+              <w:rPr>
+                <w:rFonts w:ascii="Aptos Narrow" w:eastAsia="Times New Roman" w:hAnsi="Aptos Narrow" w:cs="Times New Roman"/>
+                <w:color w:val="000000"/>
+                <w:lang w:eastAsia="es-CO"/>
+              </w:rPr>
+              <w:t>A</w:t>
+            </w:r>
+            <w:proofErr w:type="gramEnd"/>
+          </w:p>
+        </w:tc>
+        <w:tc>
+          <w:tcPr>
+            <w:tcW w:w="1200" w:type="dxa"/>
+            <w:tcBorders>
+              <w:top w:val="nil"/>
+              <w:left w:val="nil"/>
+              <w:bottom w:val="single" w:sz="4" w:space="0" w:color="auto"/>
+              <w:right w:val="single" w:sz="4" w:space="0" w:color="auto"/>
+            </w:tcBorders>
+            <w:shd w:val="clear" w:color="auto" w:fill="auto"/>
+            <w:vAlign w:val="center"/>
+            <w:hideMark/>
+          </w:tcPr>
+          <w:p>
+            <w:pPr>
+              <w:spacing w:line="240" w:lineRule="auto"/>
+              <w:rPr>
+                <w:rFonts w:ascii="Aptos Narrow" w:eastAsia="Times New Roman" w:hAnsi="Aptos Narrow" w:cs="Times New Roman"/>
+                <w:color w:val="000000"/>
+                <w:lang w:eastAsia="es-CO"/>
+              </w:rPr>
+            </w:pPr>
+            <w:r>
+              <w:rPr>
+                <w:rFonts w:ascii="Aptos Narrow" w:eastAsia="Times New Roman" w:hAnsi="Aptos Narrow" w:cs="Times New Roman"/>
+                <w:color w:val="000000"/>
+                <w:lang w:eastAsia="es-CO"/>
+              </w:rPr>
+              <w:t xml:space="preserve">230 </w:t>
+            </w:r>
+            <w:proofErr w:type="gramStart"/>
+            <w:r>
+              <w:rPr>
+                <w:rFonts w:ascii="Aptos Narrow" w:eastAsia="Times New Roman" w:hAnsi="Aptos Narrow" w:cs="Times New Roman"/>
+                <w:color w:val="000000"/>
+                <w:lang w:eastAsia="es-CO"/>
+              </w:rPr>
+              <w:t>A</w:t>
+            </w:r>
+            <w:proofErr w:type="gramEnd"/>
+          </w:p>
+        </w:tc>
+        <w:tc>
+          <w:tcPr>
+            <w:tcW w:w="1200" w:type="dxa"/>
+            <w:tcBorders>
+              <w:top w:val="nil"/>
+              <w:left w:val="nil"/>
+              <w:bottom w:val="single" w:sz="4" w:space="0" w:color="auto"/>
+              <w:right w:val="single" w:sz="4" w:space="0" w:color="auto"/>
+            </w:tcBorders>
+            <w:shd w:val="clear" w:color="auto" w:fill="auto"/>
+            <w:vAlign w:val="center"/>
+            <w:hideMark/>
+          </w:tcPr>
+          <w:p>
+            <w:pPr>
+              <w:spacing w:line="240" w:lineRule="auto"/>
+              <w:rPr>
+                <w:rFonts w:ascii="Aptos Narrow" w:eastAsia="Times New Roman" w:hAnsi="Aptos Narrow" w:cs="Times New Roman"/>
+                <w:color w:val="000000"/>
+                <w:lang w:eastAsia="es-CO"/>
+              </w:rPr>
+            </w:pPr>
+            <w:r>
+              <w:rPr>
+                <w:rFonts w:ascii="Aptos Narrow" w:eastAsia="Times New Roman" w:hAnsi="Aptos Narrow" w:cs="Times New Roman"/>
+                <w:color w:val="000000"/>
+                <w:lang w:eastAsia="es-CO"/>
+              </w:rPr>
+              <w:t xml:space="preserve">260 </w:t>
+            </w:r>
+            <w:proofErr w:type="gramStart"/>
+            <w:r>
+              <w:rPr>
+                <w:rFonts w:ascii="Aptos Narrow" w:eastAsia="Times New Roman" w:hAnsi="Aptos Narrow" w:cs="Times New Roman"/>
+                <w:color w:val="000000"/>
+                <w:lang w:eastAsia="es-CO"/>
+              </w:rPr>
+              <w:t>A</w:t>
+            </w:r>
+            <w:proofErr w:type="gramEnd"/>
+          </w:p>
+        </w:tc>
+      </w:tr>
+    </w:tbl>
     <w:p>
       <w:pPr>
         <w:spacing w:before="100" w:beforeAutospacing="1" w:after="100" w:afterAutospacing="1" w:line="360" w:lineRule="auto"/>
         <w:rPr>
           <w:rFonts w:eastAsia="Times New Roman"/>
-          <w:sz w:val="20"/>
-          <w:szCs w:val="20"/>
-          <w:lang w:eastAsia="es-CO"/>
-        </w:rPr>
-      </w:pPr>
-      <w:r>
-        <w:rPr>
-          <w:rFonts w:eastAsia="Times New Roman"/>
-          <w:noProof/>
-          <w:sz w:val="20"/>
-          <w:szCs w:val="20"/>
-          <w:lang w:eastAsia="es-CO"/>
-        </w:rPr>
-        <w:drawing>
-          <wp:inline distT="0" distB="0" distL="0" distR="0" wp14:anchorId="3BFFC6A9" wp14:editId="233D991D">
-            <wp:extent cx="4294022" cy="1858117"/>
-            <wp:effectExtent l="0" t="0" r="0" b="8890"/>
-            <wp:docPr id="1835344663" name="Imagen 1" descr="Tabla&#10;&#10;El contenido generado por IA puede ser incorrecto."/>
-            <wp:cNvGraphicFramePr>
-              <a:graphicFrameLocks xmlns:a="http://schemas.openxmlformats.org/drawingml/2006/main" noChangeAspect="1"/>
-            </wp:cNvGraphicFramePr>
-            <a:graphic xmlns:a="http://schemas.openxmlformats.org/drawingml/2006/main">
-              <a:graphicData uri="http://schemas.openxmlformats.org/drawingml/2006/picture">
-                <pic:pic xmlns:pic="http://schemas.openxmlformats.org/drawingml/2006/picture">
-                  <pic:nvPicPr>
-                    <pic:cNvPr id="1835344663" name="Imagen 1" descr="Tabla&#10;&#10;El contenido generado por IA puede ser incorrecto."/>
-                    <pic:cNvPicPr/>
-                  </pic:nvPicPr>
-                  <pic:blipFill>
-                    <a:blip r:embed="rId17"/>
-                    <a:stretch>
-                      <a:fillRect/>
-                    </a:stretch>
-                  </pic:blipFill>
-                  <pic:spPr>
-                    <a:xfrm>
-                      <a:off x="0" y="0"/>
-                      <a:ext cx="4312744" cy="1866218"/>
-                    </a:xfrm>
-                    <a:prstGeom prst="rect">
-                      <a:avLst/>
-                    </a:prstGeom>
-                  </pic:spPr>
-                </pic:pic>
-              </a:graphicData>
-            </a:graphic>
-          </wp:inline>
-        </w:drawing>
-      </w:r>
-    </w:p>
-    <w:p>
-      <w:pPr>
-        <w:spacing w:before="100" w:beforeAutospacing="1" w:after="100" w:afterAutospacing="1" w:line="360" w:lineRule="auto"/>
-        <w:rPr>
-          <w:rFonts w:eastAsia="Times New Roman"/>
-          <w:sz w:val="20"/>
-          <w:szCs w:val="20"/>
-          <w:lang w:eastAsia="es-CO"/>
-        </w:rPr>
-      </w:pPr>
-      <w:r>
-        <w:rPr>
-          <w:rFonts w:eastAsia="Times New Roman"/>
-          <w:sz w:val="20"/>
-          <w:szCs w:val="20"/>
-          <w:lang w:eastAsia="es-CO"/>
-        </w:rPr>
-        <w:t xml:space="preserve">Fuente: </w:t>
-      </w:r>
-      <w:hyperlink r:id="rId18" w:history="1">
-        <w:r>
-          <w:rPr>
-            <w:rStyle w:val="Hipervnculo"/>
-            <w:rFonts w:eastAsia="Times New Roman"/>
-            <w:sz w:val="20"/>
-            <w:szCs w:val="20"/>
-            <w:lang w:eastAsia="es-CO"/>
-          </w:rPr>
-          <w:t>https://masvoltaje.com/img/cms/img_tabla_amperaje.gif</w:t>
-        </w:r>
-      </w:hyperlink>
-    </w:p>
-    <w:p>
-      <w:pPr>
-        <w:pStyle w:val="Ttulo1"/>
-        <w:numPr>
-          <w:ilvl w:val="0"/>
-          <w:numId w:val="3"/>
-        </w:numPr>
-        <w:spacing w:line="360" w:lineRule="auto"/>
-        <w:rPr>
           <w:b/>
           <w:bCs/>
-          <w:sz w:val="20"/>
-          <w:szCs w:val="20"/>
-          <w:lang w:eastAsia="es-CO"/>
-        </w:rPr>
-      </w:pPr>
-      <w:r>
-        <w:rPr>
+          <w:i/>
+          <w:iCs/>
+          <w:sz w:val="20"/>
+          <w:szCs w:val="20"/>
+          <w:lang w:eastAsia="es-CO"/>
+        </w:rPr>
+      </w:pPr>
+    </w:p>
+    <w:p>
+      <w:pPr>
+        <w:spacing w:before="100" w:beforeAutospacing="1" w:after="100" w:afterAutospacing="1" w:line="360" w:lineRule="auto"/>
+        <w:rPr>
+          <w:rFonts w:eastAsia="Times New Roman"/>
           <w:b/>
           <w:bCs/>
-          <w:sz w:val="20"/>
-          <w:szCs w:val="20"/>
-          <w:lang w:eastAsia="es-CO"/>
-        </w:rPr>
-        <w:lastRenderedPageBreak/>
+          <w:i/>
+          <w:iCs/>
+          <w:sz w:val="20"/>
+          <w:szCs w:val="20"/>
+          <w:lang w:eastAsia="es-CO"/>
+        </w:rPr>
+      </w:pPr>
+      <w:r>
+        <w:rPr>
+          <w:rFonts w:eastAsia="Times New Roman"/>
+          <w:b/>
+          <w:bCs/>
+          <w:i/>
+          <w:iCs/>
+          <w:sz w:val="20"/>
+          <w:szCs w:val="20"/>
+          <w:lang w:eastAsia="es-CO"/>
+        </w:rPr>
+        <w:t>Tabla 2: Amperaje de cables con aislamiento SPT a 60 °</w:t>
+      </w:r>
+      <w:commentRangeStart w:id="6"/>
+      <w:r>
+        <w:rPr>
+          <w:rFonts w:eastAsia="Times New Roman"/>
+          <w:b/>
+          <w:bCs/>
+          <w:i/>
+          <w:iCs/>
+          <w:sz w:val="20"/>
+          <w:szCs w:val="20"/>
+          <w:lang w:eastAsia="es-CO"/>
+        </w:rPr>
+        <w:t>C</w:t>
+      </w:r>
+      <w:commentRangeEnd w:id="6"/>
+      <w:r>
+        <w:rPr>
+          <w:rStyle w:val="Refdecomentario"/>
+        </w:rPr>
+        <w:commentReference w:id="6"/>
+      </w:r>
+    </w:p>
+    <w:tbl>
+      <w:tblPr>
+        <w:tblW w:w="4460" w:type="dxa"/>
+        <w:tblCellMar>
+          <w:left w:w="70" w:type="dxa"/>
+          <w:right w:w="70" w:type="dxa"/>
+        </w:tblCellMar>
+        <w:tblLook w:val="04A0" w:firstRow="1" w:lastRow="0" w:firstColumn="1" w:lastColumn="0" w:noHBand="0" w:noVBand="1"/>
+      </w:tblPr>
+      <w:tblGrid>
+        <w:gridCol w:w="2180"/>
+        <w:gridCol w:w="2280"/>
+      </w:tblGrid>
+      <w:tr>
+        <w:trPr>
+          <w:trHeight w:val="900"/>
+        </w:trPr>
+        <w:tc>
+          <w:tcPr>
+            <w:tcW w:w="2180" w:type="dxa"/>
+            <w:tcBorders>
+              <w:top w:val="single" w:sz="4" w:space="0" w:color="auto"/>
+              <w:left w:val="single" w:sz="4" w:space="0" w:color="auto"/>
+              <w:bottom w:val="single" w:sz="4" w:space="0" w:color="auto"/>
+              <w:right w:val="single" w:sz="4" w:space="0" w:color="auto"/>
+            </w:tcBorders>
+            <w:shd w:val="clear" w:color="auto" w:fill="auto"/>
+            <w:vAlign w:val="center"/>
+            <w:hideMark/>
+          </w:tcPr>
+          <w:p>
+            <w:pPr>
+              <w:spacing w:line="240" w:lineRule="auto"/>
+              <w:jc w:val="center"/>
+              <w:rPr>
+                <w:rFonts w:ascii="Aptos Narrow" w:eastAsia="Times New Roman" w:hAnsi="Aptos Narrow" w:cs="Times New Roman"/>
+                <w:b/>
+                <w:bCs/>
+                <w:color w:val="000000"/>
+                <w:lang w:eastAsia="es-CO"/>
+              </w:rPr>
+            </w:pPr>
+            <w:r>
+              <w:rPr>
+                <w:rFonts w:ascii="Aptos Narrow" w:eastAsia="Times New Roman" w:hAnsi="Aptos Narrow" w:cs="Times New Roman"/>
+                <w:b/>
+                <w:bCs/>
+                <w:color w:val="000000"/>
+                <w:lang w:eastAsia="es-CO"/>
+              </w:rPr>
+              <w:t>Calibre del cable (AWG)</w:t>
+            </w:r>
+          </w:p>
+        </w:tc>
+        <w:tc>
+          <w:tcPr>
+            <w:tcW w:w="2280" w:type="dxa"/>
+            <w:tcBorders>
+              <w:top w:val="single" w:sz="4" w:space="0" w:color="auto"/>
+              <w:left w:val="nil"/>
+              <w:bottom w:val="single" w:sz="4" w:space="0" w:color="auto"/>
+              <w:right w:val="single" w:sz="4" w:space="0" w:color="auto"/>
+            </w:tcBorders>
+            <w:shd w:val="clear" w:color="auto" w:fill="auto"/>
+            <w:vAlign w:val="center"/>
+            <w:hideMark/>
+          </w:tcPr>
+          <w:p>
+            <w:pPr>
+              <w:spacing w:line="240" w:lineRule="auto"/>
+              <w:jc w:val="center"/>
+              <w:rPr>
+                <w:rFonts w:ascii="Aptos Narrow" w:eastAsia="Times New Roman" w:hAnsi="Aptos Narrow" w:cs="Times New Roman"/>
+                <w:b/>
+                <w:bCs/>
+                <w:color w:val="000000"/>
+                <w:lang w:eastAsia="es-CO"/>
+              </w:rPr>
+            </w:pPr>
+            <w:r>
+              <w:rPr>
+                <w:rFonts w:ascii="Aptos Narrow" w:eastAsia="Times New Roman" w:hAnsi="Aptos Narrow" w:cs="Times New Roman"/>
+                <w:b/>
+                <w:bCs/>
+                <w:color w:val="000000"/>
+                <w:lang w:eastAsia="es-CO"/>
+              </w:rPr>
+              <w:t>Amperaje soportado</w:t>
+            </w:r>
+          </w:p>
+        </w:tc>
+      </w:tr>
+      <w:tr>
+        <w:trPr>
+          <w:trHeight w:val="300"/>
+        </w:trPr>
+        <w:tc>
+          <w:tcPr>
+            <w:tcW w:w="2180" w:type="dxa"/>
+            <w:tcBorders>
+              <w:top w:val="nil"/>
+              <w:left w:val="single" w:sz="4" w:space="0" w:color="auto"/>
+              <w:bottom w:val="single" w:sz="4" w:space="0" w:color="auto"/>
+              <w:right w:val="single" w:sz="4" w:space="0" w:color="auto"/>
+            </w:tcBorders>
+            <w:shd w:val="clear" w:color="auto" w:fill="auto"/>
+            <w:vAlign w:val="center"/>
+            <w:hideMark/>
+          </w:tcPr>
+          <w:p>
+            <w:pPr>
+              <w:spacing w:line="240" w:lineRule="auto"/>
+              <w:jc w:val="center"/>
+              <w:rPr>
+                <w:rFonts w:ascii="Aptos Narrow" w:eastAsia="Times New Roman" w:hAnsi="Aptos Narrow" w:cs="Times New Roman"/>
+                <w:color w:val="000000"/>
+                <w:lang w:eastAsia="es-CO"/>
+              </w:rPr>
+            </w:pPr>
+            <w:r>
+              <w:rPr>
+                <w:rFonts w:ascii="Aptos Narrow" w:eastAsia="Times New Roman" w:hAnsi="Aptos Narrow" w:cs="Times New Roman"/>
+                <w:color w:val="000000"/>
+                <w:lang w:eastAsia="es-CO"/>
+              </w:rPr>
+              <w:t>20 AWG</w:t>
+            </w:r>
+          </w:p>
+        </w:tc>
+        <w:tc>
+          <w:tcPr>
+            <w:tcW w:w="2280" w:type="dxa"/>
+            <w:tcBorders>
+              <w:top w:val="nil"/>
+              <w:left w:val="nil"/>
+              <w:bottom w:val="single" w:sz="4" w:space="0" w:color="auto"/>
+              <w:right w:val="single" w:sz="4" w:space="0" w:color="auto"/>
+            </w:tcBorders>
+            <w:shd w:val="clear" w:color="auto" w:fill="auto"/>
+            <w:vAlign w:val="center"/>
+            <w:hideMark/>
+          </w:tcPr>
+          <w:p>
+            <w:pPr>
+              <w:spacing w:line="240" w:lineRule="auto"/>
+              <w:jc w:val="center"/>
+              <w:rPr>
+                <w:rFonts w:ascii="Aptos Narrow" w:eastAsia="Times New Roman" w:hAnsi="Aptos Narrow" w:cs="Times New Roman"/>
+                <w:color w:val="000000"/>
+                <w:lang w:eastAsia="es-CO"/>
+              </w:rPr>
+            </w:pPr>
+            <w:r>
+              <w:rPr>
+                <w:rFonts w:ascii="Aptos Narrow" w:eastAsia="Times New Roman" w:hAnsi="Aptos Narrow" w:cs="Times New Roman"/>
+                <w:color w:val="000000"/>
+                <w:lang w:eastAsia="es-CO"/>
+              </w:rPr>
+              <w:t>2A</w:t>
+            </w:r>
+          </w:p>
+        </w:tc>
+      </w:tr>
+      <w:tr>
+        <w:trPr>
+          <w:trHeight w:val="300"/>
+        </w:trPr>
+        <w:tc>
+          <w:tcPr>
+            <w:tcW w:w="2180" w:type="dxa"/>
+            <w:tcBorders>
+              <w:top w:val="nil"/>
+              <w:left w:val="single" w:sz="4" w:space="0" w:color="auto"/>
+              <w:bottom w:val="single" w:sz="4" w:space="0" w:color="auto"/>
+              <w:right w:val="single" w:sz="4" w:space="0" w:color="auto"/>
+            </w:tcBorders>
+            <w:shd w:val="clear" w:color="auto" w:fill="auto"/>
+            <w:vAlign w:val="center"/>
+            <w:hideMark/>
+          </w:tcPr>
+          <w:p>
+            <w:pPr>
+              <w:spacing w:line="240" w:lineRule="auto"/>
+              <w:jc w:val="center"/>
+              <w:rPr>
+                <w:rFonts w:ascii="Aptos Narrow" w:eastAsia="Times New Roman" w:hAnsi="Aptos Narrow" w:cs="Times New Roman"/>
+                <w:color w:val="000000"/>
+                <w:lang w:eastAsia="es-CO"/>
+              </w:rPr>
+            </w:pPr>
+            <w:r>
+              <w:rPr>
+                <w:rFonts w:ascii="Aptos Narrow" w:eastAsia="Times New Roman" w:hAnsi="Aptos Narrow" w:cs="Times New Roman"/>
+                <w:color w:val="000000"/>
+                <w:lang w:eastAsia="es-CO"/>
+              </w:rPr>
+              <w:t>18 AWG</w:t>
+            </w:r>
+          </w:p>
+        </w:tc>
+        <w:tc>
+          <w:tcPr>
+            <w:tcW w:w="2280" w:type="dxa"/>
+            <w:tcBorders>
+              <w:top w:val="nil"/>
+              <w:left w:val="nil"/>
+              <w:bottom w:val="single" w:sz="4" w:space="0" w:color="auto"/>
+              <w:right w:val="single" w:sz="4" w:space="0" w:color="auto"/>
+            </w:tcBorders>
+            <w:shd w:val="clear" w:color="auto" w:fill="auto"/>
+            <w:vAlign w:val="center"/>
+            <w:hideMark/>
+          </w:tcPr>
+          <w:p>
+            <w:pPr>
+              <w:spacing w:line="240" w:lineRule="auto"/>
+              <w:jc w:val="center"/>
+              <w:rPr>
+                <w:rFonts w:ascii="Aptos Narrow" w:eastAsia="Times New Roman" w:hAnsi="Aptos Narrow" w:cs="Times New Roman"/>
+                <w:color w:val="000000"/>
+                <w:lang w:eastAsia="es-CO"/>
+              </w:rPr>
+            </w:pPr>
+            <w:r>
+              <w:rPr>
+                <w:rFonts w:ascii="Aptos Narrow" w:eastAsia="Times New Roman" w:hAnsi="Aptos Narrow" w:cs="Times New Roman"/>
+                <w:color w:val="000000"/>
+                <w:lang w:eastAsia="es-CO"/>
+              </w:rPr>
+              <w:t>10A</w:t>
+            </w:r>
+          </w:p>
+        </w:tc>
+      </w:tr>
+      <w:tr>
+        <w:trPr>
+          <w:trHeight w:val="300"/>
+        </w:trPr>
+        <w:tc>
+          <w:tcPr>
+            <w:tcW w:w="2180" w:type="dxa"/>
+            <w:tcBorders>
+              <w:top w:val="nil"/>
+              <w:left w:val="single" w:sz="4" w:space="0" w:color="auto"/>
+              <w:bottom w:val="single" w:sz="4" w:space="0" w:color="auto"/>
+              <w:right w:val="single" w:sz="4" w:space="0" w:color="auto"/>
+            </w:tcBorders>
+            <w:shd w:val="clear" w:color="auto" w:fill="auto"/>
+            <w:vAlign w:val="center"/>
+            <w:hideMark/>
+          </w:tcPr>
+          <w:p>
+            <w:pPr>
+              <w:spacing w:line="240" w:lineRule="auto"/>
+              <w:jc w:val="center"/>
+              <w:rPr>
+                <w:rFonts w:ascii="Aptos Narrow" w:eastAsia="Times New Roman" w:hAnsi="Aptos Narrow" w:cs="Times New Roman"/>
+                <w:color w:val="000000"/>
+                <w:lang w:eastAsia="es-CO"/>
+              </w:rPr>
+            </w:pPr>
+            <w:r>
+              <w:rPr>
+                <w:rFonts w:ascii="Aptos Narrow" w:eastAsia="Times New Roman" w:hAnsi="Aptos Narrow" w:cs="Times New Roman"/>
+                <w:color w:val="000000"/>
+                <w:lang w:eastAsia="es-CO"/>
+              </w:rPr>
+              <w:t>16 AWG</w:t>
+            </w:r>
+          </w:p>
+        </w:tc>
+        <w:tc>
+          <w:tcPr>
+            <w:tcW w:w="2280" w:type="dxa"/>
+            <w:tcBorders>
+              <w:top w:val="nil"/>
+              <w:left w:val="nil"/>
+              <w:bottom w:val="single" w:sz="4" w:space="0" w:color="auto"/>
+              <w:right w:val="single" w:sz="4" w:space="0" w:color="auto"/>
+            </w:tcBorders>
+            <w:shd w:val="clear" w:color="auto" w:fill="auto"/>
+            <w:vAlign w:val="center"/>
+            <w:hideMark/>
+          </w:tcPr>
+          <w:p>
+            <w:pPr>
+              <w:spacing w:line="240" w:lineRule="auto"/>
+              <w:jc w:val="center"/>
+              <w:rPr>
+                <w:rFonts w:ascii="Aptos Narrow" w:eastAsia="Times New Roman" w:hAnsi="Aptos Narrow" w:cs="Times New Roman"/>
+                <w:color w:val="000000"/>
+                <w:lang w:eastAsia="es-CO"/>
+              </w:rPr>
+            </w:pPr>
+            <w:r>
+              <w:rPr>
+                <w:rFonts w:ascii="Aptos Narrow" w:eastAsia="Times New Roman" w:hAnsi="Aptos Narrow" w:cs="Times New Roman"/>
+                <w:color w:val="000000"/>
+                <w:lang w:eastAsia="es-CO"/>
+              </w:rPr>
+              <w:t xml:space="preserve">13 </w:t>
+            </w:r>
+            <w:proofErr w:type="gramStart"/>
+            <w:r>
+              <w:rPr>
+                <w:rFonts w:ascii="Aptos Narrow" w:eastAsia="Times New Roman" w:hAnsi="Aptos Narrow" w:cs="Times New Roman"/>
+                <w:color w:val="000000"/>
+                <w:lang w:eastAsia="es-CO"/>
+              </w:rPr>
+              <w:t>A</w:t>
+            </w:r>
+            <w:proofErr w:type="gramEnd"/>
+          </w:p>
+        </w:tc>
+      </w:tr>
+      <w:tr>
+        <w:trPr>
+          <w:trHeight w:val="300"/>
+        </w:trPr>
+        <w:tc>
+          <w:tcPr>
+            <w:tcW w:w="2180" w:type="dxa"/>
+            <w:tcBorders>
+              <w:top w:val="nil"/>
+              <w:left w:val="single" w:sz="4" w:space="0" w:color="auto"/>
+              <w:bottom w:val="single" w:sz="4" w:space="0" w:color="auto"/>
+              <w:right w:val="single" w:sz="4" w:space="0" w:color="auto"/>
+            </w:tcBorders>
+            <w:shd w:val="clear" w:color="auto" w:fill="auto"/>
+            <w:vAlign w:val="center"/>
+            <w:hideMark/>
+          </w:tcPr>
+          <w:p>
+            <w:pPr>
+              <w:spacing w:line="240" w:lineRule="auto"/>
+              <w:jc w:val="center"/>
+              <w:rPr>
+                <w:rFonts w:ascii="Aptos Narrow" w:eastAsia="Times New Roman" w:hAnsi="Aptos Narrow" w:cs="Times New Roman"/>
+                <w:color w:val="000000"/>
+                <w:lang w:eastAsia="es-CO"/>
+              </w:rPr>
+            </w:pPr>
+            <w:r>
+              <w:rPr>
+                <w:rFonts w:ascii="Aptos Narrow" w:eastAsia="Times New Roman" w:hAnsi="Aptos Narrow" w:cs="Times New Roman"/>
+                <w:color w:val="000000"/>
+                <w:lang w:eastAsia="es-CO"/>
+              </w:rPr>
+              <w:t>14 AWG</w:t>
+            </w:r>
+          </w:p>
+        </w:tc>
+        <w:tc>
+          <w:tcPr>
+            <w:tcW w:w="2280" w:type="dxa"/>
+            <w:tcBorders>
+              <w:top w:val="nil"/>
+              <w:left w:val="nil"/>
+              <w:bottom w:val="single" w:sz="4" w:space="0" w:color="auto"/>
+              <w:right w:val="single" w:sz="4" w:space="0" w:color="auto"/>
+            </w:tcBorders>
+            <w:shd w:val="clear" w:color="auto" w:fill="auto"/>
+            <w:vAlign w:val="center"/>
+            <w:hideMark/>
+          </w:tcPr>
+          <w:p>
+            <w:pPr>
+              <w:spacing w:line="240" w:lineRule="auto"/>
+              <w:jc w:val="center"/>
+              <w:rPr>
+                <w:rFonts w:ascii="Aptos Narrow" w:eastAsia="Times New Roman" w:hAnsi="Aptos Narrow" w:cs="Times New Roman"/>
+                <w:color w:val="000000"/>
+                <w:lang w:eastAsia="es-CO"/>
+              </w:rPr>
+            </w:pPr>
+            <w:r>
+              <w:rPr>
+                <w:rFonts w:ascii="Aptos Narrow" w:eastAsia="Times New Roman" w:hAnsi="Aptos Narrow" w:cs="Times New Roman"/>
+                <w:color w:val="000000"/>
+                <w:lang w:eastAsia="es-CO"/>
+              </w:rPr>
+              <w:t xml:space="preserve">18 </w:t>
+            </w:r>
+            <w:proofErr w:type="gramStart"/>
+            <w:r>
+              <w:rPr>
+                <w:rFonts w:ascii="Aptos Narrow" w:eastAsia="Times New Roman" w:hAnsi="Aptos Narrow" w:cs="Times New Roman"/>
+                <w:color w:val="000000"/>
+                <w:lang w:eastAsia="es-CO"/>
+              </w:rPr>
+              <w:t>A</w:t>
+            </w:r>
+            <w:proofErr w:type="gramEnd"/>
+          </w:p>
+        </w:tc>
+      </w:tr>
+      <w:tr>
+        <w:trPr>
+          <w:trHeight w:val="300"/>
+        </w:trPr>
+        <w:tc>
+          <w:tcPr>
+            <w:tcW w:w="2180" w:type="dxa"/>
+            <w:tcBorders>
+              <w:top w:val="nil"/>
+              <w:left w:val="single" w:sz="4" w:space="0" w:color="auto"/>
+              <w:bottom w:val="single" w:sz="4" w:space="0" w:color="auto"/>
+              <w:right w:val="single" w:sz="4" w:space="0" w:color="auto"/>
+            </w:tcBorders>
+            <w:shd w:val="clear" w:color="auto" w:fill="auto"/>
+            <w:vAlign w:val="center"/>
+            <w:hideMark/>
+          </w:tcPr>
+          <w:p>
+            <w:pPr>
+              <w:spacing w:line="240" w:lineRule="auto"/>
+              <w:jc w:val="center"/>
+              <w:rPr>
+                <w:rFonts w:ascii="Aptos Narrow" w:eastAsia="Times New Roman" w:hAnsi="Aptos Narrow" w:cs="Times New Roman"/>
+                <w:color w:val="000000"/>
+                <w:lang w:eastAsia="es-CO"/>
+              </w:rPr>
+            </w:pPr>
+            <w:r>
+              <w:rPr>
+                <w:rFonts w:ascii="Aptos Narrow" w:eastAsia="Times New Roman" w:hAnsi="Aptos Narrow" w:cs="Times New Roman"/>
+                <w:color w:val="000000"/>
+                <w:lang w:eastAsia="es-CO"/>
+              </w:rPr>
+              <w:t>12 AWG</w:t>
+            </w:r>
+          </w:p>
+        </w:tc>
+        <w:tc>
+          <w:tcPr>
+            <w:tcW w:w="2280" w:type="dxa"/>
+            <w:tcBorders>
+              <w:top w:val="nil"/>
+              <w:left w:val="nil"/>
+              <w:bottom w:val="single" w:sz="4" w:space="0" w:color="auto"/>
+              <w:right w:val="single" w:sz="4" w:space="0" w:color="auto"/>
+            </w:tcBorders>
+            <w:shd w:val="clear" w:color="auto" w:fill="auto"/>
+            <w:vAlign w:val="center"/>
+            <w:hideMark/>
+          </w:tcPr>
+          <w:p>
+            <w:pPr>
+              <w:spacing w:line="240" w:lineRule="auto"/>
+              <w:jc w:val="center"/>
+              <w:rPr>
+                <w:rFonts w:ascii="Aptos Narrow" w:eastAsia="Times New Roman" w:hAnsi="Aptos Narrow" w:cs="Times New Roman"/>
+                <w:color w:val="000000"/>
+                <w:lang w:eastAsia="es-CO"/>
+              </w:rPr>
+            </w:pPr>
+            <w:r>
+              <w:rPr>
+                <w:rFonts w:ascii="Aptos Narrow" w:eastAsia="Times New Roman" w:hAnsi="Aptos Narrow" w:cs="Times New Roman"/>
+                <w:color w:val="000000"/>
+                <w:lang w:eastAsia="es-CO"/>
+              </w:rPr>
+              <w:t xml:space="preserve">25 </w:t>
+            </w:r>
+            <w:proofErr w:type="gramStart"/>
+            <w:r>
+              <w:rPr>
+                <w:rFonts w:ascii="Aptos Narrow" w:eastAsia="Times New Roman" w:hAnsi="Aptos Narrow" w:cs="Times New Roman"/>
+                <w:color w:val="000000"/>
+                <w:lang w:eastAsia="es-CO"/>
+              </w:rPr>
+              <w:t>A</w:t>
+            </w:r>
+            <w:proofErr w:type="gramEnd"/>
+          </w:p>
+        </w:tc>
+      </w:tr>
+    </w:tbl>
+    <w:p>
+      <w:pPr>
+        <w:spacing w:before="100" w:beforeAutospacing="1" w:after="100" w:afterAutospacing="1" w:line="360" w:lineRule="auto"/>
+        <w:rPr>
+          <w:rFonts w:eastAsia="Times New Roman"/>
+          <w:b/>
+          <w:bCs/>
+          <w:i/>
+          <w:iCs/>
+          <w:sz w:val="20"/>
+          <w:szCs w:val="20"/>
+          <w:lang w:eastAsia="es-CO"/>
+        </w:rPr>
+      </w:pPr>
+    </w:p>
+    <w:p>
+      <w:pPr>
+        <w:pStyle w:val="Ttulo1"/>
+        <w:spacing w:line="360" w:lineRule="auto"/>
+        <w:ind w:left="360"/>
+        <w:rPr>
+          <w:b/>
+          <w:bCs/>
+          <w:sz w:val="20"/>
+          <w:szCs w:val="20"/>
+          <w:lang w:eastAsia="es-CO"/>
+        </w:rPr>
+      </w:pPr>
+      <w:r>
+        <w:rPr>
+          <w:b/>
+          <w:bCs/>
+          <w:sz w:val="20"/>
+          <w:szCs w:val="20"/>
+          <w:lang w:eastAsia="es-CO"/>
+        </w:rPr>
+        <w:t xml:space="preserve">3. </w:t>
+      </w:r>
+      <w:r>
+        <w:rPr>
+          <w:b/>
+          <w:bCs/>
+          <w:sz w:val="20"/>
+          <w:szCs w:val="20"/>
+          <w:lang w:eastAsia="es-CO"/>
+        </w:rPr>
         <w:t>R</w:t>
       </w:r>
       <w:r>
@@ -5834,6 +8678,7 @@
           <w:szCs w:val="20"/>
           <w:lang w:eastAsia="es-CO"/>
         </w:rPr>
+        <w:lastRenderedPageBreak/>
         <w:t>Los tipos de riesgos eléctricos identificados (por ejemplo, contacto con partes energizadas, fallas en el sistema de puesta a tierra, sobrecargas, cortocircuitos).</w:t>
       </w:r>
     </w:p>
@@ -6021,7 +8866,6 @@
           <w:szCs w:val="20"/>
           <w:lang w:eastAsia="es-CO"/>
         </w:rPr>
-        <w:lastRenderedPageBreak/>
         <w:drawing>
           <wp:inline distT="0" distB="0" distL="0" distR="0" wp14:anchorId="19279EA8" wp14:editId="6DEA3FD6">
             <wp:extent cx="4191609" cy="3397120"/>
@@ -6038,7 +8882,7 @@
                     <pic:cNvPicPr/>
                   </pic:nvPicPr>
                   <pic:blipFill>
-                    <a:blip r:embed="rId19"/>
+                    <a:blip r:embed="rId17"/>
                     <a:stretch>
                       <a:fillRect/>
                     </a:stretch>
@@ -6243,6 +9087,7 @@
           <w:sz w:val="20"/>
           <w:szCs w:val="20"/>
         </w:rPr>
+        <w:lastRenderedPageBreak/>
         <w:t>Uso de gafas de protección contra radiación ultravioleta.</w:t>
       </w:r>
     </w:p>
@@ -6428,7 +9273,6 @@
           <w:sz w:val="20"/>
           <w:szCs w:val="20"/>
         </w:rPr>
-        <w:lastRenderedPageBreak/>
         <w:t>Disponibilidad de plantas eléctricas con transferencia automática.</w:t>
       </w:r>
     </w:p>
@@ -7497,7 +10341,7 @@
         <w:pStyle w:val="Ttulo1"/>
         <w:numPr>
           <w:ilvl w:val="0"/>
-          <w:numId w:val="3"/>
+          <w:numId w:val="116"/>
         </w:numPr>
         <w:spacing w:line="360" w:lineRule="auto"/>
         <w:rPr>
@@ -7539,7 +10383,15 @@
           <w:sz w:val="20"/>
           <w:szCs w:val="20"/>
         </w:rPr>
-        <w:t>La electricidad es una fuente de energía esencial para el funcionamiento de la vida moderna, pero también representa un riesgo significativo si no se gestiona adecuadamente. Por esta razón, es fundamental aplicar rigurosas medidas de seguridad en las instalaciones eléctricas, con el fin de prevenir accidentes, proteger la integridad de las personas y preservar la infraestructura. A continuación, se detallan las principales recomendaciones:</w:t>
+        <w:t xml:space="preserve">La electricidad es una fuente de energía esencial para el funcionamiento de la vida moderna, pero también representa un riesgo significativo si no se gestiona adecuadamente. Por esta razón, es fundamental aplicar </w:t>
+      </w:r>
+      <w:r>
+        <w:rPr>
+          <w:sz w:val="20"/>
+          <w:szCs w:val="20"/>
+        </w:rPr>
+        <w:lastRenderedPageBreak/>
+        <w:t>rigurosas medidas de seguridad en las instalaciones eléctricas, con el fin de prevenir accidentes, proteger la integridad de las personas y preservar la infraestructura. A continuación, se detallan las principales recomendaciones:</w:t>
       </w:r>
     </w:p>
     <w:p>
@@ -7590,15 +10442,7 @@
           <w:sz w:val="20"/>
           <w:szCs w:val="20"/>
         </w:rPr>
-        <w:t xml:space="preserve">Intervención de personal calificado: la supervisión, instalación y puesta en funcionamiento de equipos eléctricos debe estar a cargo de personal capacitado y con experiencia comprobada. En instalaciones de alta tensión, es crucial restringir el acceso mediante cercas, señalización, elevación de los equipos o </w:t>
-      </w:r>
-      <w:r>
-        <w:rPr>
-          <w:sz w:val="20"/>
-          <w:szCs w:val="20"/>
-        </w:rPr>
-        <w:lastRenderedPageBreak/>
-        <w:t>su ubicación en áreas de acceso controlado. Especial atención debe prestarse durante labores de mantenimiento o reparación cercanas, donde pueden retirarse temporalmente las barreras de seguridad.</w:t>
+        <w:t>Intervención de personal calificado: la supervisión, instalación y puesta en funcionamiento de equipos eléctricos debe estar a cargo de personal capacitado y con experiencia comprobada. En instalaciones de alta tensión, es crucial restringir el acceso mediante cercas, señalización, elevación de los equipos o su ubicación en áreas de acceso controlado. Especial atención debe prestarse durante labores de mantenimiento o reparación cercanas, donde pueden retirarse temporalmente las barreras de seguridad.</w:t>
       </w:r>
     </w:p>
     <w:p>
@@ -7775,6 +10619,7 @@
           <w:sz w:val="20"/>
           <w:szCs w:val="20"/>
         </w:rPr>
+        <w:lastRenderedPageBreak/>
         <w:t>Uso de lámparas portátiles: aunque se recomienda evitar el uso de lámparas eléctricas portátiles, cuando su uso sea indispensable deben estar provistas de portalámparas aislantes, cables en buen estado y enchufes seguros, los cuales deben ser inspeccionados regularmente.</w:t>
       </w:r>
     </w:p>
@@ -7834,7 +10679,7 @@
         <w:pStyle w:val="Ttulo1"/>
         <w:numPr>
           <w:ilvl w:val="0"/>
-          <w:numId w:val="3"/>
+          <w:numId w:val="116"/>
         </w:numPr>
         <w:spacing w:line="360" w:lineRule="auto"/>
         <w:rPr>
@@ -7853,7 +10698,6 @@
           <w:szCs w:val="20"/>
           <w:lang w:eastAsia="es-CO"/>
         </w:rPr>
-        <w:lastRenderedPageBreak/>
         <w:t>Empalmes o amarres eléctricos</w:t>
       </w:r>
     </w:p>
@@ -8102,6 +10946,7 @@
           <w:szCs w:val="20"/>
           <w:lang w:eastAsia="es-CO"/>
         </w:rPr>
+        <w:lastRenderedPageBreak/>
         <w:t>Compacidad: la unión no debe presentar espacios vacíos entre los hilos del conductor, lo cual podría generar calentamiento o pérdida de continuidad eléctrica.</w:t>
       </w:r>
     </w:p>
@@ -8236,7 +11081,6 @@
           <w:szCs w:val="20"/>
           <w:lang w:eastAsia="es-CO"/>
         </w:rPr>
-        <w:lastRenderedPageBreak/>
         <w:t>Con el paso del tiempo, algunos tipos de empalmes que anteriormente eran de uso común han caído en desuso, ya sea por no cumplir con los estándares actuales de seguridad o por la implementación de técnicas más eficientes.</w:t>
       </w:r>
     </w:p>
@@ -8266,34 +11110,7 @@
           <w:lang w:eastAsia="es-CO"/>
         </w:rPr>
         <w:br/>
-        <w:t xml:space="preserve">En el presente componente se mencionan estos empalmes como referencia, con el fin de que el </w:t>
-      </w:r>
-      <w:r>
-        <w:rPr>
-          <w:rFonts w:eastAsia="Times New Roman"/>
-          <w:sz w:val="20"/>
-          <w:szCs w:val="20"/>
-          <w:lang w:eastAsia="es-CO"/>
-        </w:rPr>
-        <w:t>aprendiz</w:t>
-      </w:r>
-      <w:r>
-        <w:rPr>
-          <w:rFonts w:eastAsia="Times New Roman"/>
-          <w:sz w:val="20"/>
-          <w:szCs w:val="20"/>
-          <w:lang w:eastAsia="es-CO"/>
-        </w:rPr>
-        <w:t xml:space="preserve"> tenga en cuenta esta información en su proceso de formación. A continuación, se presenta una tabla con ejemplos</w:t>
-      </w:r>
-      <w:r>
-        <w:rPr>
-          <w:rFonts w:eastAsia="Times New Roman"/>
-          <w:sz w:val="20"/>
-          <w:szCs w:val="20"/>
-          <w:lang w:eastAsia="es-CO"/>
-        </w:rPr>
-        <w:t>:</w:t>
+        <w:t>En el presente componente se mencionan estos empalmes como referencia, con el fin de que el aprendiz tenga en cuenta esta información en su proceso de formación. A continuación, se presenta una tabla con ejemplos:</w:t>
       </w:r>
     </w:p>
     <w:p>
@@ -8342,7 +11159,18 @@
           <w:sz w:val="20"/>
           <w:szCs w:val="20"/>
         </w:rPr>
-        <w:t>Tabla 2</w:t>
+        <w:t xml:space="preserve">Tabla </w:t>
+      </w:r>
+      <w:r>
+        <w:rPr>
+          <w:b/>
+          <w:i/>
+          <w:iCs/>
+          <w:color w:val="000000"/>
+          <w:sz w:val="20"/>
+          <w:szCs w:val="20"/>
+        </w:rPr>
+        <w:t>3</w:t>
       </w:r>
       <w:r>
         <w:rPr>
@@ -9071,7 +11899,6 @@
           <w:szCs w:val="20"/>
           <w:lang w:eastAsia="es-CO"/>
         </w:rPr>
-        <w:lastRenderedPageBreak/>
         <w:t>Las instalaciones eléctricas se clasifican en función de su disposición en la estructura y del nivel de protección frente a esfuerzos mecánicos y condiciones ambientales:</w:t>
       </w:r>
     </w:p>
@@ -9360,6 +12187,7 @@
           <w:szCs w:val="20"/>
           <w:lang w:eastAsia="es-CO"/>
         </w:rPr>
+        <w:lastRenderedPageBreak/>
         <w:t xml:space="preserve">Planos de redes eléctricas: </w:t>
       </w:r>
       <w:r>
@@ -9442,6 +12270,228 @@
         </w:rPr>
         <w:t>squema simplificado que representa los circuitos eléctricos mediante una sola línea, ideal para visualizar la interconexión de dispositivos eléctricos</w:t>
       </w:r>
+    </w:p>
+    <w:p>
+      <w:pPr>
+        <w:spacing w:before="100" w:beforeAutospacing="1" w:after="100" w:afterAutospacing="1" w:line="360" w:lineRule="auto"/>
+        <w:rPr>
+          <w:rFonts w:eastAsia="Times New Roman"/>
+          <w:sz w:val="20"/>
+          <w:szCs w:val="20"/>
+          <w:lang w:eastAsia="es-CO"/>
+        </w:rPr>
+      </w:pPr>
+    </w:p>
+    <w:p>
+      <w:pPr>
+        <w:spacing w:before="100" w:beforeAutospacing="1" w:after="100" w:afterAutospacing="1" w:line="360" w:lineRule="auto"/>
+        <w:rPr>
+          <w:rFonts w:eastAsia="Times New Roman"/>
+          <w:sz w:val="20"/>
+          <w:szCs w:val="20"/>
+          <w:lang w:eastAsia="es-CO"/>
+        </w:rPr>
+      </w:pPr>
+    </w:p>
+    <w:p>
+      <w:pPr>
+        <w:spacing w:before="100" w:beforeAutospacing="1" w:after="100" w:afterAutospacing="1" w:line="360" w:lineRule="auto"/>
+        <w:rPr>
+          <w:rFonts w:eastAsia="Times New Roman"/>
+          <w:sz w:val="20"/>
+          <w:szCs w:val="20"/>
+          <w:lang w:eastAsia="es-CO"/>
+        </w:rPr>
+      </w:pPr>
+    </w:p>
+    <w:p>
+      <w:pPr>
+        <w:spacing w:before="100" w:beforeAutospacing="1" w:after="100" w:afterAutospacing="1" w:line="360" w:lineRule="auto"/>
+        <w:rPr>
+          <w:rFonts w:eastAsia="Times New Roman"/>
+          <w:sz w:val="20"/>
+          <w:szCs w:val="20"/>
+          <w:lang w:eastAsia="es-CO"/>
+        </w:rPr>
+      </w:pPr>
+    </w:p>
+    <w:p>
+      <w:pPr>
+        <w:spacing w:before="100" w:beforeAutospacing="1" w:after="100" w:afterAutospacing="1" w:line="360" w:lineRule="auto"/>
+        <w:rPr>
+          <w:rFonts w:eastAsia="Times New Roman"/>
+          <w:b/>
+          <w:bCs/>
+          <w:i/>
+          <w:iCs/>
+          <w:sz w:val="20"/>
+          <w:szCs w:val="20"/>
+          <w:lang w:eastAsia="es-CO"/>
+        </w:rPr>
+      </w:pPr>
+      <w:r>
+        <w:rPr>
+          <w:rFonts w:eastAsia="Times New Roman"/>
+          <w:b/>
+          <w:bCs/>
+          <w:i/>
+          <w:iCs/>
+          <w:sz w:val="20"/>
+          <w:szCs w:val="20"/>
+          <w:lang w:eastAsia="es-CO"/>
+        </w:rPr>
+        <w:t xml:space="preserve">Figura 2. Planos para instalaciones </w:t>
+      </w:r>
+      <w:commentRangeStart w:id="18"/>
+      <w:r>
+        <w:rPr>
+          <w:rFonts w:eastAsia="Times New Roman"/>
+          <w:b/>
+          <w:bCs/>
+          <w:i/>
+          <w:iCs/>
+          <w:sz w:val="20"/>
+          <w:szCs w:val="20"/>
+          <w:lang w:eastAsia="es-CO"/>
+        </w:rPr>
+        <w:t>eléctricas</w:t>
+      </w:r>
+      <w:commentRangeEnd w:id="18"/>
+      <w:r>
+        <w:rPr>
+          <w:rStyle w:val="Refdecomentario"/>
+        </w:rPr>
+        <w:commentReference w:id="18"/>
+      </w:r>
+    </w:p>
+    <w:p>
+      <w:pPr>
+        <w:spacing w:before="100" w:beforeAutospacing="1" w:after="100" w:afterAutospacing="1" w:line="360" w:lineRule="auto"/>
+        <w:rPr>
+          <w:rFonts w:eastAsia="Times New Roman"/>
+          <w:b/>
+          <w:bCs/>
+          <w:i/>
+          <w:iCs/>
+          <w:sz w:val="20"/>
+          <w:szCs w:val="20"/>
+          <w:lang w:eastAsia="es-CO"/>
+        </w:rPr>
+      </w:pPr>
+      <w:r>
+        <w:rPr>
+          <w:rFonts w:eastAsia="Times New Roman"/>
+          <w:b/>
+          <w:bCs/>
+          <w:i/>
+          <w:iCs/>
+          <w:noProof/>
+          <w:sz w:val="20"/>
+          <w:szCs w:val="20"/>
+          <w:lang w:eastAsia="es-CO"/>
+        </w:rPr>
+        <w:drawing>
+          <wp:inline distT="0" distB="0" distL="0" distR="0" wp14:anchorId="1D077A53" wp14:editId="15243923">
+            <wp:extent cx="3324225" cy="2726851"/>
+            <wp:effectExtent l="0" t="0" r="0" b="0"/>
+            <wp:docPr id="65512666" name="Imagen 1"/>
+            <wp:cNvGraphicFramePr>
+              <a:graphicFrameLocks xmlns:a="http://schemas.openxmlformats.org/drawingml/2006/main" noChangeAspect="1"/>
+            </wp:cNvGraphicFramePr>
+            <a:graphic xmlns:a="http://schemas.openxmlformats.org/drawingml/2006/main">
+              <a:graphicData uri="http://schemas.openxmlformats.org/drawingml/2006/picture">
+                <pic:pic xmlns:pic="http://schemas.openxmlformats.org/drawingml/2006/picture">
+                  <pic:nvPicPr>
+                    <pic:cNvPr id="65512666" name=""/>
+                    <pic:cNvPicPr/>
+                  </pic:nvPicPr>
+                  <pic:blipFill>
+                    <a:blip r:embed="rId18"/>
+                    <a:stretch>
+                      <a:fillRect/>
+                    </a:stretch>
+                  </pic:blipFill>
+                  <pic:spPr>
+                    <a:xfrm>
+                      <a:off x="0" y="0"/>
+                      <a:ext cx="3327441" cy="2729489"/>
+                    </a:xfrm>
+                    <a:prstGeom prst="rect">
+                      <a:avLst/>
+                    </a:prstGeom>
+                  </pic:spPr>
+                </pic:pic>
+              </a:graphicData>
+            </a:graphic>
+          </wp:inline>
+        </w:drawing>
+      </w:r>
+    </w:p>
+    <w:p>
+      <w:pPr>
+        <w:spacing w:before="100" w:beforeAutospacing="1" w:after="100" w:afterAutospacing="1" w:line="360" w:lineRule="auto"/>
+        <w:rPr>
+          <w:rFonts w:eastAsia="Times New Roman"/>
+          <w:sz w:val="20"/>
+          <w:szCs w:val="20"/>
+          <w:lang w:eastAsia="es-CO"/>
+        </w:rPr>
+      </w:pPr>
+    </w:p>
+    <w:p>
+      <w:pPr>
+        <w:spacing w:before="100" w:beforeAutospacing="1" w:after="100" w:afterAutospacing="1" w:line="360" w:lineRule="auto"/>
+        <w:rPr>
+          <w:rFonts w:eastAsia="Times New Roman"/>
+          <w:sz w:val="20"/>
+          <w:szCs w:val="20"/>
+          <w:lang w:eastAsia="es-CO"/>
+        </w:rPr>
+      </w:pPr>
+    </w:p>
+    <w:p>
+      <w:pPr>
+        <w:spacing w:before="100" w:beforeAutospacing="1" w:after="100" w:afterAutospacing="1" w:line="360" w:lineRule="auto"/>
+        <w:rPr>
+          <w:rFonts w:eastAsia="Times New Roman"/>
+          <w:sz w:val="20"/>
+          <w:szCs w:val="20"/>
+          <w:lang w:eastAsia="es-CO"/>
+        </w:rPr>
+      </w:pPr>
+    </w:p>
+    <w:p>
+      <w:pPr>
+        <w:spacing w:before="100" w:beforeAutospacing="1" w:after="100" w:afterAutospacing="1" w:line="360" w:lineRule="auto"/>
+        <w:rPr>
+          <w:rFonts w:eastAsia="Times New Roman"/>
+          <w:sz w:val="20"/>
+          <w:szCs w:val="20"/>
+          <w:lang w:eastAsia="es-CO"/>
+        </w:rPr>
+      </w:pPr>
+    </w:p>
+    <w:p>
+      <w:pPr>
+        <w:spacing w:before="100" w:beforeAutospacing="1" w:after="100" w:afterAutospacing="1" w:line="360" w:lineRule="auto"/>
+        <w:rPr>
+          <w:rFonts w:eastAsia="Times New Roman"/>
+          <w:sz w:val="20"/>
+          <w:szCs w:val="20"/>
+          <w:lang w:eastAsia="es-CO"/>
+        </w:rPr>
+      </w:pPr>
+    </w:p>
+    <w:p>
+      <w:pPr>
+        <w:spacing w:before="100" w:beforeAutospacing="1" w:after="100" w:afterAutospacing="1" w:line="360" w:lineRule="auto"/>
+        <w:rPr>
+          <w:rFonts w:eastAsia="Times New Roman"/>
+          <w:sz w:val="20"/>
+          <w:szCs w:val="20"/>
+          <w:lang w:eastAsia="es-CO"/>
+        </w:rPr>
+      </w:pPr>
     </w:p>
     <w:p>
       <w:pPr>
@@ -9514,7 +12564,6 @@
           <w:szCs w:val="20"/>
           <w:lang w:eastAsia="es-CO"/>
         </w:rPr>
-        <w:lastRenderedPageBreak/>
         <w:t>Caja de protección: punto de inicio de la instalación. Se ubica cerca del ingreso del suministro eléctrico y distribuye los circuitos de la edificación. Debe estar empotrada en el muro y protegida contra accesos no autorizados.</w:t>
       </w:r>
     </w:p>
@@ -9640,7 +12689,7 @@
         </w:rPr>
         <w:t xml:space="preserve">Interpretación de planos de redes </w:t>
       </w:r>
-      <w:commentRangeStart w:id="18"/>
+      <w:commentRangeStart w:id="19"/>
       <w:r>
         <w:rPr>
           <w:b/>
@@ -9651,7 +12700,7 @@
         </w:rPr>
         <w:t>eléctricas</w:t>
       </w:r>
-      <w:commentRangeEnd w:id="18"/>
+      <w:commentRangeEnd w:id="19"/>
       <w:r>
         <w:rPr>
           <w:rStyle w:val="Refdecomentario"/>
@@ -9659,7 +12708,7 @@
           <w:szCs w:val="20"/>
           <w:u w:val="single"/>
         </w:rPr>
-        <w:commentReference w:id="18"/>
+        <w:commentReference w:id="19"/>
       </w:r>
     </w:p>
     <w:p>
@@ -9689,6 +12738,184 @@
         </w:rPr>
         <w:t>Consiste en analizar representaciones gráficas de las instalaciones eléctricas de equipos o edificaciones. Estos planos utilizan símbolos y elementos técnicos que permiten identificar y ubicar espacialmente las conexiones eléctricas, lo cual resulta fundamental tanto para su construcción como para tareas de mantenimiento o reparación.</w:t>
       </w:r>
+    </w:p>
+    <w:p>
+      <w:pPr>
+        <w:spacing w:line="360" w:lineRule="auto"/>
+        <w:rPr>
+          <w:b/>
+          <w:bCs/>
+          <w:i/>
+          <w:iCs/>
+          <w:sz w:val="20"/>
+          <w:szCs w:val="20"/>
+        </w:rPr>
+      </w:pPr>
+    </w:p>
+    <w:p>
+      <w:pPr>
+        <w:spacing w:line="360" w:lineRule="auto"/>
+        <w:ind w:firstLine="720"/>
+        <w:rPr>
+          <w:b/>
+          <w:bCs/>
+          <w:i/>
+          <w:iCs/>
+          <w:sz w:val="20"/>
+          <w:szCs w:val="20"/>
+        </w:rPr>
+      </w:pPr>
+      <w:r>
+        <w:rPr>
+          <w:b/>
+          <w:bCs/>
+          <w:i/>
+          <w:iCs/>
+          <w:sz w:val="20"/>
+          <w:szCs w:val="20"/>
+        </w:rPr>
+        <w:t xml:space="preserve">Figura </w:t>
+      </w:r>
+      <w:r>
+        <w:rPr>
+          <w:b/>
+          <w:bCs/>
+          <w:i/>
+          <w:iCs/>
+          <w:sz w:val="20"/>
+          <w:szCs w:val="20"/>
+        </w:rPr>
+        <w:t>3</w:t>
+      </w:r>
+      <w:r>
+        <w:rPr>
+          <w:b/>
+          <w:bCs/>
+          <w:i/>
+          <w:iCs/>
+          <w:sz w:val="20"/>
+          <w:szCs w:val="20"/>
+        </w:rPr>
+        <w:t xml:space="preserve">. </w:t>
+      </w:r>
+      <w:r>
+        <w:rPr>
+          <w:b/>
+          <w:bCs/>
+          <w:i/>
+          <w:iCs/>
+          <w:sz w:val="20"/>
+          <w:szCs w:val="20"/>
+        </w:rPr>
+        <w:t xml:space="preserve">Planos y su </w:t>
+      </w:r>
+      <w:commentRangeStart w:id="20"/>
+      <w:r>
+        <w:rPr>
+          <w:b/>
+          <w:bCs/>
+          <w:i/>
+          <w:iCs/>
+          <w:sz w:val="20"/>
+          <w:szCs w:val="20"/>
+        </w:rPr>
+        <w:t>interpretación</w:t>
+      </w:r>
+      <w:commentRangeEnd w:id="20"/>
+      <w:r>
+        <w:rPr>
+          <w:rStyle w:val="Refdecomentario"/>
+        </w:rPr>
+        <w:commentReference w:id="20"/>
+      </w:r>
+    </w:p>
+    <w:p>
+      <w:pPr>
+        <w:spacing w:line="360" w:lineRule="auto"/>
+        <w:rPr>
+          <w:sz w:val="20"/>
+          <w:szCs w:val="20"/>
+        </w:rPr>
+      </w:pPr>
+      <w:r>
+        <w:rPr>
+          <w:noProof/>
+          <w:sz w:val="20"/>
+          <w:szCs w:val="20"/>
+        </w:rPr>
+        <w:lastRenderedPageBreak/>
+        <w:drawing>
+          <wp:inline distT="0" distB="0" distL="0" distR="0" wp14:anchorId="6FA9375A" wp14:editId="2918F804">
+            <wp:extent cx="2438400" cy="3529965"/>
+            <wp:effectExtent l="0" t="0" r="0" b="0"/>
+            <wp:docPr id="1320665910" name="Imagen 1"/>
+            <wp:cNvGraphicFramePr>
+              <a:graphicFrameLocks xmlns:a="http://schemas.openxmlformats.org/drawingml/2006/main" noChangeAspect="1"/>
+            </wp:cNvGraphicFramePr>
+            <a:graphic xmlns:a="http://schemas.openxmlformats.org/drawingml/2006/main">
+              <a:graphicData uri="http://schemas.openxmlformats.org/drawingml/2006/picture">
+                <pic:pic xmlns:pic="http://schemas.openxmlformats.org/drawingml/2006/picture">
+                  <pic:nvPicPr>
+                    <pic:cNvPr id="1320665910" name=""/>
+                    <pic:cNvPicPr/>
+                  </pic:nvPicPr>
+                  <pic:blipFill>
+                    <a:blip r:embed="rId19"/>
+                    <a:stretch>
+                      <a:fillRect/>
+                    </a:stretch>
+                  </pic:blipFill>
+                  <pic:spPr>
+                    <a:xfrm>
+                      <a:off x="0" y="0"/>
+                      <a:ext cx="2442004" cy="3535183"/>
+                    </a:xfrm>
+                    <a:prstGeom prst="rect">
+                      <a:avLst/>
+                    </a:prstGeom>
+                  </pic:spPr>
+                </pic:pic>
+              </a:graphicData>
+            </a:graphic>
+          </wp:inline>
+        </w:drawing>
+      </w:r>
+    </w:p>
+    <w:p>
+      <w:pPr>
+        <w:spacing w:line="360" w:lineRule="auto"/>
+        <w:rPr>
+          <w:sz w:val="20"/>
+          <w:szCs w:val="20"/>
+        </w:rPr>
+      </w:pPr>
+    </w:p>
+    <w:p>
+      <w:pPr>
+        <w:spacing w:line="360" w:lineRule="auto"/>
+        <w:rPr>
+          <w:sz w:val="20"/>
+          <w:szCs w:val="20"/>
+        </w:rPr>
+      </w:pPr>
+    </w:p>
+    <w:p>
+      <w:pPr>
+        <w:spacing w:line="360" w:lineRule="auto"/>
+        <w:rPr>
+          <w:sz w:val="20"/>
+          <w:szCs w:val="20"/>
+        </w:rPr>
+      </w:pPr>
+    </w:p>
+    <w:p>
+      <w:pPr>
+        <w:spacing w:line="360" w:lineRule="auto"/>
+        <w:rPr>
+          <w:sz w:val="20"/>
+          <w:szCs w:val="20"/>
+        </w:rPr>
+      </w:pPr>
     </w:p>
     <w:p>
       <w:pPr>
@@ -9741,7 +12968,7 @@
           <w:szCs w:val="20"/>
         </w:rPr>
       </w:pPr>
-      <w:commentRangeStart w:id="19"/>
+      <w:commentRangeStart w:id="21"/>
       <w:r>
         <w:rPr>
           <w:sz w:val="20"/>
@@ -9749,14 +12976,14 @@
         </w:rPr>
         <w:t>Es</w:t>
       </w:r>
-      <w:commentRangeEnd w:id="19"/>
+      <w:commentRangeEnd w:id="21"/>
       <w:r>
         <w:rPr>
           <w:rStyle w:val="Refdecomentario"/>
           <w:sz w:val="20"/>
           <w:szCs w:val="20"/>
         </w:rPr>
-        <w:commentReference w:id="19"/>
+        <w:commentReference w:id="21"/>
       </w:r>
       <w:r>
         <w:rPr>
@@ -9764,6 +12991,132 @@
           <w:szCs w:val="20"/>
         </w:rPr>
         <w:t xml:space="preserve"> el análisis de un esquema gráfico que representa un sistema eléctrico utilizando una sola línea para simplificar la disposición de los circuitos. Este tipo de diagrama facilita la comprensión del flujo de energía y la conexión entre los diferentes componentes eléctricos.</w:t>
+      </w:r>
+    </w:p>
+    <w:p>
+      <w:pPr>
+        <w:spacing w:line="360" w:lineRule="auto"/>
+        <w:rPr>
+          <w:sz w:val="20"/>
+          <w:szCs w:val="20"/>
+        </w:rPr>
+      </w:pPr>
+    </w:p>
+    <w:p>
+      <w:pPr>
+        <w:spacing w:line="360" w:lineRule="auto"/>
+        <w:rPr>
+          <w:b/>
+          <w:bCs/>
+          <w:i/>
+          <w:iCs/>
+          <w:sz w:val="20"/>
+          <w:szCs w:val="20"/>
+        </w:rPr>
+      </w:pPr>
+      <w:r>
+        <w:rPr>
+          <w:b/>
+          <w:bCs/>
+          <w:i/>
+          <w:iCs/>
+          <w:sz w:val="20"/>
+          <w:szCs w:val="20"/>
+        </w:rPr>
+        <w:t xml:space="preserve">Figura </w:t>
+      </w:r>
+      <w:r>
+        <w:rPr>
+          <w:b/>
+          <w:bCs/>
+          <w:i/>
+          <w:iCs/>
+          <w:sz w:val="20"/>
+          <w:szCs w:val="20"/>
+        </w:rPr>
+        <w:t>4</w:t>
+      </w:r>
+      <w:r>
+        <w:rPr>
+          <w:b/>
+          <w:bCs/>
+          <w:i/>
+          <w:iCs/>
+          <w:sz w:val="20"/>
+          <w:szCs w:val="20"/>
+        </w:rPr>
+        <w:t xml:space="preserve">.  plano de diagrama </w:t>
+      </w:r>
+      <w:commentRangeStart w:id="22"/>
+      <w:r>
+        <w:rPr>
+          <w:b/>
+          <w:bCs/>
+          <w:i/>
+          <w:iCs/>
+          <w:sz w:val="20"/>
+          <w:szCs w:val="20"/>
+        </w:rPr>
+        <w:t>unifilar</w:t>
+      </w:r>
+      <w:commentRangeEnd w:id="22"/>
+      <w:r>
+        <w:rPr>
+          <w:rStyle w:val="Refdecomentario"/>
+        </w:rPr>
+        <w:commentReference w:id="22"/>
+      </w:r>
+    </w:p>
+    <w:p>
+      <w:pPr>
+        <w:spacing w:line="360" w:lineRule="auto"/>
+        <w:rPr>
+          <w:sz w:val="20"/>
+          <w:szCs w:val="20"/>
+        </w:rPr>
+      </w:pPr>
+      <w:r>
+        <w:rPr>
+          <w:noProof/>
+          <w:sz w:val="20"/>
+          <w:szCs w:val="20"/>
+        </w:rPr>
+        <w:lastRenderedPageBreak/>
+        <w:drawing>
+          <wp:inline distT="0" distB="0" distL="0" distR="0" wp14:anchorId="76399023" wp14:editId="7ED87D03">
+            <wp:extent cx="4412558" cy="3152775"/>
+            <wp:effectExtent l="0" t="0" r="7620" b="0"/>
+            <wp:docPr id="1396708400" name="Imagen 1"/>
+            <wp:cNvGraphicFramePr>
+              <a:graphicFrameLocks xmlns:a="http://schemas.openxmlformats.org/drawingml/2006/main" noChangeAspect="1"/>
+            </wp:cNvGraphicFramePr>
+            <a:graphic xmlns:a="http://schemas.openxmlformats.org/drawingml/2006/main">
+              <a:graphicData uri="http://schemas.openxmlformats.org/drawingml/2006/picture">
+                <pic:pic xmlns:pic="http://schemas.openxmlformats.org/drawingml/2006/picture">
+                  <pic:nvPicPr>
+                    <pic:cNvPr id="1396708400" name=""/>
+                    <pic:cNvPicPr/>
+                  </pic:nvPicPr>
+                  <pic:blipFill>
+                    <a:blip r:embed="rId20"/>
+                    <a:stretch>
+                      <a:fillRect/>
+                    </a:stretch>
+                  </pic:blipFill>
+                  <pic:spPr>
+                    <a:xfrm>
+                      <a:off x="0" y="0"/>
+                      <a:ext cx="4418545" cy="3157053"/>
+                    </a:xfrm>
+                    <a:prstGeom prst="rect">
+                      <a:avLst/>
+                    </a:prstGeom>
+                  </pic:spPr>
+                </pic:pic>
+              </a:graphicData>
+            </a:graphic>
+          </wp:inline>
+        </w:drawing>
       </w:r>
     </w:p>
     <w:p>
@@ -9858,15 +13211,7 @@
           <w:sz w:val="20"/>
           <w:szCs w:val="20"/>
         </w:rPr>
-        <w:t xml:space="preserve">Caja de protección: la instalación inicia en la caja de protección, que se ubica junto al punto de entrada de la acometida, empotrada en el muro. Desde esta caja se distribuyen los diferentes circuitos eléctricos de la vivienda. Es fundamental respetar las distancias de seguridad establecidas para evitar </w:t>
-      </w:r>
-      <w:r>
-        <w:rPr>
-          <w:sz w:val="20"/>
-          <w:szCs w:val="20"/>
-        </w:rPr>
-        <w:lastRenderedPageBreak/>
-        <w:t>interferencias con otras canalizaciones y reducir riesgos durante taladros o modificaciones en las paredes.</w:t>
+        <w:t>Caja de protección: la instalación inicia en la caja de protección, que se ubica junto al punto de entrada de la acometida, empotrada en el muro. Desde esta caja se distribuyen los diferentes circuitos eléctricos de la vivienda. Es fundamental respetar las distancias de seguridad establecidas para evitar interferencias con otras canalizaciones y reducir riesgos durante taladros o modificaciones en las paredes.</w:t>
       </w:r>
     </w:p>
     <w:p>
@@ -9966,6 +13311,7 @@
           <w:u w:val="single"/>
           <w:lang w:eastAsia="es-CO"/>
         </w:rPr>
+        <w:lastRenderedPageBreak/>
         <w:t>Tipos de circuitos</w:t>
       </w:r>
     </w:p>
@@ -10363,7 +13709,6 @@
           <w:szCs w:val="20"/>
           <w:lang w:eastAsia="es-CO"/>
         </w:rPr>
-        <w:lastRenderedPageBreak/>
         <w:t xml:space="preserve">Rectangulares (chalupas): para </w:t>
       </w:r>
       <w:proofErr w:type="spellStart"/>
@@ -10602,6 +13947,7 @@
           <w:szCs w:val="20"/>
           <w:lang w:eastAsia="es-CO"/>
         </w:rPr>
+        <w:lastRenderedPageBreak/>
         <w:t>Tomacorrientes (</w:t>
       </w:r>
       <w:r>
@@ -11065,7 +14411,6 @@
           <w:szCs w:val="20"/>
           <w:lang w:eastAsia="es-CO"/>
         </w:rPr>
-        <w:lastRenderedPageBreak/>
         <w:t>No se permite aluminio.</w:t>
       </w:r>
     </w:p>
@@ -11264,6 +14609,7 @@
           <w:sz w:val="20"/>
           <w:szCs w:val="20"/>
         </w:rPr>
+        <w:lastRenderedPageBreak/>
         <w:t>El trabajo del electricista exige precisión, seguridad y eficiencia. Para ello, es indispensable contar con herramientas adecuadas que faciliten desde la detección de corriente hasta el corte y pelado de cables. A continuación, se describen las herramientas más comunes utilizadas en las instalaciones y el mantenimiento de sistemas eléctricos:</w:t>
       </w:r>
     </w:p>
@@ -11538,7 +14884,6 @@
           <w:szCs w:val="20"/>
           <w:lang w:eastAsia="es-CO"/>
         </w:rPr>
-        <w:lastRenderedPageBreak/>
         <w:t>Pinzas de corte</w:t>
       </w:r>
       <w:r>
@@ -11685,6 +15030,7 @@
           <w:szCs w:val="20"/>
           <w:lang w:eastAsia="es-CO"/>
         </w:rPr>
+        <w:lastRenderedPageBreak/>
         <w:t>Clavar grapas.</w:t>
       </w:r>
     </w:p>
@@ -11977,7 +15323,6 @@
           <w:szCs w:val="20"/>
           <w:lang w:eastAsia="es-CO"/>
         </w:rPr>
-        <w:lastRenderedPageBreak/>
         <w:t>Cincel</w:t>
       </w:r>
     </w:p>
@@ -12100,6 +15445,7 @@
           <w:szCs w:val="20"/>
           <w:lang w:eastAsia="es-CO"/>
         </w:rPr>
+        <w:lastRenderedPageBreak/>
         <w:t>Es un tipo especial de amperímetro que permite medir la corriente eléctrica sin necesidad de abrir el circuito. Su funcionamiento se basa en la detección del campo magnético generado por la corriente al circular por un conductor.</w:t>
       </w:r>
     </w:p>
@@ -12319,7 +15665,6 @@
           <w:sz w:val="20"/>
           <w:szCs w:val="20"/>
         </w:rPr>
-        <w:lastRenderedPageBreak/>
         <w:t>Asimismo, se evidencia cómo los errores o el uso de productos inseguros pueden desencadenar riesgos críticos como incendios, electrocuciones o pérdidas económicas, reafirmando la responsabilidad técnica, ética y legal de todos los actores del sector eléctrico.</w:t>
       </w:r>
     </w:p>
@@ -12395,9 +15740,10 @@
           <w:szCs w:val="20"/>
         </w:rPr>
       </w:pPr>
-      <w:commentRangeStart w:id="20"/>
-      <w:r>
-        <w:rPr>
+      <w:commentRangeStart w:id="23"/>
+      <w:r>
+        <w:rPr>
+          <w:noProof/>
           <w:color w:val="948A54"/>
           <w:sz w:val="20"/>
           <w:szCs w:val="20"/>
@@ -12418,7 +15764,7 @@
                     <pic:cNvPicPr/>
                   </pic:nvPicPr>
                   <pic:blipFill>
-                    <a:blip r:embed="rId20"/>
+                    <a:blip r:embed="rId21"/>
                     <a:stretch>
                       <a:fillRect/>
                     </a:stretch>
@@ -12438,14 +15784,14 @@
           </wp:inline>
         </w:drawing>
       </w:r>
-      <w:commentRangeEnd w:id="20"/>
+      <w:commentRangeEnd w:id="23"/>
       <w:r>
         <w:rPr>
           <w:rStyle w:val="Refdecomentario"/>
           <w:sz w:val="20"/>
           <w:szCs w:val="20"/>
         </w:rPr>
-        <w:commentReference w:id="20"/>
+        <w:commentReference w:id="23"/>
       </w:r>
     </w:p>
     <w:p>
@@ -12468,7 +15814,7 @@
         </w:rPr>
         <w:t xml:space="preserve">ACTIVIDADES </w:t>
       </w:r>
-      <w:commentRangeStart w:id="21"/>
+      <w:commentRangeStart w:id="24"/>
       <w:r>
         <w:rPr>
           <w:sz w:val="20"/>
@@ -12476,14 +15822,14 @@
         </w:rPr>
         <w:t>DIDÁCTICAS</w:t>
       </w:r>
-      <w:commentRangeEnd w:id="21"/>
+      <w:commentRangeEnd w:id="24"/>
       <w:r>
         <w:rPr>
           <w:rStyle w:val="Refdecomentario"/>
           <w:sz w:val="20"/>
           <w:szCs w:val="20"/>
         </w:rPr>
-        <w:commentReference w:id="21"/>
+        <w:commentReference w:id="24"/>
       </w:r>
       <w:r>
         <w:rPr>
@@ -12518,10 +15864,10 @@
       <w:r>
         <w:rPr>
           <w:b/>
-          <w:sz w:val="20"/>
-          <w:szCs w:val="20"/>
-        </w:rPr>
-        <w:lastRenderedPageBreak/>
+          <w:noProof/>
+          <w:sz w:val="20"/>
+          <w:szCs w:val="20"/>
+        </w:rPr>
         <w:drawing>
           <wp:inline distT="0" distB="0" distL="0" distR="0" wp14:anchorId="7CF9606E" wp14:editId="5C7474EE">
             <wp:extent cx="5438679" cy="3876675"/>
@@ -12538,7 +15884,7 @@
                     <pic:cNvPicPr/>
                   </pic:nvPicPr>
                   <pic:blipFill>
-                    <a:blip r:embed="rId21"/>
+                    <a:blip r:embed="rId22"/>
                     <a:stretch>
                       <a:fillRect/>
                     </a:stretch>
@@ -12592,6 +15938,7 @@
           <w:sz w:val="20"/>
           <w:szCs w:val="20"/>
         </w:rPr>
+        <w:lastRenderedPageBreak/>
         <w:t>MATERIAL COMPLEMENTARIO</w:t>
       </w:r>
       <w:r>
@@ -12921,7 +16268,6 @@
                 <w:szCs w:val="20"/>
               </w:rPr>
             </w:pPr>
-            <w:proofErr w:type="spellStart"/>
             <w:r>
               <w:rPr>
                 <w:b w:val="0"/>
@@ -12929,9 +16275,8 @@
                 <w:sz w:val="20"/>
                 <w:szCs w:val="20"/>
               </w:rPr>
-              <w:t>pdf</w:t>
+              <w:t>PDF</w:t>
             </w:r>
-            <w:proofErr w:type="spellEnd"/>
           </w:p>
         </w:tc>
         <w:tc>
@@ -12953,7 +16298,7 @@
                 <w:szCs w:val="20"/>
               </w:rPr>
             </w:pPr>
-            <w:hyperlink r:id="rId22" w:history="1">
+            <w:hyperlink r:id="rId23" w:history="1">
               <w:r>
                 <w:rPr>
                   <w:rStyle w:val="Hipervnculo"/>
@@ -13028,17 +16373,7 @@
                 <w:sz w:val="20"/>
                 <w:szCs w:val="20"/>
               </w:rPr>
-              <w:t xml:space="preserve">Huérfano, J. D. (2021). MANUAL BÁSICO DE ESPECIFICACIONES TÉCNICAS DE </w:t>
-            </w:r>
-            <w:r>
-              <w:rPr>
-                <w:b w:val="0"/>
-                <w:bCs/>
-                <w:sz w:val="20"/>
-                <w:szCs w:val="20"/>
-              </w:rPr>
-              <w:lastRenderedPageBreak/>
-              <w:t xml:space="preserve">CONSTRUCCIÓN DE INSTALACIONES ELÉCTRICAS PUERTO LEGUÍZAMO. </w:t>
+              <w:t xml:space="preserve">Huérfano, J. D. (2021). MANUAL BÁSICO DE ESPECIFICACIONES TÉCNICAS DE CONSTRUCCIÓN DE INSTALACIONES ELÉCTRICAS PUERTO LEGUÍZAMO. </w:t>
             </w:r>
           </w:p>
         </w:tc>
@@ -13061,7 +16396,6 @@
                 <w:szCs w:val="20"/>
               </w:rPr>
             </w:pPr>
-            <w:proofErr w:type="spellStart"/>
             <w:r>
               <w:rPr>
                 <w:b w:val="0"/>
@@ -13069,10 +16403,8 @@
                 <w:sz w:val="20"/>
                 <w:szCs w:val="20"/>
               </w:rPr>
-              <w:lastRenderedPageBreak/>
-              <w:t>pdf</w:t>
+              <w:t>PDF</w:t>
             </w:r>
-            <w:proofErr w:type="spellEnd"/>
           </w:p>
         </w:tc>
         <w:tc>
@@ -13094,7 +16426,7 @@
                 <w:szCs w:val="20"/>
               </w:rPr>
             </w:pPr>
-            <w:hyperlink r:id="rId23" w:history="1">
+            <w:hyperlink r:id="rId24" w:history="1">
               <w:r>
                 <w:rPr>
                   <w:rStyle w:val="Hipervnculo"/>
@@ -13102,17 +16434,7 @@
                   <w:sz w:val="20"/>
                   <w:szCs w:val="20"/>
                 </w:rPr>
-                <w:t>https://www.enterritorio.gov.co/web/sites/default/files/2022-04/documentos/2.3%20Especificaciones%20t%C3%A9cnicas</w:t>
-              </w:r>
-              <w:r>
-                <w:rPr>
-                  <w:rStyle w:val="Hipervnculo"/>
-                  <w:b w:val="0"/>
-                  <w:sz w:val="20"/>
-                  <w:szCs w:val="20"/>
-                </w:rPr>
-                <w:lastRenderedPageBreak/>
-                <w:t>%20Complementarias%20El%C3%A9ctricas..pdf</w:t>
+                <w:t>https://www.enterritorio.gov.co/web/sites/default/files/2022-04/documentos/2.3%20Especificaciones%20t%C3%A9cnicas%20Complementarias%20El%C3%A9ctricas..pdf</w:t>
               </w:r>
             </w:hyperlink>
           </w:p>
@@ -13137,7 +16459,6 @@
           <w:sz w:val="20"/>
           <w:szCs w:val="20"/>
         </w:rPr>
-        <w:lastRenderedPageBreak/>
         <w:t>GLOSARIO</w:t>
       </w:r>
     </w:p>
@@ -13661,6 +16982,7 @@
                 <w:sz w:val="20"/>
                 <w:szCs w:val="20"/>
               </w:rPr>
+              <w:lastRenderedPageBreak/>
               <w:t>Norma técnica</w:t>
             </w:r>
             <w:r>
@@ -14277,7 +17599,6 @@
                 <w:sz w:val="20"/>
                 <w:szCs w:val="20"/>
               </w:rPr>
-              <w:lastRenderedPageBreak/>
               <w:t>Instalación visible</w:t>
             </w:r>
             <w:r>
@@ -14498,7 +17819,7 @@
         </w:rPr>
         <w:t xml:space="preserve">, Multiflex, ST-C &amp; Potencia. </w:t>
       </w:r>
-      <w:hyperlink r:id="rId24" w:history="1">
+      <w:hyperlink r:id="rId25" w:history="1">
         <w:r>
           <w:rPr>
             <w:rStyle w:val="Hipervnculo"/>
@@ -14535,7 +17856,7 @@
         </w:rPr>
         <w:t xml:space="preserve">Comisión Electrotécnica Internacional. (2018). Bienvenidos a IEC. Dato, 2. </w:t>
       </w:r>
-      <w:hyperlink r:id="rId25" w:history="1">
+      <w:hyperlink r:id="rId26" w:history="1">
         <w:r>
           <w:rPr>
             <w:rStyle w:val="Hipervnculo"/>
@@ -14579,7 +17900,7 @@
         </w:rPr>
         <w:t xml:space="preserve">Implementación de instalaciones eléctricas. (2017). </w:t>
       </w:r>
-      <w:hyperlink r:id="rId26" w:history="1">
+      <w:hyperlink r:id="rId27" w:history="1">
         <w:r>
           <w:rPr>
             <w:rStyle w:val="Hipervnculo"/>
@@ -14641,7 +17962,7 @@
         </w:rPr>
         <w:t xml:space="preserve">[Web blog spot].  </w:t>
       </w:r>
-      <w:hyperlink r:id="rId27" w:history="1">
+      <w:hyperlink r:id="rId28" w:history="1">
         <w:r>
           <w:rPr>
             <w:rStyle w:val="Hipervnculo"/>
@@ -14686,6 +18007,7 @@
           <w:sz w:val="20"/>
           <w:szCs w:val="20"/>
         </w:rPr>
+        <w:lastRenderedPageBreak/>
         <w:t>Ministerio De Minas Y Energía. (2024</w:t>
       </w:r>
       <w:r>
@@ -14709,7 +18031,7 @@
         </w:rPr>
         <w:t xml:space="preserve"> </w:t>
       </w:r>
-      <w:hyperlink r:id="rId28" w:history="1">
+      <w:hyperlink r:id="rId29" w:history="1">
         <w:r>
           <w:rPr>
             <w:rStyle w:val="Hipervnculo"/>
@@ -14753,7 +18075,7 @@
         </w:rPr>
         <w:t xml:space="preserve">Navarro, F. (2025). Qué son las fugas eléctricas a tierra y cómo solucionarlas. Grupo Navarro. </w:t>
       </w:r>
-      <w:hyperlink r:id="rId29" w:history="1">
+      <w:hyperlink r:id="rId30" w:history="1">
         <w:r>
           <w:rPr>
             <w:rStyle w:val="Hipervnculo"/>
@@ -14806,7 +18128,7 @@
         </w:rPr>
         <w:t xml:space="preserve">. (2013). Electrónica.  </w:t>
       </w:r>
-      <w:hyperlink r:id="rId30" w:history="1">
+      <w:hyperlink r:id="rId31" w:history="1">
         <w:r>
           <w:rPr>
             <w:rStyle w:val="Hipervnculo"/>
@@ -14859,7 +18181,7 @@
         </w:rPr>
         <w:t xml:space="preserve">Swiss Re. (2024). Descargas Atmosféricas – Preparación y Protección | Descargas Atmosféricas – Preparación Y Protección | Swiss Re. </w:t>
       </w:r>
-      <w:hyperlink r:id="rId31" w:history="1">
+      <w:hyperlink r:id="rId32" w:history="1">
         <w:r>
           <w:rPr>
             <w:rStyle w:val="Hipervnculo"/>
@@ -14928,7 +18250,7 @@
         </w:rPr>
         <w:t xml:space="preserve"> casa. Editorial Gustavo Gili, SL. </w:t>
       </w:r>
-      <w:hyperlink r:id="rId32" w:history="1">
+      <w:hyperlink r:id="rId33" w:history="1">
         <w:r>
           <w:rPr>
             <w:rStyle w:val="Hipervnculo"/>
@@ -15005,7 +18327,6 @@
           <w:sz w:val="20"/>
           <w:szCs w:val="20"/>
         </w:rPr>
-        <w:lastRenderedPageBreak/>
         <w:t>CONTROL DEL DOCUMENTO</w:t>
       </w:r>
     </w:p>
@@ -15246,15 +18567,7 @@
                 <w:sz w:val="20"/>
                 <w:szCs w:val="20"/>
               </w:rPr>
-              <w:t xml:space="preserve"> - </w:t>
-            </w:r>
-            <w:r>
-              <w:rPr>
-                <w:color w:val="000000" w:themeColor="text1"/>
-                <w:sz w:val="20"/>
-                <w:szCs w:val="20"/>
-              </w:rPr>
-              <w:t xml:space="preserve">Regional Boyacá </w:t>
+              <w:t xml:space="preserve"> - Regional Boyacá </w:t>
             </w:r>
           </w:p>
         </w:tc>
@@ -15411,15 +18724,7 @@
                 <w:sz w:val="20"/>
                 <w:szCs w:val="20"/>
               </w:rPr>
-              <w:t xml:space="preserve"> - </w:t>
-            </w:r>
-            <w:r>
-              <w:rPr>
-                <w:color w:val="000000" w:themeColor="text1"/>
-                <w:sz w:val="20"/>
-                <w:szCs w:val="20"/>
-              </w:rPr>
-              <w:t xml:space="preserve">Regional Boyacá </w:t>
+              <w:t xml:space="preserve"> - Regional Boyacá </w:t>
             </w:r>
           </w:p>
         </w:tc>
@@ -15833,8 +19138,8 @@
       </w:r>
     </w:p>
     <w:sectPr>
-      <w:headerReference w:type="default" r:id="rId33"/>
-      <w:footerReference w:type="default" r:id="rId34"/>
+      <w:headerReference w:type="default" r:id="rId34"/>
+      <w:footerReference w:type="default" r:id="rId35"/>
       <w:pgSz w:w="12240" w:h="15840"/>
       <w:pgMar w:top="1701" w:right="1134" w:bottom="1134" w:left="1134" w:header="720" w:footer="0" w:gutter="0"/>
       <w:pgNumType w:start="1"/>
@@ -15936,7 +19241,7 @@
       </w:r>
     </w:p>
   </w:comment>
-  <w:comment w:id="5" w:author="Sandra Paola Morales Paez" w:date="2025-04-01T18:08:00Z" w:initials="SM">
+  <w:comment w:id="5" w:author="Sandra Paola Morales Paez" w:date="2025-07-01T06:55:00Z" w:initials="SM">
     <w:p>
       <w:pPr>
         <w:pStyle w:val="Textocomentario"/>
@@ -15948,11 +19253,19 @@
         <w:annotationRef/>
       </w:r>
       <w:r>
-        <w:t>Imagen de referencia para elaborar tabla, ya que la que proporciona el experto no esta completa.  Se solicita a diseño tener en cuenta el espacio entre ° y C , por temas de accesibilidad</w:t>
+        <w:t>Nuevo texto alternativo:</w:t>
+      </w:r>
+    </w:p>
+    <w:p>
+      <w:pPr>
+        <w:pStyle w:val="Textocomentario"/>
+      </w:pPr>
+      <w:r>
+        <w:t xml:space="preserve">La tabla presenta el amperaje máximo que pueden soportar los cables de cobre según su calibre (medido en AWG) y el tipo de aislamiento térmico (TW, RHW/THW/THWN y THHN/XHHW-2/THWN-2), considerando tres niveles de temperatura: 60 °C, 75 °C y 90 °C. A medida que aumenta el calibre del cable (es decir, disminuye su número AWG), la capacidad de conducción de corriente también incrementa. Asimismo, los materiales de aislamiento con mayor tolerancia térmica permiten un mayor amperaje soportado. </w:t>
       </w:r>
     </w:p>
   </w:comment>
-  <w:comment w:id="6" w:author="Sandra Paola Morales Paez" w:date="2025-04-01T18:08:00Z" w:initials="SM">
+  <w:comment w:id="6" w:author="Sandra Paola Morales Paez" w:date="2025-07-01T06:56:00Z" w:initials="SM">
     <w:p>
       <w:pPr>
         <w:pStyle w:val="Textocomentario"/>
@@ -15964,7 +19277,7 @@
         <w:annotationRef/>
       </w:r>
       <w:r>
-        <w:t>Texto alternativo:</w:t>
+        <w:t>Nuevo texto alternativo:</w:t>
       </w:r>
     </w:p>
     <w:p>
@@ -15972,7 +19285,7 @@
         <w:pStyle w:val="Textocomentario"/>
       </w:pPr>
       <w:r>
-        <w:t xml:space="preserve">Presenta una tabla con la capacidad de conducción de corriente (amperaje) de los cables de cobre, según el tipo de aislamiento y la temperatura de operación. Se organiza por calibre del cable (desde 14 AWG hasta 4/0 AWG) y clasifica los valores de amperaje soportado en tres niveles de temperatura: 60°C, 75°C y 90°C, con distintos tipos de aislamiento eléctrico como TW, RHW, THW, THWN, THHN, XHHW-2 y THWN-2. Además, se incluye una columna separada para cables con aislamiento tipo SPT a 60°C, que abarca calibres del 20 AWG al 12 AWG, con capacidades desde 2 A hasta 25 A. </w:t>
+        <w:t xml:space="preserve">La tabla presenta la capacidad de conducción de corriente en amperios de cables con aislamiento SPT a una temperatura de 60 °C. A medida que disminuye el número AWG (aumenta el grosor del conductor), el amperaje soportado es mayor. Por ejemplo, un cable 20 AWG soporta 2 A, mientras que uno de 12 AWG puede soportar hasta 25 A. </w:t>
       </w:r>
     </w:p>
   </w:comment>
@@ -16222,7 +19535,31 @@
       </w:r>
     </w:p>
   </w:comment>
-  <w:comment w:id="18" w:author="Sandra Paola Morales Paez" w:date="2025-04-03T17:01:00Z" w:initials="SM">
+  <w:comment w:id="18" w:author="Sandra Paola Morales Paez" w:date="2025-05-08T11:17:00Z" w:initials="SM">
+    <w:p>
+      <w:pPr>
+        <w:pStyle w:val="Textocomentario"/>
+      </w:pPr>
+      <w:r>
+        <w:rPr>
+          <w:rStyle w:val="Refdecomentario"/>
+        </w:rPr>
+        <w:annotationRef/>
+      </w:r>
+      <w:r>
+        <w:t>Texto alternativo:</w:t>
+      </w:r>
+    </w:p>
+    <w:p>
+      <w:pPr>
+        <w:pStyle w:val="Textocomentario"/>
+      </w:pPr>
+      <w:r>
+        <w:t xml:space="preserve">La figura presenta la distribución arquitectónica de una vivienda dividida en dos niveles: planta baja y planta alta. En la planta baja se identifican áreas comunes como sala, comedor, cocina, baños y espacios de circulación. La planta alta contiene varias habitaciones, zonas de descanso y servicios complementarios. Este tipo de plano se utiliza como base para el diseño y ubicación de las instalaciones eléctricas de la edificación. </w:t>
+      </w:r>
+    </w:p>
+  </w:comment>
+  <w:comment w:id="19" w:author="Sandra Paola Morales Paez" w:date="2025-04-03T17:01:00Z" w:initials="SM">
     <w:p>
       <w:pPr>
         <w:pStyle w:val="Textocomentario"/>
@@ -16284,7 +19621,31 @@
       </w:r>
     </w:p>
   </w:comment>
-  <w:comment w:id="19" w:author="Sandra Paola Morales Paez" w:date="2025-04-03T17:03:00Z" w:initials="SM">
+  <w:comment w:id="20" w:author="Sandra Paola Morales Paez" w:date="2025-05-08T11:12:00Z" w:initials="SM">
+    <w:p>
+      <w:pPr>
+        <w:pStyle w:val="Textocomentario"/>
+      </w:pPr>
+      <w:r>
+        <w:rPr>
+          <w:rStyle w:val="Refdecomentario"/>
+        </w:rPr>
+        <w:annotationRef/>
+      </w:r>
+      <w:r>
+        <w:t>Texto alternativo:</w:t>
+      </w:r>
+    </w:p>
+    <w:p>
+      <w:pPr>
+        <w:pStyle w:val="Textocomentario"/>
+      </w:pPr>
+      <w:r>
+        <w:t xml:space="preserve">La figura representa el plano arquitectónico de una edificación, en el cual se indica la distribución de espacios y la ubicación de puntos eléctricos, tales como tomacorrientes y luminarias. El trazado incluye las rutas del cableado eléctrico, conectando los dispositivos a través de circuitos distribuidos por diferentes zonas del inmueble. También se identifican los símbolos eléctricos convencionales utilizados para la interpretación técnica del plano.  </w:t>
+      </w:r>
+    </w:p>
+  </w:comment>
+  <w:comment w:id="21" w:author="Sandra Paola Morales Paez" w:date="2025-04-03T17:03:00Z" w:initials="SM">
     <w:p>
       <w:pPr>
         <w:pStyle w:val="Textocomentario"/>
@@ -16346,7 +19707,7 @@
       </w:r>
     </w:p>
   </w:comment>
-  <w:comment w:id="20" w:author="Sandra Paola Morales Paez" w:date="2025-04-10T09:32:00Z" w:initials="SM">
+  <w:comment w:id="22" w:author="Sandra Paola Morales Paez" w:date="2025-05-08T10:45:00Z" w:initials="SM">
     <w:p>
       <w:pPr>
         <w:pStyle w:val="Textocomentario"/>
@@ -16358,6 +19719,22 @@
         <w:annotationRef/>
       </w:r>
       <w:r>
+        <w:t xml:space="preserve">Texto alternativo: La figura representa un diagrama unifilar del sistema eléctrico de una edificación con varios departamentos. Se ilustran seis medidores de energía (kWh) conectados a sus respectivas líneas de alimentación, cada una protegida con un interruptor termomagnético de 15 A. Cada línea suministra energía a distintos departamentos numerados del 1 al 6 y a un sistema de servicios propios que alimenta dos bombas de agua. También se indica la potencia asignada a cada circuito, incluyendo los servicios generales (con carga de bombas) y los departamentos, cada uno con una carga de 2.405 W. </w:t>
+      </w:r>
+    </w:p>
+  </w:comment>
+  <w:comment w:id="23" w:author="Sandra Paola Morales Paez" w:date="2025-04-10T09:32:00Z" w:initials="SM">
+    <w:p>
+      <w:pPr>
+        <w:pStyle w:val="Textocomentario"/>
+      </w:pPr>
+      <w:r>
+        <w:rPr>
+          <w:rStyle w:val="Refdecomentario"/>
+        </w:rPr>
+        <w:annotationRef/>
+      </w:r>
+      <w:r>
         <w:t>Texto alternativo de síntesis:</w:t>
       </w:r>
     </w:p>
@@ -16370,7 +19747,7 @@
       </w:r>
     </w:p>
   </w:comment>
-  <w:comment w:id="21" w:author="Sandra Paola Morales Paez" w:date="2025-04-03T17:51:00Z" w:initials="SM">
+  <w:comment w:id="24" w:author="Sandra Paola Morales Paez" w:date="2025-04-03T17:51:00Z" w:initials="SM">
     <w:p>
       <w:pPr>
         <w:pStyle w:val="Textocomentario"/>
@@ -16396,8 +19773,8 @@
   <w15:commentEx w15:paraId="716A0A11" w15:done="0"/>
   <w15:commentEx w15:paraId="61DFA41A" w15:done="0"/>
   <w15:commentEx w15:paraId="0C9C245C" w15:done="0"/>
-  <w15:commentEx w15:paraId="701470DF" w15:done="0"/>
-  <w15:commentEx w15:paraId="4C297B04" w15:done="0"/>
+  <w15:commentEx w15:paraId="1497BE49" w15:done="0"/>
+  <w15:commentEx w15:paraId="34150AF4" w15:done="0"/>
   <w15:commentEx w15:paraId="52AF8060" w15:done="0"/>
   <w15:commentEx w15:paraId="3C4A3C57" w15:paraIdParent="52AF8060" w15:done="0"/>
   <w15:commentEx w15:paraId="01BD18D2" w15:done="0"/>
@@ -16409,8 +19786,11 @@
   <w15:commentEx w15:paraId="50DC8301" w15:done="0"/>
   <w15:commentEx w15:paraId="28CD5D29" w15:done="0"/>
   <w15:commentEx w15:paraId="2A636A24" w15:done="0"/>
+  <w15:commentEx w15:paraId="2D7AB1BD" w15:done="0"/>
   <w15:commentEx w15:paraId="3C36F234" w15:done="0"/>
+  <w15:commentEx w15:paraId="2C5ADE59" w15:done="0"/>
   <w15:commentEx w15:paraId="0CEF11CE" w15:done="0"/>
+  <w15:commentEx w15:paraId="1EE828A2" w15:done="0"/>
   <w15:commentEx w15:paraId="12634F1F" w15:done="0"/>
   <w15:commentEx w15:paraId="48D64897" w15:done="0"/>
 </w15:commentsEx>
@@ -16423,8 +19803,8 @@
   <w16cex:commentExtensible w16cex:durableId="78174C10" w16cex:dateUtc="2025-04-01T20:56:00Z"/>
   <w16cex:commentExtensible w16cex:durableId="236334FB" w16cex:dateUtc="2025-04-10T13:51:00Z"/>
   <w16cex:commentExtensible w16cex:durableId="2EE8EC09" w16cex:dateUtc="2025-04-10T14:58:00Z"/>
-  <w16cex:commentExtensible w16cex:durableId="4C29779B" w16cex:dateUtc="2025-04-01T23:08:00Z"/>
-  <w16cex:commentExtensible w16cex:durableId="1B40FB70" w16cex:dateUtc="2025-04-01T23:08:00Z"/>
+  <w16cex:commentExtensible w16cex:durableId="0F927D0D" w16cex:dateUtc="2025-07-01T11:55:00Z"/>
+  <w16cex:commentExtensible w16cex:durableId="0BF6BB21" w16cex:dateUtc="2025-07-01T11:56:00Z"/>
   <w16cex:commentExtensible w16cex:durableId="29DB981A" w16cex:dateUtc="2025-04-01T23:35:00Z"/>
   <w16cex:commentExtensible w16cex:durableId="33DBB7F5" w16cex:dateUtc="2025-04-01T23:36:00Z"/>
   <w16cex:commentExtensible w16cex:durableId="6E412171" w16cex:dateUtc="2025-04-01T23:40:00Z"/>
@@ -16436,8 +19816,11 @@
   <w16cex:commentExtensible w16cex:durableId="217441DE" w16cex:dateUtc="2025-04-10T15:11:00Z"/>
   <w16cex:commentExtensible w16cex:durableId="7B600916" w16cex:dateUtc="2025-04-10T14:11:00Z"/>
   <w16cex:commentExtensible w16cex:durableId="1306EAFE" w16cex:dateUtc="2025-04-03T21:58:00Z"/>
+  <w16cex:commentExtensible w16cex:durableId="585357FB" w16cex:dateUtc="2025-05-08T16:17:00Z"/>
   <w16cex:commentExtensible w16cex:durableId="7EF174F1" w16cex:dateUtc="2025-04-03T22:01:00Z"/>
+  <w16cex:commentExtensible w16cex:durableId="45C1186B" w16cex:dateUtc="2025-05-08T16:12:00Z"/>
   <w16cex:commentExtensible w16cex:durableId="0B116730" w16cex:dateUtc="2025-04-03T22:03:00Z"/>
+  <w16cex:commentExtensible w16cex:durableId="331E5A94" w16cex:dateUtc="2025-05-08T15:45:00Z"/>
   <w16cex:commentExtensible w16cex:durableId="1A082CCB" w16cex:dateUtc="2025-04-10T14:32:00Z"/>
   <w16cex:commentExtensible w16cex:durableId="14ED666E" w16cex:dateUtc="2025-04-03T22:51:00Z"/>
 </w16cex:commentsExtensible>
@@ -16450,8 +19833,8 @@
   <w16cid:commentId w16cid:paraId="716A0A11" w16cid:durableId="78174C10"/>
   <w16cid:commentId w16cid:paraId="61DFA41A" w16cid:durableId="236334FB"/>
   <w16cid:commentId w16cid:paraId="0C9C245C" w16cid:durableId="2EE8EC09"/>
-  <w16cid:commentId w16cid:paraId="701470DF" w16cid:durableId="4C29779B"/>
-  <w16cid:commentId w16cid:paraId="4C297B04" w16cid:durableId="1B40FB70"/>
+  <w16cid:commentId w16cid:paraId="1497BE49" w16cid:durableId="0F927D0D"/>
+  <w16cid:commentId w16cid:paraId="34150AF4" w16cid:durableId="0BF6BB21"/>
   <w16cid:commentId w16cid:paraId="52AF8060" w16cid:durableId="29DB981A"/>
   <w16cid:commentId w16cid:paraId="3C4A3C57" w16cid:durableId="33DBB7F5"/>
   <w16cid:commentId w16cid:paraId="01BD18D2" w16cid:durableId="6E412171"/>
@@ -16463,8 +19846,11 @@
   <w16cid:commentId w16cid:paraId="50DC8301" w16cid:durableId="217441DE"/>
   <w16cid:commentId w16cid:paraId="28CD5D29" w16cid:durableId="7B600916"/>
   <w16cid:commentId w16cid:paraId="2A636A24" w16cid:durableId="1306EAFE"/>
+  <w16cid:commentId w16cid:paraId="2D7AB1BD" w16cid:durableId="585357FB"/>
   <w16cid:commentId w16cid:paraId="3C36F234" w16cid:durableId="7EF174F1"/>
+  <w16cid:commentId w16cid:paraId="2C5ADE59" w16cid:durableId="45C1186B"/>
   <w16cid:commentId w16cid:paraId="0CEF11CE" w16cid:durableId="0B116730"/>
+  <w16cid:commentId w16cid:paraId="1EE828A2" w16cid:durableId="331E5A94"/>
   <w16cid:commentId w16cid:paraId="12634F1F" w16cid:durableId="1A082CCB"/>
   <w16cid:commentId w16cid:paraId="48D64897" w16cid:durableId="14ED666E"/>
 </w16cid:commentsIds>
@@ -29955,6 +33341,119 @@
     </w:lvl>
   </w:abstractNum>
   <w:abstractNum w:abstractNumId="106" w15:restartNumberingAfterBreak="0">
+    <w:nsid w:val="776370BD"/>
+    <w:multiLevelType w:val="multilevel"/>
+    <w:tmpl w:val="877E769C"/>
+    <w:lvl w:ilvl="0">
+      <w:start w:val="2"/>
+      <w:numFmt w:val="decimal"/>
+      <w:lvlText w:val="%1."/>
+      <w:lvlJc w:val="left"/>
+      <w:pPr>
+        <w:ind w:left="360" w:hanging="360"/>
+      </w:pPr>
+      <w:rPr>
+        <w:rFonts w:hint="default"/>
+      </w:rPr>
+    </w:lvl>
+    <w:lvl w:ilvl="1">
+      <w:start w:val="1"/>
+      <w:numFmt w:val="decimal"/>
+      <w:lvlText w:val="%1.%2."/>
+      <w:lvlJc w:val="left"/>
+      <w:pPr>
+        <w:ind w:left="720" w:hanging="360"/>
+      </w:pPr>
+      <w:rPr>
+        <w:rFonts w:hint="default"/>
+      </w:rPr>
+    </w:lvl>
+    <w:lvl w:ilvl="2">
+      <w:start w:val="1"/>
+      <w:numFmt w:val="decimal"/>
+      <w:lvlText w:val="%1.%2.%3."/>
+      <w:lvlJc w:val="left"/>
+      <w:pPr>
+        <w:ind w:left="1440" w:hanging="720"/>
+      </w:pPr>
+      <w:rPr>
+        <w:rFonts w:hint="default"/>
+      </w:rPr>
+    </w:lvl>
+    <w:lvl w:ilvl="3">
+      <w:start w:val="1"/>
+      <w:numFmt w:val="decimal"/>
+      <w:lvlText w:val="%1.%2.%3.%4."/>
+      <w:lvlJc w:val="left"/>
+      <w:pPr>
+        <w:ind w:left="1800" w:hanging="720"/>
+      </w:pPr>
+      <w:rPr>
+        <w:rFonts w:hint="default"/>
+      </w:rPr>
+    </w:lvl>
+    <w:lvl w:ilvl="4">
+      <w:start w:val="1"/>
+      <w:numFmt w:val="decimal"/>
+      <w:lvlText w:val="%1.%2.%3.%4.%5."/>
+      <w:lvlJc w:val="left"/>
+      <w:pPr>
+        <w:ind w:left="2520" w:hanging="1080"/>
+      </w:pPr>
+      <w:rPr>
+        <w:rFonts w:hint="default"/>
+      </w:rPr>
+    </w:lvl>
+    <w:lvl w:ilvl="5">
+      <w:start w:val="1"/>
+      <w:numFmt w:val="decimal"/>
+      <w:lvlText w:val="%1.%2.%3.%4.%5.%6."/>
+      <w:lvlJc w:val="left"/>
+      <w:pPr>
+        <w:ind w:left="2880" w:hanging="1080"/>
+      </w:pPr>
+      <w:rPr>
+        <w:rFonts w:hint="default"/>
+      </w:rPr>
+    </w:lvl>
+    <w:lvl w:ilvl="6">
+      <w:start w:val="1"/>
+      <w:numFmt w:val="decimal"/>
+      <w:lvlText w:val="%1.%2.%3.%4.%5.%6.%7."/>
+      <w:lvlJc w:val="left"/>
+      <w:pPr>
+        <w:ind w:left="3600" w:hanging="1440"/>
+      </w:pPr>
+      <w:rPr>
+        <w:rFonts w:hint="default"/>
+      </w:rPr>
+    </w:lvl>
+    <w:lvl w:ilvl="7">
+      <w:start w:val="1"/>
+      <w:numFmt w:val="decimal"/>
+      <w:lvlText w:val="%1.%2.%3.%4.%5.%6.%7.%8."/>
+      <w:lvlJc w:val="left"/>
+      <w:pPr>
+        <w:ind w:left="3960" w:hanging="1440"/>
+      </w:pPr>
+      <w:rPr>
+        <w:rFonts w:hint="default"/>
+      </w:rPr>
+    </w:lvl>
+    <w:lvl w:ilvl="8">
+      <w:start w:val="1"/>
+      <w:numFmt w:val="decimal"/>
+      <w:lvlText w:val="%1.%2.%3.%4.%5.%6.%7.%8.%9."/>
+      <w:lvlJc w:val="left"/>
+      <w:pPr>
+        <w:ind w:left="4680" w:hanging="1800"/>
+      </w:pPr>
+      <w:rPr>
+        <w:rFonts w:hint="default"/>
+      </w:rPr>
+    </w:lvl>
+  </w:abstractNum>
+  <w:abstractNum w:abstractNumId="107" w15:restartNumberingAfterBreak="0">
     <w:nsid w:val="77665D0A"/>
     <w:multiLevelType w:val="multilevel"/>
     <w:tmpl w:val="85BAD612"/>
@@ -30070,7 +33569,7 @@
       </w:pPr>
     </w:lvl>
   </w:abstractNum>
-  <w:abstractNum w:abstractNumId="107" w15:restartNumberingAfterBreak="0">
+  <w:abstractNum w:abstractNumId="108" w15:restartNumberingAfterBreak="0">
     <w:nsid w:val="78034BF6"/>
     <w:multiLevelType w:val="multilevel"/>
     <w:tmpl w:val="76AAC2F0"/>
@@ -30219,7 +33718,7 @@
       </w:rPr>
     </w:lvl>
   </w:abstractNum>
-  <w:abstractNum w:abstractNumId="108" w15:restartNumberingAfterBreak="0">
+  <w:abstractNum w:abstractNumId="109" w15:restartNumberingAfterBreak="0">
     <w:nsid w:val="7991010B"/>
     <w:multiLevelType w:val="multilevel"/>
     <w:tmpl w:val="7B3AE72A"/>
@@ -30368,7 +33867,7 @@
       </w:rPr>
     </w:lvl>
   </w:abstractNum>
-  <w:abstractNum w:abstractNumId="109" w15:restartNumberingAfterBreak="0">
+  <w:abstractNum w:abstractNumId="110" w15:restartNumberingAfterBreak="0">
     <w:nsid w:val="7B9E2D4F"/>
     <w:multiLevelType w:val="multilevel"/>
     <w:tmpl w:val="7D96720E"/>
@@ -30481,7 +33980,7 @@
       </w:pPr>
     </w:lvl>
   </w:abstractNum>
-  <w:abstractNum w:abstractNumId="110" w15:restartNumberingAfterBreak="0">
+  <w:abstractNum w:abstractNumId="111" w15:restartNumberingAfterBreak="0">
     <w:nsid w:val="7BC45D86"/>
     <w:multiLevelType w:val="hybridMultilevel"/>
     <w:tmpl w:val="6FB27236"/>
@@ -30594,7 +34093,7 @@
       </w:rPr>
     </w:lvl>
   </w:abstractNum>
-  <w:abstractNum w:abstractNumId="111" w15:restartNumberingAfterBreak="0">
+  <w:abstractNum w:abstractNumId="112" w15:restartNumberingAfterBreak="0">
     <w:nsid w:val="7DB445CE"/>
     <w:multiLevelType w:val="multilevel"/>
     <w:tmpl w:val="8DA80D4E"/>
@@ -30743,7 +34242,7 @@
       </w:rPr>
     </w:lvl>
   </w:abstractNum>
-  <w:abstractNum w:abstractNumId="112" w15:restartNumberingAfterBreak="0">
+  <w:abstractNum w:abstractNumId="113" w15:restartNumberingAfterBreak="0">
     <w:nsid w:val="7E317FC0"/>
     <w:multiLevelType w:val="hybridMultilevel"/>
     <w:tmpl w:val="82DE0D02"/>
@@ -30856,7 +34355,7 @@
       </w:rPr>
     </w:lvl>
   </w:abstractNum>
-  <w:abstractNum w:abstractNumId="113" w15:restartNumberingAfterBreak="0">
+  <w:abstractNum w:abstractNumId="114" w15:restartNumberingAfterBreak="0">
     <w:nsid w:val="7E403161"/>
     <w:multiLevelType w:val="hybridMultilevel"/>
     <w:tmpl w:val="F858DCD8"/>
@@ -30969,7 +34468,7 @@
       </w:rPr>
     </w:lvl>
   </w:abstractNum>
-  <w:abstractNum w:abstractNumId="114" w15:restartNumberingAfterBreak="0">
+  <w:abstractNum w:abstractNumId="115" w15:restartNumberingAfterBreak="0">
     <w:nsid w:val="7FC7423A"/>
     <w:multiLevelType w:val="hybridMultilevel"/>
     <w:tmpl w:val="CF547F60"/>
@@ -31098,7 +34597,7 @@
     <w:abstractNumId w:val="6"/>
   </w:num>
   <w:num w:numId="6" w16cid:durableId="414978740">
-    <w:abstractNumId w:val="110"/>
+    <w:abstractNumId w:val="111"/>
   </w:num>
   <w:num w:numId="7" w16cid:durableId="1246378372">
     <w:abstractNumId w:val="46"/>
@@ -31149,7 +34648,7 @@
     <w:abstractNumId w:val="79"/>
   </w:num>
   <w:num w:numId="23" w16cid:durableId="2115513051">
-    <w:abstractNumId w:val="109"/>
+    <w:abstractNumId w:val="110"/>
   </w:num>
   <w:num w:numId="24" w16cid:durableId="835681711">
     <w:abstractNumId w:val="42"/>
@@ -31188,7 +34687,7 @@
     <w:abstractNumId w:val="80"/>
   </w:num>
   <w:num w:numId="36" w16cid:durableId="672805652">
-    <w:abstractNumId w:val="111"/>
+    <w:abstractNumId w:val="112"/>
   </w:num>
   <w:num w:numId="37" w16cid:durableId="849830317">
     <w:abstractNumId w:val="99"/>
@@ -31236,7 +34735,7 @@
     <w:abstractNumId w:val="13"/>
   </w:num>
   <w:num w:numId="52" w16cid:durableId="1006441137">
-    <w:abstractNumId w:val="108"/>
+    <w:abstractNumId w:val="109"/>
   </w:num>
   <w:num w:numId="53" w16cid:durableId="771826969">
     <w:abstractNumId w:val="81"/>
@@ -31254,7 +34753,7 @@
     <w:abstractNumId w:val="8"/>
   </w:num>
   <w:num w:numId="58" w16cid:durableId="1037390499">
-    <w:abstractNumId w:val="113"/>
+    <w:abstractNumId w:val="114"/>
   </w:num>
   <w:num w:numId="59" w16cid:durableId="1568764269">
     <w:abstractNumId w:val="31"/>
@@ -31278,7 +34777,7 @@
     <w:abstractNumId w:val="90"/>
   </w:num>
   <w:num w:numId="66" w16cid:durableId="146946134">
-    <w:abstractNumId w:val="112"/>
+    <w:abstractNumId w:val="113"/>
   </w:num>
   <w:num w:numId="67" w16cid:durableId="413161154">
     <w:abstractNumId w:val="77"/>
@@ -31287,7 +34786,7 @@
     <w:abstractNumId w:val="65"/>
   </w:num>
   <w:num w:numId="69" w16cid:durableId="1814524790">
-    <w:abstractNumId w:val="107"/>
+    <w:abstractNumId w:val="108"/>
   </w:num>
   <w:num w:numId="70" w16cid:durableId="217284089">
     <w:abstractNumId w:val="49"/>
@@ -31323,7 +34822,7 @@
     <w:abstractNumId w:val="56"/>
   </w:num>
   <w:num w:numId="81" w16cid:durableId="435947348">
-    <w:abstractNumId w:val="106"/>
+    <w:abstractNumId w:val="107"/>
   </w:num>
   <w:num w:numId="82" w16cid:durableId="899437078">
     <w:abstractNumId w:val="55"/>
@@ -31368,7 +34867,7 @@
     <w:abstractNumId w:val="26"/>
   </w:num>
   <w:num w:numId="96" w16cid:durableId="2035036428">
-    <w:abstractNumId w:val="114"/>
+    <w:abstractNumId w:val="115"/>
   </w:num>
   <w:num w:numId="97" w16cid:durableId="507909378">
     <w:abstractNumId w:val="103"/>
@@ -31426,6 +34925,9 @@
   </w:num>
   <w:num w:numId="115" w16cid:durableId="1139885789">
     <w:abstractNumId w:val="53"/>
+  </w:num>
+  <w:num w:numId="116" w16cid:durableId="1760175613">
+    <w:abstractNumId w:val="106"/>
   </w:num>
   <w:numIdMacAtCleanup w:val="84"/>
 </w:numbering>
@@ -33484,15 +36986,6 @@
 </file>
 
 <file path=customXml/item1.xml><?xml version="1.0" encoding="utf-8"?>
-<?mso-contentType ?>
-<FormTemplates xmlns="http://schemas.microsoft.com/sharepoint/v3/contenttype/forms">
-  <Display>DocumentLibraryForm</Display>
-  <Edit>DocumentLibraryForm</Edit>
-  <New>DocumentLibraryForm</New>
-</FormTemplates>
-</file>
-
-<file path=customXml/item2.xml><?xml version="1.0" encoding="utf-8"?>
 <p:properties xmlns:p="http://schemas.microsoft.com/office/2006/metadata/properties" xmlns:xsi="http://www.w3.org/2001/XMLSchema-instance" xmlns:pc="http://schemas.microsoft.com/office/infopath/2007/PartnerControls">
   <documentManagement>
     <TaxCatchAll xmlns="cb45339b-ced9-4d0d-8f64-77573914d53b" xsi:nil="true"/>
@@ -33503,17 +36996,16 @@
 </p:properties>
 </file>
 
-<file path=customXml/item3.xml><?xml version="1.0" encoding="utf-8"?>
-<b:Sources xmlns:b="http://schemas.openxmlformats.org/officeDocument/2006/bibliography" xmlns="http://schemas.openxmlformats.org/officeDocument/2006/bibliography" SelectedStyle="\APASixthEditionOfficeOnline.xsl" StyleName="APA" Version="6"/>
+<file path=customXml/item2.xml><?xml version="1.0" encoding="utf-8"?>
+<?mso-contentType ?>
+<FormTemplates xmlns="http://schemas.microsoft.com/sharepoint/v3/contenttype/forms">
+  <Display>DocumentLibraryForm</Display>
+  <Edit>DocumentLibraryForm</Edit>
+  <New>DocumentLibraryForm</New>
+</FormTemplates>
 </file>
 
-<file path=customXml/item4.xml><?xml version="1.0" encoding="utf-8"?>
-<go:gDocsCustomXmlDataStorage xmlns:go="http://customooxmlschemas.google.com/" xmlns:r="http://schemas.openxmlformats.org/officeDocument/2006/relationships">
-  <go:docsCustomData xmlns:go="http://customooxmlschemas.google.com/" roundtripDataSignature="AMtx7mh3w1sXrKwdjzYCxjbwPkf7wsIk5w==">AMUW2mWhRc/xLonLdtoI8dz4BVu2GREgE7++Eme5Ko+W5/2G+QfXPKxV7NwLPPaJ77IM2LrlHDguxVZnDKcg4iQIvJIe+zJ9DBWjUaWFI+z0k4HbdiCFsJo=</go:docsCustomData>
-</go:gDocsCustomXmlDataStorage>
-</file>
-
-<file path=customXml/item5.xml><?xml version="1.0" encoding="utf-8"?>
+<file path=customXml/item3.xml><?xml version="1.0" encoding="utf-8"?>
 <ct:contentTypeSchema xmlns:ct="http://schemas.microsoft.com/office/2006/metadata/contentType" xmlns:ma="http://schemas.microsoft.com/office/2006/metadata/properties/metaAttributes" ct:_="" ma:_="" ma:contentTypeName="Documento" ma:contentTypeID="0x01010049282E1EDBE9234EA9E6D38F720E265F" ma:contentTypeVersion="15" ma:contentTypeDescription="Crear nuevo documento." ma:contentTypeScope="" ma:versionID="b31c7aa9eaf043a08b87120b3c4916e3">
   <xsd:schema xmlns:xsd="http://www.w3.org/2001/XMLSchema" xmlns:xs="http://www.w3.org/2001/XMLSchema" xmlns:p="http://schemas.microsoft.com/office/2006/metadata/properties" xmlns:ns2="cb45339b-ced9-4d0d-8f64-77573914d53b" xmlns:ns3="43a3ca16-9c26-4813-b83f-4aec9927b43f" targetNamespace="http://schemas.microsoft.com/office/2006/metadata/properties" ma:root="true" ma:fieldsID="3533d065b04d75c457075bc55f1f5315" ns2:_="" ns3:_="">
     <xsd:import namespace="cb45339b-ced9-4d0d-8f64-77573914d53b"/>
@@ -33748,15 +37240,17 @@
 </ct:contentTypeSchema>
 </file>
 
-<file path=customXml/itemProps1.xml><?xml version="1.0" encoding="utf-8"?>
-<ds:datastoreItem xmlns:ds="http://schemas.openxmlformats.org/officeDocument/2006/customXml" ds:itemID="{83102ECF-E44F-4F73-A78F-FE313D1BFB9A}">
-  <ds:schemaRefs>
-    <ds:schemaRef ds:uri="http://schemas.microsoft.com/sharepoint/v3/contenttype/forms"/>
-  </ds:schemaRefs>
-</ds:datastoreItem>
+<file path=customXml/item4.xml><?xml version="1.0" encoding="utf-8"?>
+<go:gDocsCustomXmlDataStorage xmlns:go="http://customooxmlschemas.google.com/" xmlns:r="http://schemas.openxmlformats.org/officeDocument/2006/relationships">
+  <go:docsCustomData xmlns:go="http://customooxmlschemas.google.com/" roundtripDataSignature="AMtx7mh3w1sXrKwdjzYCxjbwPkf7wsIk5w==">AMUW2mWhRc/xLonLdtoI8dz4BVu2GREgE7++Eme5Ko+W5/2G+QfXPKxV7NwLPPaJ77IM2LrlHDguxVZnDKcg4iQIvJIe+zJ9DBWjUaWFI+z0k4HbdiCFsJo=</go:docsCustomData>
+</go:gDocsCustomXmlDataStorage>
 </file>
 
-<file path=customXml/itemProps2.xml><?xml version="1.0" encoding="utf-8"?>
+<file path=customXml/item5.xml><?xml version="1.0" encoding="utf-8"?>
+<b:Sources xmlns:b="http://schemas.openxmlformats.org/officeDocument/2006/bibliography" xmlns="http://schemas.openxmlformats.org/officeDocument/2006/bibliography" SelectedStyle="\APASixthEditionOfficeOnline.xsl" StyleName="APA" Version="6"/>
+</file>
+
+<file path=customXml/itemProps1.xml><?xml version="1.0" encoding="utf-8"?>
 <ds:datastoreItem xmlns:ds="http://schemas.openxmlformats.org/officeDocument/2006/customXml" ds:itemID="{9D9B1A75-0210-4935-8179-95DF20A26AD1}">
   <ds:schemaRefs>
     <ds:schemaRef ds:uri="http://schemas.microsoft.com/office/2006/metadata/properties"/>
@@ -33767,24 +37261,15 @@
 </ds:datastoreItem>
 </file>
 
-<file path=customXml/itemProps3.xml><?xml version="1.0" encoding="utf-8"?>
-<ds:datastoreItem xmlns:ds="http://schemas.openxmlformats.org/officeDocument/2006/customXml" ds:itemID="{816ACFB3-BC8F-456C-A037-3F3CFA3C3742}">
+<file path=customXml/itemProps2.xml><?xml version="1.0" encoding="utf-8"?>
+<ds:datastoreItem xmlns:ds="http://schemas.openxmlformats.org/officeDocument/2006/customXml" ds:itemID="{83102ECF-E44F-4F73-A78F-FE313D1BFB9A}">
   <ds:schemaRefs>
-    <ds:schemaRef ds:uri="http://schemas.openxmlformats.org/officeDocument/2006/bibliography"/>
+    <ds:schemaRef ds:uri="http://schemas.microsoft.com/sharepoint/v3/contenttype/forms"/>
   </ds:schemaRefs>
 </ds:datastoreItem>
 </file>
 
-<file path=customXml/itemProps4.xml><?xml version="1.0" encoding="utf-8"?>
-<ds:datastoreItem xmlns:ds="http://schemas.openxmlformats.org/officeDocument/2006/customXml" ds:itemID="{11111111-1234-1234-1234-123412341234}">
-  <ds:schemaRefs>
-    <ds:schemaRef ds:uri="http://customooxmlschemas.google.com/"/>
-    <ds:schemaRef ds:uri="http://schemas.openxmlformats.org/officeDocument/2006/relationships"/>
-  </ds:schemaRefs>
-</ds:datastoreItem>
-</file>
-
-<file path=customXml/itemProps5.xml><?xml version="1.0" encoding="utf-8"?>
+<file path=customXml/itemProps3.xml><?xml version="1.0" encoding="utf-8"?>
 <ds:datastoreItem xmlns:ds="http://schemas.openxmlformats.org/officeDocument/2006/customXml" ds:itemID="{DAA49FC4-2695-4FC6-8E3E-BFAD6B1A3844}">
   <ds:schemaRefs>
     <ds:schemaRef ds:uri="http://schemas.microsoft.com/office/2006/metadata/contentType"/>
@@ -33801,4 +37286,21 @@
     <ds:schemaRef ds:uri="http://schemas.microsoft.com/internal/obd"/>
   </ds:schemaRefs>
 </ds:datastoreItem>
+</file>
+
+<file path=customXml/itemProps4.xml><?xml version="1.0" encoding="utf-8"?>
+<ds:datastoreItem xmlns:ds="http://schemas.openxmlformats.org/officeDocument/2006/customXml" ds:itemID="{11111111-1234-1234-1234-123412341234}">
+  <ds:schemaRefs>
+    <ds:schemaRef ds:uri="http://customooxmlschemas.google.com/"/>
+    <ds:schemaRef ds:uri="http://schemas.openxmlformats.org/officeDocument/2006/relationships"/>
+  </ds:schemaRefs>
+</ds:datastoreItem>
+</file>
+
+<file path=customXml/itemProps5.xml><?xml version="1.0" encoding="utf-8"?>
+<ds:datastoreItem xmlns:ds="http://schemas.openxmlformats.org/officeDocument/2006/customXml" ds:itemID="{816ACFB3-BC8F-456C-A037-3F3CFA3C3742}">
+  <ds:schemaRefs>
+    <ds:schemaRef ds:uri="http://schemas.openxmlformats.org/officeDocument/2006/bibliography"/>
+  </ds:schemaRefs>
+</ds:datastoreItem>
 </file>